--- a/docs/Отчёт Ширинский П.А. БИТ 251 КП АиП.docx
+++ b/docs/Отчёт Ширинский П.А. БИТ 251 КП АиП.docx
@@ -1930,6 +1930,7 @@
         </w:rPr>
         <w:t>S</w:t>
       </w:r>
+      <w:proofErr w:type="spellStart"/>
       <w:r>
         <w:rPr>
           <w:rFonts w:ascii="Times New Roman" w:hAnsi="Times New Roman"/>
@@ -1947,6 +1948,7 @@
         </w:rPr>
         <w:t>i</w:t>
       </w:r>
+      <w:proofErr w:type="spellEnd"/>
       <w:r>
         <w:rPr>
           <w:rFonts w:ascii="Times New Roman" w:hAnsi="Times New Roman"/>
@@ -2015,7 +2017,25 @@
           <w:sz w:val="28"/>
           <w:szCs w:val="28"/>
         </w:rPr>
-        <w:t>для реализации криптографических операций используется библиотека OpenSSL;</w:t>
+        <w:t xml:space="preserve">для реализации криптографических операций используется библиотека </w:t>
+      </w:r>
+      <w:proofErr w:type="spellStart"/>
+      <w:r>
+        <w:rPr>
+          <w:rFonts w:ascii="Times New Roman" w:hAnsi="Times New Roman"/>
+          <w:sz w:val="28"/>
+          <w:szCs w:val="28"/>
+        </w:rPr>
+        <w:t>OpenSSL</w:t>
+      </w:r>
+      <w:proofErr w:type="spellEnd"/>
+      <w:r>
+        <w:rPr>
+          <w:rFonts w:ascii="Times New Roman" w:hAnsi="Times New Roman"/>
+          <w:sz w:val="28"/>
+          <w:szCs w:val="28"/>
+        </w:rPr>
+        <w:t>;</w:t>
       </w:r>
     </w:p>
     <w:p>
@@ -4666,7 +4686,43 @@
           <w:sz w:val="28"/>
           <w:szCs w:val="28"/>
         </w:rPr>
-        <w:t>В качестве среды разработки использована Microsoft Visual Studio 2022. Выбор данной среды обусловлен её поддержкой многофайловых проектов на C++, встроенными средствами отладки и удобством подключения внешних библиотек, включая OpenSSL [3].</w:t>
+        <w:t xml:space="preserve">В качестве среды разработки использована Microsoft Visual Studio 2022. Выбор данной среды обусловлен её поддержкой </w:t>
+      </w:r>
+      <w:proofErr w:type="spellStart"/>
+      <w:r>
+        <w:rPr>
+          <w:rFonts w:ascii="Times New Roman" w:hAnsi="Times New Roman"/>
+          <w:sz w:val="28"/>
+          <w:szCs w:val="28"/>
+        </w:rPr>
+        <w:t>многофайловых</w:t>
+      </w:r>
+      <w:proofErr w:type="spellEnd"/>
+      <w:r>
+        <w:rPr>
+          <w:rFonts w:ascii="Times New Roman" w:hAnsi="Times New Roman"/>
+          <w:sz w:val="28"/>
+          <w:szCs w:val="28"/>
+        </w:rPr>
+        <w:t xml:space="preserve"> проектов на C++, встроенными средствами отладки и удобством подключения внешних библиотек, включая </w:t>
+      </w:r>
+      <w:proofErr w:type="spellStart"/>
+      <w:r>
+        <w:rPr>
+          <w:rFonts w:ascii="Times New Roman" w:hAnsi="Times New Roman"/>
+          <w:sz w:val="28"/>
+          <w:szCs w:val="28"/>
+        </w:rPr>
+        <w:t>OpenSSL</w:t>
+      </w:r>
+      <w:proofErr w:type="spellEnd"/>
+      <w:r>
+        <w:rPr>
+          <w:rFonts w:ascii="Times New Roman" w:hAnsi="Times New Roman"/>
+          <w:sz w:val="28"/>
+          <w:szCs w:val="28"/>
+        </w:rPr>
+        <w:t xml:space="preserve"> [3].</w:t>
       </w:r>
     </w:p>
     <w:p>
@@ -4686,7 +4742,25 @@
           <w:sz w:val="28"/>
           <w:szCs w:val="28"/>
         </w:rPr>
-        <w:t>Для обеспечения реальной, а не условной защиты данных в проекте применяется библиотека OpenSSL [4]. Проверка мастер-пароля основана на PBKDF2-HMAC-SHA256, что позволяет использовать соль и большое число итераций для повышения стойкости к перебору [4–6]. Для шифрования содержимого базы выбран алгоритм AES-256-GCM, обеспечивающий как конфиденциальность, так и контроль целостности данных [4, 5, 7].</w:t>
+        <w:t xml:space="preserve">Для обеспечения реальной, а не условной защиты данных в проекте применяется библиотека </w:t>
+      </w:r>
+      <w:proofErr w:type="spellStart"/>
+      <w:r>
+        <w:rPr>
+          <w:rFonts w:ascii="Times New Roman" w:hAnsi="Times New Roman"/>
+          <w:sz w:val="28"/>
+          <w:szCs w:val="28"/>
+        </w:rPr>
+        <w:t>OpenSSL</w:t>
+      </w:r>
+      <w:proofErr w:type="spellEnd"/>
+      <w:r>
+        <w:rPr>
+          <w:rFonts w:ascii="Times New Roman" w:hAnsi="Times New Roman"/>
+          <w:sz w:val="28"/>
+          <w:szCs w:val="28"/>
+        </w:rPr>
+        <w:t xml:space="preserve"> [4]. Проверка мастер-пароля основана на PBKDF2-HMAC-SHA256, что позволяет использовать соль и большое число итераций для повышения стойкости к перебору [4–6]. Для шифрования содержимого базы выбран алгоритм AES-256-GCM, обеспечивающий как конфиденциальность, так и контроль целостности данных [4, 5, 7].</w:t>
       </w:r>
     </w:p>
     <w:p>
@@ -5230,7 +5304,27 @@
           <w:szCs w:val="28"/>
           <w:lang w:eastAsia="ru-RU"/>
         </w:rPr>
-        <w:t xml:space="preserve"> отвечает за сохранение и загрузку хранилища. В этом модуле реализованы сериализация и десериализация записей, запись служебных данных в бинарный файл, чтение файла, а также сохранение через временный файл с последующей заменой основного.</w:t>
+        <w:t xml:space="preserve"> отвечает за сохранение и загрузку хранилища. В этом модуле реализованы сериализация и </w:t>
+      </w:r>
+      <w:proofErr w:type="spellStart"/>
+      <w:r>
+        <w:rPr>
+          <w:rFonts w:ascii="Times New Roman" w:eastAsia="Times New Roman" w:hAnsi="Times New Roman"/>
+          <w:sz w:val="28"/>
+          <w:szCs w:val="28"/>
+          <w:lang w:eastAsia="ru-RU"/>
+        </w:rPr>
+        <w:t>десериализация</w:t>
+      </w:r>
+      <w:proofErr w:type="spellEnd"/>
+      <w:r>
+        <w:rPr>
+          <w:rFonts w:ascii="Times New Roman" w:eastAsia="Times New Roman" w:hAnsi="Times New Roman"/>
+          <w:sz w:val="28"/>
+          <w:szCs w:val="28"/>
+          <w:lang w:eastAsia="ru-RU"/>
+        </w:rPr>
+        <w:t xml:space="preserve"> записей, запись служебных данных в бинарный файл, чтение файла, а также сохранение через временный файл с последующей заменой основного.</w:t>
       </w:r>
     </w:p>
     <w:p>
@@ -5714,7 +5808,27 @@
           <w:szCs w:val="28"/>
           <w:lang w:eastAsia="ru-RU"/>
         </w:rPr>
-        <w:t>Класс PasswordEntry описывает одну запись в хранилище и содержит поля сайта, логина и пароля.</w:t>
+        <w:t xml:space="preserve">Класс </w:t>
+      </w:r>
+      <w:proofErr w:type="spellStart"/>
+      <w:r>
+        <w:rPr>
+          <w:rFonts w:ascii="Times New Roman" w:eastAsia="Times New Roman" w:hAnsi="Times New Roman"/>
+          <w:sz w:val="28"/>
+          <w:szCs w:val="28"/>
+          <w:lang w:eastAsia="ru-RU"/>
+        </w:rPr>
+        <w:t>PasswordEntry</w:t>
+      </w:r>
+      <w:proofErr w:type="spellEnd"/>
+      <w:r>
+        <w:rPr>
+          <w:rFonts w:ascii="Times New Roman" w:eastAsia="Times New Roman" w:hAnsi="Times New Roman"/>
+          <w:sz w:val="28"/>
+          <w:szCs w:val="28"/>
+          <w:lang w:eastAsia="ru-RU"/>
+        </w:rPr>
+        <w:t xml:space="preserve"> описывает одну запись в хранилище и содержит поля сайта, логина и пароля.</w:t>
       </w:r>
     </w:p>
     <w:p>
@@ -5736,7 +5850,27 @@
           <w:szCs w:val="28"/>
           <w:lang w:eastAsia="ru-RU"/>
         </w:rPr>
-        <w:t>Класс Vault предназначен для хранения набора записей и реализации операций добавления, редактирования, удаления, просмотра и очистки данных.</w:t>
+        <w:t xml:space="preserve">Класс </w:t>
+      </w:r>
+      <w:proofErr w:type="spellStart"/>
+      <w:r>
+        <w:rPr>
+          <w:rFonts w:ascii="Times New Roman" w:eastAsia="Times New Roman" w:hAnsi="Times New Roman"/>
+          <w:sz w:val="28"/>
+          <w:szCs w:val="28"/>
+          <w:lang w:eastAsia="ru-RU"/>
+        </w:rPr>
+        <w:t>Vault</w:t>
+      </w:r>
+      <w:proofErr w:type="spellEnd"/>
+      <w:r>
+        <w:rPr>
+          <w:rFonts w:ascii="Times New Roman" w:eastAsia="Times New Roman" w:hAnsi="Times New Roman"/>
+          <w:sz w:val="28"/>
+          <w:szCs w:val="28"/>
+          <w:lang w:eastAsia="ru-RU"/>
+        </w:rPr>
+        <w:t xml:space="preserve"> предназначен для хранения набора записей и реализации операций добавления, редактирования, удаления, просмотра и очистки данных.</w:t>
       </w:r>
     </w:p>
     <w:p>
@@ -5758,7 +5892,27 @@
           <w:szCs w:val="28"/>
           <w:lang w:eastAsia="ru-RU"/>
         </w:rPr>
-        <w:t>Класс PasswordGenerator реализует генерацию случайных паролей заданной длины.</w:t>
+        <w:t xml:space="preserve">Класс </w:t>
+      </w:r>
+      <w:proofErr w:type="spellStart"/>
+      <w:r>
+        <w:rPr>
+          <w:rFonts w:ascii="Times New Roman" w:eastAsia="Times New Roman" w:hAnsi="Times New Roman"/>
+          <w:sz w:val="28"/>
+          <w:szCs w:val="28"/>
+          <w:lang w:eastAsia="ru-RU"/>
+        </w:rPr>
+        <w:t>PasswordGenerator</w:t>
+      </w:r>
+      <w:proofErr w:type="spellEnd"/>
+      <w:r>
+        <w:rPr>
+          <w:rFonts w:ascii="Times New Roman" w:eastAsia="Times New Roman" w:hAnsi="Times New Roman"/>
+          <w:sz w:val="28"/>
+          <w:szCs w:val="28"/>
+          <w:lang w:eastAsia="ru-RU"/>
+        </w:rPr>
+        <w:t xml:space="preserve"> реализует генерацию случайных паролей заданной длины.</w:t>
       </w:r>
     </w:p>
     <w:p>
@@ -5780,7 +5934,27 @@
           <w:szCs w:val="28"/>
           <w:lang w:eastAsia="ru-RU"/>
         </w:rPr>
-        <w:t>Класс CryptoManager выполняет криптографические операции: генерацию случайных байтов, вывод ключа PBKDF2-HMAC-SHA256, шифрование и расшифрование данных AES-256-GCM</w:t>
+        <w:t xml:space="preserve">Класс </w:t>
+      </w:r>
+      <w:proofErr w:type="spellStart"/>
+      <w:r>
+        <w:rPr>
+          <w:rFonts w:ascii="Times New Roman" w:eastAsia="Times New Roman" w:hAnsi="Times New Roman"/>
+          <w:sz w:val="28"/>
+          <w:szCs w:val="28"/>
+          <w:lang w:eastAsia="ru-RU"/>
+        </w:rPr>
+        <w:t>CryptoManager</w:t>
+      </w:r>
+      <w:proofErr w:type="spellEnd"/>
+      <w:r>
+        <w:rPr>
+          <w:rFonts w:ascii="Times New Roman" w:eastAsia="Times New Roman" w:hAnsi="Times New Roman"/>
+          <w:sz w:val="28"/>
+          <w:szCs w:val="28"/>
+          <w:lang w:eastAsia="ru-RU"/>
+        </w:rPr>
+        <w:t xml:space="preserve"> выполняет криптографические операции: генерацию случайных байтов, вывод ключа PBKDF2-HMAC-SHA256, шифрование и расшифрование данных AES-256-GCM</w:t>
       </w:r>
       <w:r>
         <w:rPr>
@@ -5811,7 +5985,27 @@
           <w:szCs w:val="28"/>
           <w:lang w:eastAsia="ru-RU"/>
         </w:rPr>
-        <w:t>Класс AuthManager предназначен для регистрации мастер-пароля, хранения соли и проверочного хэша, а также для проверки правильности ввода мастер-пароля при авторизации.</w:t>
+        <w:t xml:space="preserve">Класс </w:t>
+      </w:r>
+      <w:proofErr w:type="spellStart"/>
+      <w:r>
+        <w:rPr>
+          <w:rFonts w:ascii="Times New Roman" w:eastAsia="Times New Roman" w:hAnsi="Times New Roman"/>
+          <w:sz w:val="28"/>
+          <w:szCs w:val="28"/>
+          <w:lang w:eastAsia="ru-RU"/>
+        </w:rPr>
+        <w:t>AuthManager</w:t>
+      </w:r>
+      <w:proofErr w:type="spellEnd"/>
+      <w:r>
+        <w:rPr>
+          <w:rFonts w:ascii="Times New Roman" w:eastAsia="Times New Roman" w:hAnsi="Times New Roman"/>
+          <w:sz w:val="28"/>
+          <w:szCs w:val="28"/>
+          <w:lang w:eastAsia="ru-RU"/>
+        </w:rPr>
+        <w:t xml:space="preserve"> предназначен для регистрации мастер-пароля, хранения соли и проверочного хэша, а также для проверки правильности ввода мастер-пароля при авторизации.</w:t>
       </w:r>
     </w:p>
     <w:p>
@@ -5833,7 +6027,27 @@
           <w:szCs w:val="28"/>
           <w:lang w:eastAsia="ru-RU"/>
         </w:rPr>
-        <w:t>Класс FileManager отвечает за сохранение и загрузку хранилища, сериализацию записей и работу с зашифрованным бинарным файлом.</w:t>
+        <w:t xml:space="preserve">Класс </w:t>
+      </w:r>
+      <w:proofErr w:type="spellStart"/>
+      <w:r>
+        <w:rPr>
+          <w:rFonts w:ascii="Times New Roman" w:eastAsia="Times New Roman" w:hAnsi="Times New Roman"/>
+          <w:sz w:val="28"/>
+          <w:szCs w:val="28"/>
+          <w:lang w:eastAsia="ru-RU"/>
+        </w:rPr>
+        <w:t>FileManager</w:t>
+      </w:r>
+      <w:proofErr w:type="spellEnd"/>
+      <w:r>
+        <w:rPr>
+          <w:rFonts w:ascii="Times New Roman" w:eastAsia="Times New Roman" w:hAnsi="Times New Roman"/>
+          <w:sz w:val="28"/>
+          <w:szCs w:val="28"/>
+          <w:lang w:eastAsia="ru-RU"/>
+        </w:rPr>
+        <w:t xml:space="preserve"> отвечает за сохранение и загрузку хранилища, сериализацию записей и работу с зашифрованным бинарным файлом.</w:t>
       </w:r>
     </w:p>
     <w:p>
@@ -5856,7 +6070,27 @@
           <w:lang w:eastAsia="ru-RU"/>
         </w:rPr>
         <w:lastRenderedPageBreak/>
-        <w:t>Класс App объединяет работу остальных классов и реализует пользовательский сценарий: запуск программы, вход в систему, показ главного меню и выполнение выбранных операций.</w:t>
+        <w:t xml:space="preserve">Класс </w:t>
+      </w:r>
+      <w:proofErr w:type="spellStart"/>
+      <w:r>
+        <w:rPr>
+          <w:rFonts w:ascii="Times New Roman" w:eastAsia="Times New Roman" w:hAnsi="Times New Roman"/>
+          <w:sz w:val="28"/>
+          <w:szCs w:val="28"/>
+          <w:lang w:eastAsia="ru-RU"/>
+        </w:rPr>
+        <w:t>App</w:t>
+      </w:r>
+      <w:proofErr w:type="spellEnd"/>
+      <w:r>
+        <w:rPr>
+          <w:rFonts w:ascii="Times New Roman" w:eastAsia="Times New Roman" w:hAnsi="Times New Roman"/>
+          <w:sz w:val="28"/>
+          <w:szCs w:val="28"/>
+          <w:lang w:eastAsia="ru-RU"/>
+        </w:rPr>
+        <w:t xml:space="preserve"> объединяет работу остальных классов и реализует пользовательский сценарий: запуск программы, вход в систему, показ главного меню и выполнение выбранных операций.</w:t>
       </w:r>
     </w:p>
     <w:p>
@@ -5919,7 +6153,147 @@
           <w:szCs w:val="28"/>
           <w:lang w:eastAsia="ru-RU"/>
         </w:rPr>
-        <w:t>Центральным управляющим компонентом программы является класс App. Он взаимодействует с классом AuthManager при регистрации и входе, с классом FileManager при сохранении и загрузке данных, с классом Vault при работе с набором записей, с классом PasswordEntry как со структурой отдельной записи, с классом PasswordGenerator при создании случайных паролей и с классом CryptoManager косвенно через модули аутентификации и файловой обработки.</w:t>
+        <w:t xml:space="preserve">Центральным управляющим компонентом программы является класс </w:t>
+      </w:r>
+      <w:proofErr w:type="spellStart"/>
+      <w:r>
+        <w:rPr>
+          <w:rFonts w:ascii="Times New Roman" w:eastAsia="Times New Roman" w:hAnsi="Times New Roman"/>
+          <w:sz w:val="28"/>
+          <w:szCs w:val="28"/>
+          <w:lang w:eastAsia="ru-RU"/>
+        </w:rPr>
+        <w:t>App</w:t>
+      </w:r>
+      <w:proofErr w:type="spellEnd"/>
+      <w:r>
+        <w:rPr>
+          <w:rFonts w:ascii="Times New Roman" w:eastAsia="Times New Roman" w:hAnsi="Times New Roman"/>
+          <w:sz w:val="28"/>
+          <w:szCs w:val="28"/>
+          <w:lang w:eastAsia="ru-RU"/>
+        </w:rPr>
+        <w:t xml:space="preserve">. Он взаимодействует с классом </w:t>
+      </w:r>
+      <w:proofErr w:type="spellStart"/>
+      <w:r>
+        <w:rPr>
+          <w:rFonts w:ascii="Times New Roman" w:eastAsia="Times New Roman" w:hAnsi="Times New Roman"/>
+          <w:sz w:val="28"/>
+          <w:szCs w:val="28"/>
+          <w:lang w:eastAsia="ru-RU"/>
+        </w:rPr>
+        <w:t>AuthManager</w:t>
+      </w:r>
+      <w:proofErr w:type="spellEnd"/>
+      <w:r>
+        <w:rPr>
+          <w:rFonts w:ascii="Times New Roman" w:eastAsia="Times New Roman" w:hAnsi="Times New Roman"/>
+          <w:sz w:val="28"/>
+          <w:szCs w:val="28"/>
+          <w:lang w:eastAsia="ru-RU"/>
+        </w:rPr>
+        <w:t xml:space="preserve"> при регистрации и входе, с классом </w:t>
+      </w:r>
+      <w:proofErr w:type="spellStart"/>
+      <w:r>
+        <w:rPr>
+          <w:rFonts w:ascii="Times New Roman" w:eastAsia="Times New Roman" w:hAnsi="Times New Roman"/>
+          <w:sz w:val="28"/>
+          <w:szCs w:val="28"/>
+          <w:lang w:eastAsia="ru-RU"/>
+        </w:rPr>
+        <w:t>FileManager</w:t>
+      </w:r>
+      <w:proofErr w:type="spellEnd"/>
+      <w:r>
+        <w:rPr>
+          <w:rFonts w:ascii="Times New Roman" w:eastAsia="Times New Roman" w:hAnsi="Times New Roman"/>
+          <w:sz w:val="28"/>
+          <w:szCs w:val="28"/>
+          <w:lang w:eastAsia="ru-RU"/>
+        </w:rPr>
+        <w:t xml:space="preserve"> при сохранении и загрузке данных, с классом </w:t>
+      </w:r>
+      <w:proofErr w:type="spellStart"/>
+      <w:r>
+        <w:rPr>
+          <w:rFonts w:ascii="Times New Roman" w:eastAsia="Times New Roman" w:hAnsi="Times New Roman"/>
+          <w:sz w:val="28"/>
+          <w:szCs w:val="28"/>
+          <w:lang w:eastAsia="ru-RU"/>
+        </w:rPr>
+        <w:t>Vault</w:t>
+      </w:r>
+      <w:proofErr w:type="spellEnd"/>
+      <w:r>
+        <w:rPr>
+          <w:rFonts w:ascii="Times New Roman" w:eastAsia="Times New Roman" w:hAnsi="Times New Roman"/>
+          <w:sz w:val="28"/>
+          <w:szCs w:val="28"/>
+          <w:lang w:eastAsia="ru-RU"/>
+        </w:rPr>
+        <w:t xml:space="preserve"> при работе с набором записей, с классом </w:t>
+      </w:r>
+      <w:proofErr w:type="spellStart"/>
+      <w:r>
+        <w:rPr>
+          <w:rFonts w:ascii="Times New Roman" w:eastAsia="Times New Roman" w:hAnsi="Times New Roman"/>
+          <w:sz w:val="28"/>
+          <w:szCs w:val="28"/>
+          <w:lang w:eastAsia="ru-RU"/>
+        </w:rPr>
+        <w:t>PasswordEntry</w:t>
+      </w:r>
+      <w:proofErr w:type="spellEnd"/>
+      <w:r>
+        <w:rPr>
+          <w:rFonts w:ascii="Times New Roman" w:eastAsia="Times New Roman" w:hAnsi="Times New Roman"/>
+          <w:sz w:val="28"/>
+          <w:szCs w:val="28"/>
+          <w:lang w:eastAsia="ru-RU"/>
+        </w:rPr>
+        <w:t xml:space="preserve"> как со структурой отдельной записи, с классом </w:t>
+      </w:r>
+      <w:proofErr w:type="spellStart"/>
+      <w:r>
+        <w:rPr>
+          <w:rFonts w:ascii="Times New Roman" w:eastAsia="Times New Roman" w:hAnsi="Times New Roman"/>
+          <w:sz w:val="28"/>
+          <w:szCs w:val="28"/>
+          <w:lang w:eastAsia="ru-RU"/>
+        </w:rPr>
+        <w:t>PasswordGenerator</w:t>
+      </w:r>
+      <w:proofErr w:type="spellEnd"/>
+      <w:r>
+        <w:rPr>
+          <w:rFonts w:ascii="Times New Roman" w:eastAsia="Times New Roman" w:hAnsi="Times New Roman"/>
+          <w:sz w:val="28"/>
+          <w:szCs w:val="28"/>
+          <w:lang w:eastAsia="ru-RU"/>
+        </w:rPr>
+        <w:t xml:space="preserve"> при создании случайных паролей и с классом </w:t>
+      </w:r>
+      <w:proofErr w:type="spellStart"/>
+      <w:r>
+        <w:rPr>
+          <w:rFonts w:ascii="Times New Roman" w:eastAsia="Times New Roman" w:hAnsi="Times New Roman"/>
+          <w:sz w:val="28"/>
+          <w:szCs w:val="28"/>
+          <w:lang w:eastAsia="ru-RU"/>
+        </w:rPr>
+        <w:t>CryptoManager</w:t>
+      </w:r>
+      <w:proofErr w:type="spellEnd"/>
+      <w:r>
+        <w:rPr>
+          <w:rFonts w:ascii="Times New Roman" w:eastAsia="Times New Roman" w:hAnsi="Times New Roman"/>
+          <w:sz w:val="28"/>
+          <w:szCs w:val="28"/>
+          <w:lang w:eastAsia="ru-RU"/>
+        </w:rPr>
+        <w:t xml:space="preserve"> косвенно через модули аутентификации и файловой обработки.</w:t>
       </w:r>
     </w:p>
     <w:p>
@@ -5968,13 +6342,2394 @@
         <mc:AlternateContent>
           <mc:Choice Requires="wps">
             <w:drawing>
-              <wp:anchor distT="45720" distB="45720" distL="114300" distR="114300" simplePos="0" relativeHeight="250950144" behindDoc="1" locked="0" layoutInCell="1" allowOverlap="1" wp14:anchorId="4814D777" wp14:editId="35F3AC08">
+              <wp:anchor distT="0" distB="0" distL="114300" distR="114300" simplePos="0" relativeHeight="252216832" behindDoc="0" locked="0" layoutInCell="1" allowOverlap="1" wp14:anchorId="186A5861" wp14:editId="5754C3FE">
                 <wp:simplePos x="0" y="0"/>
                 <wp:positionH relativeFrom="column">
-                  <wp:posOffset>-137160</wp:posOffset>
+                  <wp:posOffset>2439670</wp:posOffset>
                 </wp:positionH>
                 <wp:positionV relativeFrom="paragraph">
-                  <wp:posOffset>2577782</wp:posOffset>
+                  <wp:posOffset>3372485</wp:posOffset>
+                </wp:positionV>
+                <wp:extent cx="45719" cy="2275840"/>
+                <wp:effectExtent l="76200" t="0" r="50165" b="48260"/>
+                <wp:wrapNone/>
+                <wp:docPr id="193" name="Соединитель: уступ 193"/>
+                <wp:cNvGraphicFramePr/>
+                <a:graphic xmlns:a="http://schemas.openxmlformats.org/drawingml/2006/main">
+                  <a:graphicData uri="http://schemas.microsoft.com/office/word/2010/wordprocessingShape">
+                    <wps:wsp>
+                      <wps:cNvCnPr/>
+                      <wps:spPr>
+                        <a:xfrm flipH="1">
+                          <a:off x="0" y="0"/>
+                          <a:ext cx="45719" cy="2275840"/>
+                        </a:xfrm>
+                        <a:prstGeom prst="bentConnector3">
+                          <a:avLst>
+                            <a:gd name="adj1" fmla="val 96424"/>
+                          </a:avLst>
+                        </a:prstGeom>
+                        <a:ln>
+                          <a:tailEnd type="triangle"/>
+                        </a:ln>
+                      </wps:spPr>
+                      <wps:style>
+                        <a:lnRef idx="1">
+                          <a:schemeClr val="dk1"/>
+                        </a:lnRef>
+                        <a:fillRef idx="0">
+                          <a:schemeClr val="dk1"/>
+                        </a:fillRef>
+                        <a:effectRef idx="0">
+                          <a:schemeClr val="dk1"/>
+                        </a:effectRef>
+                        <a:fontRef idx="minor">
+                          <a:schemeClr val="tx1"/>
+                        </a:fontRef>
+                      </wps:style>
+                      <wps:bodyPr/>
+                    </wps:wsp>
+                  </a:graphicData>
+                </a:graphic>
+                <wp14:sizeRelH relativeFrom="margin">
+                  <wp14:pctWidth>0</wp14:pctWidth>
+                </wp14:sizeRelH>
+                <wp14:sizeRelV relativeFrom="margin">
+                  <wp14:pctHeight>0</wp14:pctHeight>
+                </wp14:sizeRelV>
+              </wp:anchor>
+            </w:drawing>
+          </mc:Choice>
+          <mc:Fallback>
+            <w:pict>
+              <v:shapetype w14:anchorId="3E52AE3C" id="_x0000_t34" coordsize="21600,21600" o:spt="34" o:oned="t" adj="10800" path="m,l@0,0@0,21600,21600,21600e" filled="f">
+                <v:stroke joinstyle="miter"/>
+                <v:formulas>
+                  <v:f eqn="val #0"/>
+                </v:formulas>
+                <v:path arrowok="t" fillok="f" o:connecttype="none"/>
+                <v:handles>
+                  <v:h position="#0,center"/>
+                </v:handles>
+                <o:lock v:ext="edit" shapetype="t"/>
+              </v:shapetype>
+              <v:shape id="Соединитель: уступ 193" o:spid="_x0000_s1026" type="#_x0000_t34" style="position:absolute;margin-left:192.1pt;margin-top:265.55pt;width:3.6pt;height:179.2pt;flip:x;z-index:252216832;visibility:visible;mso-wrap-style:square;mso-width-percent:0;mso-height-percent:0;mso-wrap-distance-left:9pt;mso-wrap-distance-top:0;mso-wrap-distance-right:9pt;mso-wrap-distance-bottom:0;mso-position-horizontal:absolute;mso-position-horizontal-relative:text;mso-position-vertical:absolute;mso-position-vertical-relative:text;mso-width-percent:0;mso-height-percent:0;mso-width-relative:margin;mso-height-relative:margin" o:gfxdata="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" adj="20828" strokecolor="black [3040]">
+                <v:stroke endarrow="block"/>
+              </v:shape>
+            </w:pict>
+          </mc:Fallback>
+        </mc:AlternateContent>
+      </w:r>
+      <w:r>
+        <w:rPr>
+          <w:rFonts w:ascii="Times New Roman" w:hAnsi="Times New Roman"/>
+          <w:b/>
+          <w:noProof/>
+          <w:sz w:val="28"/>
+          <w:szCs w:val="28"/>
+        </w:rPr>
+        <mc:AlternateContent>
+          <mc:Choice Requires="wps">
+            <w:drawing>
+              <wp:anchor distT="0" distB="0" distL="114300" distR="114300" simplePos="0" relativeHeight="252454400" behindDoc="0" locked="0" layoutInCell="1" allowOverlap="1" wp14:anchorId="2DA08E1E" wp14:editId="1EDEBAA0">
+                <wp:simplePos x="0" y="0"/>
+                <wp:positionH relativeFrom="column">
+                  <wp:posOffset>2470784</wp:posOffset>
+                </wp:positionH>
+                <wp:positionV relativeFrom="paragraph">
+                  <wp:posOffset>5048884</wp:posOffset>
+                </wp:positionV>
+                <wp:extent cx="1565275" cy="1307465"/>
+                <wp:effectExtent l="38100" t="76200" r="15875" b="26035"/>
+                <wp:wrapNone/>
+                <wp:docPr id="200" name="Соединитель: уступ 200"/>
+                <wp:cNvGraphicFramePr/>
+                <a:graphic xmlns:a="http://schemas.openxmlformats.org/drawingml/2006/main">
+                  <a:graphicData uri="http://schemas.microsoft.com/office/word/2010/wordprocessingShape">
+                    <wps:wsp>
+                      <wps:cNvCnPr/>
+                      <wps:spPr>
+                        <a:xfrm flipH="1" flipV="1">
+                          <a:off x="0" y="0"/>
+                          <a:ext cx="1565275" cy="1307465"/>
+                        </a:xfrm>
+                        <a:prstGeom prst="bentConnector3">
+                          <a:avLst>
+                            <a:gd name="adj1" fmla="val 467"/>
+                          </a:avLst>
+                        </a:prstGeom>
+                        <a:ln>
+                          <a:tailEnd type="triangle"/>
+                        </a:ln>
+                      </wps:spPr>
+                      <wps:style>
+                        <a:lnRef idx="1">
+                          <a:schemeClr val="dk1"/>
+                        </a:lnRef>
+                        <a:fillRef idx="0">
+                          <a:schemeClr val="dk1"/>
+                        </a:fillRef>
+                        <a:effectRef idx="0">
+                          <a:schemeClr val="dk1"/>
+                        </a:effectRef>
+                        <a:fontRef idx="minor">
+                          <a:schemeClr val="tx1"/>
+                        </a:fontRef>
+                      </wps:style>
+                      <wps:bodyPr/>
+                    </wps:wsp>
+                  </a:graphicData>
+                </a:graphic>
+                <wp14:sizeRelH relativeFrom="margin">
+                  <wp14:pctWidth>0</wp14:pctWidth>
+                </wp14:sizeRelH>
+                <wp14:sizeRelV relativeFrom="margin">
+                  <wp14:pctHeight>0</wp14:pctHeight>
+                </wp14:sizeRelV>
+              </wp:anchor>
+            </w:drawing>
+          </mc:Choice>
+          <mc:Fallback>
+            <w:pict>
+              <v:shape w14:anchorId="31A41C66" id="Соединитель: уступ 200" o:spid="_x0000_s1026" type="#_x0000_t34" style="position:absolute;margin-left:194.55pt;margin-top:397.55pt;width:123.25pt;height:102.95pt;flip:x y;z-index:252454400;visibility:visible;mso-wrap-style:square;mso-width-percent:0;mso-height-percent:0;mso-wrap-distance-left:9pt;mso-wrap-distance-top:0;mso-wrap-distance-right:9pt;mso-wrap-distance-bottom:0;mso-position-horizontal:absolute;mso-position-horizontal-relative:text;mso-position-vertical:absolute;mso-position-vertical-relative:text;mso-width-percent:0;mso-height-percent:0;mso-width-relative:margin;mso-height-relative:margin" o:gfxdata="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" adj="101" strokecolor="black [3040]">
+                <v:stroke endarrow="block"/>
+              </v:shape>
+            </w:pict>
+          </mc:Fallback>
+        </mc:AlternateContent>
+      </w:r>
+      <w:r>
+        <w:rPr>
+          <w:rFonts w:ascii="Times New Roman" w:hAnsi="Times New Roman"/>
+          <w:b/>
+          <w:noProof/>
+          <w:sz w:val="28"/>
+          <w:szCs w:val="28"/>
+        </w:rPr>
+        <mc:AlternateContent>
+          <mc:Choice Requires="wps">
+            <w:drawing>
+              <wp:anchor distT="0" distB="0" distL="114300" distR="114300" simplePos="0" relativeHeight="252717568" behindDoc="0" locked="0" layoutInCell="1" allowOverlap="1" wp14:anchorId="6A754AC6" wp14:editId="5B154879">
+                <wp:simplePos x="0" y="0"/>
+                <wp:positionH relativeFrom="column">
+                  <wp:posOffset>2960774</wp:posOffset>
+                </wp:positionH>
+                <wp:positionV relativeFrom="paragraph">
+                  <wp:posOffset>397914</wp:posOffset>
+                </wp:positionV>
+                <wp:extent cx="4618" cy="263236"/>
+                <wp:effectExtent l="76200" t="0" r="71755" b="60960"/>
+                <wp:wrapNone/>
+                <wp:docPr id="205" name="Соединитель: уступ 205"/>
+                <wp:cNvGraphicFramePr/>
+                <a:graphic xmlns:a="http://schemas.openxmlformats.org/drawingml/2006/main">
+                  <a:graphicData uri="http://schemas.microsoft.com/office/word/2010/wordprocessingShape">
+                    <wps:wsp>
+                      <wps:cNvCnPr/>
+                      <wps:spPr>
+                        <a:xfrm>
+                          <a:off x="0" y="0"/>
+                          <a:ext cx="4618" cy="263236"/>
+                        </a:xfrm>
+                        <a:prstGeom prst="bentConnector3">
+                          <a:avLst/>
+                        </a:prstGeom>
+                        <a:ln>
+                          <a:tailEnd type="triangle"/>
+                        </a:ln>
+                      </wps:spPr>
+                      <wps:style>
+                        <a:lnRef idx="1">
+                          <a:schemeClr val="dk1"/>
+                        </a:lnRef>
+                        <a:fillRef idx="0">
+                          <a:schemeClr val="dk1"/>
+                        </a:fillRef>
+                        <a:effectRef idx="0">
+                          <a:schemeClr val="dk1"/>
+                        </a:effectRef>
+                        <a:fontRef idx="minor">
+                          <a:schemeClr val="tx1"/>
+                        </a:fontRef>
+                      </wps:style>
+                      <wps:bodyPr/>
+                    </wps:wsp>
+                  </a:graphicData>
+                </a:graphic>
+              </wp:anchor>
+            </w:drawing>
+          </mc:Choice>
+          <mc:Fallback>
+            <w:pict>
+              <v:shape w14:anchorId="1FE7F2E6" id="Соединитель: уступ 205" o:spid="_x0000_s1026" type="#_x0000_t34" style="position:absolute;margin-left:233.15pt;margin-top:31.35pt;width:.35pt;height:20.75pt;z-index:252717568;visibility:visible;mso-wrap-style:square;mso-wrap-distance-left:9pt;mso-wrap-distance-top:0;mso-wrap-distance-right:9pt;mso-wrap-distance-bottom:0;mso-position-horizontal:absolute;mso-position-horizontal-relative:text;mso-position-vertical:absolute;mso-position-vertical-relative:text" o:gfxdata="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" strokecolor="black [3040]">
+                <v:stroke endarrow="block"/>
+              </v:shape>
+            </w:pict>
+          </mc:Fallback>
+        </mc:AlternateContent>
+      </w:r>
+      <w:r>
+        <w:rPr>
+          <w:rFonts w:ascii="Times New Roman" w:hAnsi="Times New Roman"/>
+          <w:b/>
+          <w:noProof/>
+          <w:sz w:val="28"/>
+          <w:szCs w:val="28"/>
+        </w:rPr>
+        <mc:AlternateContent>
+          <mc:Choice Requires="wps">
+            <w:drawing>
+              <wp:anchor distT="0" distB="0" distL="114300" distR="114300" simplePos="0" relativeHeight="251031040" behindDoc="0" locked="0" layoutInCell="1" allowOverlap="1" wp14:anchorId="02A96BB2" wp14:editId="38852540">
+                <wp:simplePos x="0" y="0"/>
+                <wp:positionH relativeFrom="column">
+                  <wp:posOffset>774065</wp:posOffset>
+                </wp:positionH>
+                <wp:positionV relativeFrom="paragraph">
+                  <wp:posOffset>4797061</wp:posOffset>
+                </wp:positionV>
+                <wp:extent cx="626836" cy="549729"/>
+                <wp:effectExtent l="76200" t="0" r="20955" b="60325"/>
+                <wp:wrapNone/>
+                <wp:docPr id="28" name="Соединитель: уступ 28"/>
+                <wp:cNvGraphicFramePr/>
+                <a:graphic xmlns:a="http://schemas.openxmlformats.org/drawingml/2006/main">
+                  <a:graphicData uri="http://schemas.microsoft.com/office/word/2010/wordprocessingShape">
+                    <wps:wsp>
+                      <wps:cNvCnPr/>
+                      <wps:spPr>
+                        <a:xfrm flipH="1">
+                          <a:off x="0" y="0"/>
+                          <a:ext cx="626836" cy="549729"/>
+                        </a:xfrm>
+                        <a:prstGeom prst="bentConnector3">
+                          <a:avLst>
+                            <a:gd name="adj1" fmla="val 100278"/>
+                          </a:avLst>
+                        </a:prstGeom>
+                        <a:ln>
+                          <a:tailEnd type="triangle"/>
+                        </a:ln>
+                      </wps:spPr>
+                      <wps:style>
+                        <a:lnRef idx="1">
+                          <a:schemeClr val="dk1"/>
+                        </a:lnRef>
+                        <a:fillRef idx="0">
+                          <a:schemeClr val="dk1"/>
+                        </a:fillRef>
+                        <a:effectRef idx="0">
+                          <a:schemeClr val="dk1"/>
+                        </a:effectRef>
+                        <a:fontRef idx="minor">
+                          <a:schemeClr val="tx1"/>
+                        </a:fontRef>
+                      </wps:style>
+                      <wps:bodyPr/>
+                    </wps:wsp>
+                  </a:graphicData>
+                </a:graphic>
+                <wp14:sizeRelH relativeFrom="margin">
+                  <wp14:pctWidth>0</wp14:pctWidth>
+                </wp14:sizeRelH>
+                <wp14:sizeRelV relativeFrom="margin">
+                  <wp14:pctHeight>0</wp14:pctHeight>
+                </wp14:sizeRelV>
+              </wp:anchor>
+            </w:drawing>
+          </mc:Choice>
+          <mc:Fallback>
+            <w:pict>
+              <v:shape w14:anchorId="3CE19954" id="Соединитель: уступ 28" o:spid="_x0000_s1026" type="#_x0000_t34" style="position:absolute;margin-left:60.95pt;margin-top:377.7pt;width:49.35pt;height:43.3pt;flip:x;z-index:251031040;visibility:visible;mso-wrap-style:square;mso-width-percent:0;mso-height-percent:0;mso-wrap-distance-left:9pt;mso-wrap-distance-top:0;mso-wrap-distance-right:9pt;mso-wrap-distance-bottom:0;mso-position-horizontal:absolute;mso-position-horizontal-relative:text;mso-position-vertical:absolute;mso-position-vertical-relative:text;mso-width-percent:0;mso-height-percent:0;mso-width-relative:margin;mso-height-relative:margin" o:gfxdata="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" adj="21660" strokecolor="black [3040]">
+                <v:stroke endarrow="block"/>
+              </v:shape>
+            </w:pict>
+          </mc:Fallback>
+        </mc:AlternateContent>
+      </w:r>
+      <w:r>
+        <w:rPr>
+          <w:rFonts w:ascii="Times New Roman" w:hAnsi="Times New Roman"/>
+          <w:b/>
+          <w:noProof/>
+          <w:sz w:val="28"/>
+          <w:szCs w:val="28"/>
+        </w:rPr>
+        <mc:AlternateContent>
+          <mc:Choice Requires="wps">
+            <w:drawing>
+              <wp:anchor distT="0" distB="0" distL="114300" distR="114300" simplePos="0" relativeHeight="252647936" behindDoc="0" locked="0" layoutInCell="1" allowOverlap="1" wp14:anchorId="07900209" wp14:editId="152B044D">
+                <wp:simplePos x="0" y="0"/>
+                <wp:positionH relativeFrom="column">
+                  <wp:posOffset>2471957</wp:posOffset>
+                </wp:positionH>
+                <wp:positionV relativeFrom="paragraph">
+                  <wp:posOffset>8190474</wp:posOffset>
+                </wp:positionV>
+                <wp:extent cx="1288073" cy="0"/>
+                <wp:effectExtent l="38100" t="76200" r="0" b="95250"/>
+                <wp:wrapNone/>
+                <wp:docPr id="203" name="Прямая со стрелкой 203"/>
+                <wp:cNvGraphicFramePr/>
+                <a:graphic xmlns:a="http://schemas.openxmlformats.org/drawingml/2006/main">
+                  <a:graphicData uri="http://schemas.microsoft.com/office/word/2010/wordprocessingShape">
+                    <wps:wsp>
+                      <wps:cNvCnPr/>
+                      <wps:spPr>
+                        <a:xfrm flipH="1">
+                          <a:off x="0" y="0"/>
+                          <a:ext cx="1288073" cy="0"/>
+                        </a:xfrm>
+                        <a:prstGeom prst="straightConnector1">
+                          <a:avLst/>
+                        </a:prstGeom>
+                        <a:ln>
+                          <a:tailEnd type="triangle"/>
+                        </a:ln>
+                      </wps:spPr>
+                      <wps:style>
+                        <a:lnRef idx="1">
+                          <a:schemeClr val="dk1"/>
+                        </a:lnRef>
+                        <a:fillRef idx="0">
+                          <a:schemeClr val="dk1"/>
+                        </a:fillRef>
+                        <a:effectRef idx="0">
+                          <a:schemeClr val="dk1"/>
+                        </a:effectRef>
+                        <a:fontRef idx="minor">
+                          <a:schemeClr val="tx1"/>
+                        </a:fontRef>
+                      </wps:style>
+                      <wps:bodyPr/>
+                    </wps:wsp>
+                  </a:graphicData>
+                </a:graphic>
+              </wp:anchor>
+            </w:drawing>
+          </mc:Choice>
+          <mc:Fallback>
+            <w:pict>
+              <v:shapetype w14:anchorId="51316D3C" id="_x0000_t32" coordsize="21600,21600" o:spt="32" o:oned="t" path="m,l21600,21600e" filled="f">
+                <v:path arrowok="t" fillok="f" o:connecttype="none"/>
+                <o:lock v:ext="edit" shapetype="t"/>
+              </v:shapetype>
+              <v:shape id="Прямая со стрелкой 203" o:spid="_x0000_s1026" type="#_x0000_t32" style="position:absolute;margin-left:194.65pt;margin-top:644.9pt;width:101.4pt;height:0;flip:x;z-index:252647936;visibility:visible;mso-wrap-style:square;mso-wrap-distance-left:9pt;mso-wrap-distance-top:0;mso-wrap-distance-right:9pt;mso-wrap-distance-bottom:0;mso-position-horizontal:absolute;mso-position-horizontal-relative:text;mso-position-vertical:absolute;mso-position-vertical-relative:text" o:gfxdata="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" strokecolor="black [3040]">
+                <v:stroke endarrow="block"/>
+              </v:shape>
+            </w:pict>
+          </mc:Fallback>
+        </mc:AlternateContent>
+      </w:r>
+      <w:r>
+        <w:rPr>
+          <w:rFonts w:ascii="Times New Roman" w:hAnsi="Times New Roman"/>
+          <w:b/>
+          <w:noProof/>
+          <w:sz w:val="28"/>
+          <w:szCs w:val="28"/>
+        </w:rPr>
+        <mc:AlternateContent>
+          <mc:Choice Requires="wps">
+            <w:drawing>
+              <wp:anchor distT="45720" distB="45720" distL="114300" distR="114300" simplePos="0" relativeHeight="252333568" behindDoc="1" locked="0" layoutInCell="1" allowOverlap="1" wp14:anchorId="3E5E29D4" wp14:editId="6CA72904">
+                <wp:simplePos x="0" y="0"/>
+                <wp:positionH relativeFrom="column">
+                  <wp:posOffset>2211070</wp:posOffset>
+                </wp:positionH>
+                <wp:positionV relativeFrom="paragraph">
+                  <wp:posOffset>3195320</wp:posOffset>
+                </wp:positionV>
+                <wp:extent cx="392430" cy="198755"/>
+                <wp:effectExtent l="0" t="0" r="26670" b="10795"/>
+                <wp:wrapNone/>
+                <wp:docPr id="197" name="Надпись 2"/>
+                <wp:cNvGraphicFramePr>
+                  <a:graphicFrameLocks xmlns:a="http://schemas.openxmlformats.org/drawingml/2006/main"/>
+                </wp:cNvGraphicFramePr>
+                <a:graphic xmlns:a="http://schemas.openxmlformats.org/drawingml/2006/main">
+                  <a:graphicData uri="http://schemas.microsoft.com/office/word/2010/wordprocessingShape">
+                    <wps:wsp>
+                      <wps:cNvSpPr txBox="1">
+                        <a:spLocks noChangeArrowheads="1"/>
+                      </wps:cNvSpPr>
+                      <wps:spPr bwMode="auto">
+                        <a:xfrm>
+                          <a:off x="0" y="0"/>
+                          <a:ext cx="392430" cy="198755"/>
+                        </a:xfrm>
+                        <a:prstGeom prst="rect">
+                          <a:avLst/>
+                        </a:prstGeom>
+                        <a:solidFill>
+                          <a:srgbClr val="FFFFFF"/>
+                        </a:solidFill>
+                        <a:ln w="9525">
+                          <a:solidFill>
+                            <a:schemeClr val="bg1"/>
+                          </a:solidFill>
+                          <a:miter lim="800000"/>
+                          <a:headEnd/>
+                          <a:tailEnd/>
+                        </a:ln>
+                      </wps:spPr>
+                      <wps:txbx>
+                        <w:txbxContent>
+                          <w:p>
+                            <w:pPr>
+                              <w:rPr>
+                                <w:rFonts w:ascii="Times New Roman" w:hAnsi="Times New Roman"/>
+                                <w:sz w:val="16"/>
+                                <w:szCs w:val="16"/>
+                              </w:rPr>
+                            </w:pPr>
+                            <w:r>
+                              <w:rPr>
+                                <w:rFonts w:ascii="Times New Roman" w:hAnsi="Times New Roman"/>
+                                <w:sz w:val="16"/>
+                                <w:szCs w:val="16"/>
+                              </w:rPr>
+                              <w:t>Нет</w:t>
+                            </w:r>
+                          </w:p>
+                        </w:txbxContent>
+                      </wps:txbx>
+                      <wps:bodyPr rot="0" vert="horz" wrap="square" lIns="91440" tIns="45720" rIns="91440" bIns="45720" anchor="t" anchorCtr="0">
+                        <a:noAutofit/>
+                      </wps:bodyPr>
+                    </wps:wsp>
+                  </a:graphicData>
+                </a:graphic>
+                <wp14:sizeRelH relativeFrom="margin">
+                  <wp14:pctWidth>0</wp14:pctWidth>
+                </wp14:sizeRelH>
+                <wp14:sizeRelV relativeFrom="margin">
+                  <wp14:pctHeight>0</wp14:pctHeight>
+                </wp14:sizeRelV>
+              </wp:anchor>
+            </w:drawing>
+          </mc:Choice>
+          <mc:Fallback>
+            <w:pict>
+              <v:shapetype w14:anchorId="3E5E29D4" id="_x0000_t202" coordsize="21600,21600" o:spt="202" path="m,l,21600r21600,l21600,xe">
+                <v:stroke joinstyle="miter"/>
+                <v:path gradientshapeok="t" o:connecttype="rect"/>
+              </v:shapetype>
+              <v:shape id="Надпись 2" o:spid="_x0000_s1026" type="#_x0000_t202" style="position:absolute;margin-left:174.1pt;margin-top:251.6pt;width:30.9pt;height:15.65pt;z-index:-250982912;visibility:visible;mso-wrap-style:square;mso-width-percent:0;mso-height-percent:0;mso-wrap-distance-left:9pt;mso-wrap-distance-top:3.6pt;mso-wrap-distance-right:9pt;mso-wrap-distance-bottom:3.6pt;mso-position-horizontal:absolute;mso-position-horizontal-relative:text;mso-position-vertical:absolute;mso-position-vertical-relative:text;mso-width-percent:0;mso-height-percent:0;mso-width-relative:margin;mso-height-relative:margin;v-text-anchor:top" o:gfxdata="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" strokecolor="white [3212]">
+                <v:textbox>
+                  <w:txbxContent>
+                    <w:p>
+                      <w:pPr>
+                        <w:rPr>
+                          <w:rFonts w:ascii="Times New Roman" w:hAnsi="Times New Roman"/>
+                          <w:sz w:val="16"/>
+                          <w:szCs w:val="16"/>
+                        </w:rPr>
+                      </w:pPr>
+                      <w:r>
+                        <w:rPr>
+                          <w:rFonts w:ascii="Times New Roman" w:hAnsi="Times New Roman"/>
+                          <w:sz w:val="16"/>
+                          <w:szCs w:val="16"/>
+                        </w:rPr>
+                        <w:t>Нет</w:t>
+                      </w:r>
+                    </w:p>
+                  </w:txbxContent>
+                </v:textbox>
+              </v:shape>
+            </w:pict>
+          </mc:Fallback>
+        </mc:AlternateContent>
+      </w:r>
+      <w:r>
+        <w:rPr>
+          <w:rFonts w:ascii="Times New Roman" w:hAnsi="Times New Roman"/>
+          <w:b/>
+          <w:noProof/>
+          <w:sz w:val="28"/>
+          <w:szCs w:val="28"/>
+        </w:rPr>
+        <mc:AlternateContent>
+          <mc:Choice Requires="wps">
+            <w:drawing>
+              <wp:anchor distT="45720" distB="45720" distL="114300" distR="114300" simplePos="0" relativeHeight="252382720" behindDoc="1" locked="0" layoutInCell="1" allowOverlap="1" wp14:anchorId="1363286A" wp14:editId="0994B1F7">
+                <wp:simplePos x="0" y="0"/>
+                <wp:positionH relativeFrom="column">
+                  <wp:posOffset>3972288</wp:posOffset>
+                </wp:positionH>
+                <wp:positionV relativeFrom="paragraph">
+                  <wp:posOffset>5867854</wp:posOffset>
+                </wp:positionV>
+                <wp:extent cx="392430" cy="198755"/>
+                <wp:effectExtent l="0" t="0" r="26670" b="10795"/>
+                <wp:wrapNone/>
+                <wp:docPr id="199" name="Надпись 2"/>
+                <wp:cNvGraphicFramePr>
+                  <a:graphicFrameLocks xmlns:a="http://schemas.openxmlformats.org/drawingml/2006/main"/>
+                </wp:cNvGraphicFramePr>
+                <a:graphic xmlns:a="http://schemas.openxmlformats.org/drawingml/2006/main">
+                  <a:graphicData uri="http://schemas.microsoft.com/office/word/2010/wordprocessingShape">
+                    <wps:wsp>
+                      <wps:cNvSpPr txBox="1">
+                        <a:spLocks noChangeArrowheads="1"/>
+                      </wps:cNvSpPr>
+                      <wps:spPr bwMode="auto">
+                        <a:xfrm>
+                          <a:off x="0" y="0"/>
+                          <a:ext cx="392430" cy="198755"/>
+                        </a:xfrm>
+                        <a:prstGeom prst="rect">
+                          <a:avLst/>
+                        </a:prstGeom>
+                        <a:solidFill>
+                          <a:srgbClr val="FFFFFF"/>
+                        </a:solidFill>
+                        <a:ln w="9525">
+                          <a:solidFill>
+                            <a:schemeClr val="bg1"/>
+                          </a:solidFill>
+                          <a:miter lim="800000"/>
+                          <a:headEnd/>
+                          <a:tailEnd/>
+                        </a:ln>
+                      </wps:spPr>
+                      <wps:txbx>
+                        <w:txbxContent>
+                          <w:p>
+                            <w:pPr>
+                              <w:rPr>
+                                <w:rFonts w:ascii="Times New Roman" w:hAnsi="Times New Roman"/>
+                                <w:sz w:val="16"/>
+                                <w:szCs w:val="16"/>
+                              </w:rPr>
+                            </w:pPr>
+                            <w:r>
+                              <w:rPr>
+                                <w:rFonts w:ascii="Times New Roman" w:hAnsi="Times New Roman"/>
+                                <w:sz w:val="16"/>
+                                <w:szCs w:val="16"/>
+                              </w:rPr>
+                              <w:t>Нет</w:t>
+                            </w:r>
+                          </w:p>
+                        </w:txbxContent>
+                      </wps:txbx>
+                      <wps:bodyPr rot="0" vert="horz" wrap="square" lIns="91440" tIns="45720" rIns="91440" bIns="45720" anchor="t" anchorCtr="0">
+                        <a:noAutofit/>
+                      </wps:bodyPr>
+                    </wps:wsp>
+                  </a:graphicData>
+                </a:graphic>
+                <wp14:sizeRelH relativeFrom="margin">
+                  <wp14:pctWidth>0</wp14:pctWidth>
+                </wp14:sizeRelH>
+                <wp14:sizeRelV relativeFrom="margin">
+                  <wp14:pctHeight>0</wp14:pctHeight>
+                </wp14:sizeRelV>
+              </wp:anchor>
+            </w:drawing>
+          </mc:Choice>
+          <mc:Fallback>
+            <w:pict>
+              <v:shape w14:anchorId="1363286A" id="_x0000_s1027" type="#_x0000_t202" style="position:absolute;margin-left:312.8pt;margin-top:462.05pt;width:30.9pt;height:15.65pt;z-index:-250933760;visibility:visible;mso-wrap-style:square;mso-width-percent:0;mso-height-percent:0;mso-wrap-distance-left:9pt;mso-wrap-distance-top:3.6pt;mso-wrap-distance-right:9pt;mso-wrap-distance-bottom:3.6pt;mso-position-horizontal:absolute;mso-position-horizontal-relative:text;mso-position-vertical:absolute;mso-position-vertical-relative:text;mso-width-percent:0;mso-height-percent:0;mso-width-relative:margin;mso-height-relative:margin;v-text-anchor:top" o:gfxdata="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" strokecolor="white [3212]">
+                <v:textbox>
+                  <w:txbxContent>
+                    <w:p>
+                      <w:pPr>
+                        <w:rPr>
+                          <w:rFonts w:ascii="Times New Roman" w:hAnsi="Times New Roman"/>
+                          <w:sz w:val="16"/>
+                          <w:szCs w:val="16"/>
+                        </w:rPr>
+                      </w:pPr>
+                      <w:r>
+                        <w:rPr>
+                          <w:rFonts w:ascii="Times New Roman" w:hAnsi="Times New Roman"/>
+                          <w:sz w:val="16"/>
+                          <w:szCs w:val="16"/>
+                        </w:rPr>
+                        <w:t>Нет</w:t>
+                      </w:r>
+                    </w:p>
+                  </w:txbxContent>
+                </v:textbox>
+              </v:shape>
+            </w:pict>
+          </mc:Fallback>
+        </mc:AlternateContent>
+      </w:r>
+      <w:r>
+        <w:rPr>
+          <w:rFonts w:ascii="Times New Roman" w:hAnsi="Times New Roman"/>
+          <w:b/>
+          <w:noProof/>
+          <w:sz w:val="28"/>
+          <w:szCs w:val="28"/>
+        </w:rPr>
+        <mc:AlternateContent>
+          <mc:Choice Requires="wps">
+            <w:drawing>
+              <wp:anchor distT="0" distB="0" distL="114300" distR="114300" simplePos="0" relativeHeight="252544512" behindDoc="0" locked="0" layoutInCell="1" allowOverlap="1" wp14:anchorId="1BDBC647" wp14:editId="7FD19274">
+                <wp:simplePos x="0" y="0"/>
+                <wp:positionH relativeFrom="column">
+                  <wp:posOffset>2446231</wp:posOffset>
+                </wp:positionH>
+                <wp:positionV relativeFrom="paragraph">
+                  <wp:posOffset>6047105</wp:posOffset>
+                </wp:positionV>
+                <wp:extent cx="1314873" cy="2146300"/>
+                <wp:effectExtent l="0" t="0" r="19050" b="25400"/>
+                <wp:wrapNone/>
+                <wp:docPr id="3" name="Соединитель: уступ 3"/>
+                <wp:cNvGraphicFramePr/>
+                <a:graphic xmlns:a="http://schemas.openxmlformats.org/drawingml/2006/main">
+                  <a:graphicData uri="http://schemas.microsoft.com/office/word/2010/wordprocessingShape">
+                    <wps:wsp>
+                      <wps:cNvCnPr/>
+                      <wps:spPr>
+                        <a:xfrm>
+                          <a:off x="0" y="0"/>
+                          <a:ext cx="1314873" cy="2146300"/>
+                        </a:xfrm>
+                        <a:prstGeom prst="bentConnector3">
+                          <a:avLst>
+                            <a:gd name="adj1" fmla="val 99997"/>
+                          </a:avLst>
+                        </a:prstGeom>
+                      </wps:spPr>
+                      <wps:style>
+                        <a:lnRef idx="1">
+                          <a:schemeClr val="dk1"/>
+                        </a:lnRef>
+                        <a:fillRef idx="0">
+                          <a:schemeClr val="dk1"/>
+                        </a:fillRef>
+                        <a:effectRef idx="0">
+                          <a:schemeClr val="dk1"/>
+                        </a:effectRef>
+                        <a:fontRef idx="minor">
+                          <a:schemeClr val="tx1"/>
+                        </a:fontRef>
+                      </wps:style>
+                      <wps:bodyPr/>
+                    </wps:wsp>
+                  </a:graphicData>
+                </a:graphic>
+                <wp14:sizeRelH relativeFrom="margin">
+                  <wp14:pctWidth>0</wp14:pctWidth>
+                </wp14:sizeRelH>
+                <wp14:sizeRelV relativeFrom="margin">
+                  <wp14:pctHeight>0</wp14:pctHeight>
+                </wp14:sizeRelV>
+              </wp:anchor>
+            </w:drawing>
+          </mc:Choice>
+          <mc:Fallback>
+            <w:pict>
+              <v:shape w14:anchorId="126E1B2C" id="Соединитель: уступ 3" o:spid="_x0000_s1026" type="#_x0000_t34" style="position:absolute;margin-left:192.6pt;margin-top:476.15pt;width:103.55pt;height:169pt;z-index:252544512;visibility:visible;mso-wrap-style:square;mso-width-percent:0;mso-height-percent:0;mso-wrap-distance-left:9pt;mso-wrap-distance-top:0;mso-wrap-distance-right:9pt;mso-wrap-distance-bottom:0;mso-position-horizontal:absolute;mso-position-horizontal-relative:text;mso-position-vertical:absolute;mso-position-vertical-relative:text;mso-width-percent:0;mso-height-percent:0;mso-width-relative:margin;mso-height-relative:margin" o:gfxdata="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" adj="21599" strokecolor="black [3040]"/>
+            </w:pict>
+          </mc:Fallback>
+        </mc:AlternateContent>
+      </w:r>
+      <w:r>
+        <w:rPr>
+          <w:rFonts w:ascii="Times New Roman" w:hAnsi="Times New Roman"/>
+          <w:b/>
+          <w:noProof/>
+          <w:sz w:val="28"/>
+          <w:szCs w:val="28"/>
+        </w:rPr>
+        <mc:AlternateContent>
+          <mc:Choice Requires="wps">
+            <w:drawing>
+              <wp:anchor distT="0" distB="0" distL="114300" distR="114300" simplePos="0" relativeHeight="252081664" behindDoc="0" locked="0" layoutInCell="1" allowOverlap="1" wp14:anchorId="3A181116" wp14:editId="0BA9DBCE">
+                <wp:simplePos x="0" y="0"/>
+                <wp:positionH relativeFrom="column">
+                  <wp:posOffset>2472690</wp:posOffset>
+                </wp:positionH>
+                <wp:positionV relativeFrom="paragraph">
+                  <wp:posOffset>6739255</wp:posOffset>
+                </wp:positionV>
+                <wp:extent cx="2501900" cy="1651000"/>
+                <wp:effectExtent l="38100" t="0" r="50800" b="101600"/>
+                <wp:wrapNone/>
+                <wp:docPr id="62" name="Соединитель: уступ 62"/>
+                <wp:cNvGraphicFramePr/>
+                <a:graphic xmlns:a="http://schemas.openxmlformats.org/drawingml/2006/main">
+                  <a:graphicData uri="http://schemas.microsoft.com/office/word/2010/wordprocessingShape">
+                    <wps:wsp>
+                      <wps:cNvCnPr/>
+                      <wps:spPr>
+                        <a:xfrm flipH="1">
+                          <a:off x="0" y="0"/>
+                          <a:ext cx="2501900" cy="1651000"/>
+                        </a:xfrm>
+                        <a:prstGeom prst="bentConnector3">
+                          <a:avLst>
+                            <a:gd name="adj1" fmla="val -667"/>
+                          </a:avLst>
+                        </a:prstGeom>
+                        <a:ln>
+                          <a:tailEnd type="triangle"/>
+                        </a:ln>
+                      </wps:spPr>
+                      <wps:style>
+                        <a:lnRef idx="1">
+                          <a:schemeClr val="dk1"/>
+                        </a:lnRef>
+                        <a:fillRef idx="0">
+                          <a:schemeClr val="dk1"/>
+                        </a:fillRef>
+                        <a:effectRef idx="0">
+                          <a:schemeClr val="dk1"/>
+                        </a:effectRef>
+                        <a:fontRef idx="minor">
+                          <a:schemeClr val="tx1"/>
+                        </a:fontRef>
+                      </wps:style>
+                      <wps:bodyPr/>
+                    </wps:wsp>
+                  </a:graphicData>
+                </a:graphic>
+                <wp14:sizeRelH relativeFrom="margin">
+                  <wp14:pctWidth>0</wp14:pctWidth>
+                </wp14:sizeRelH>
+                <wp14:sizeRelV relativeFrom="margin">
+                  <wp14:pctHeight>0</wp14:pctHeight>
+                </wp14:sizeRelV>
+              </wp:anchor>
+            </w:drawing>
+          </mc:Choice>
+          <mc:Fallback>
+            <w:pict>
+              <v:shape w14:anchorId="253A7083" id="Соединитель: уступ 62" o:spid="_x0000_s1026" type="#_x0000_t34" style="position:absolute;margin-left:194.7pt;margin-top:530.65pt;width:197pt;height:130pt;flip:x;z-index:252081664;visibility:visible;mso-wrap-style:square;mso-width-percent:0;mso-height-percent:0;mso-wrap-distance-left:9pt;mso-wrap-distance-top:0;mso-wrap-distance-right:9pt;mso-wrap-distance-bottom:0;mso-position-horizontal:absolute;mso-position-horizontal-relative:text;mso-position-vertical:absolute;mso-position-vertical-relative:text;mso-width-percent:0;mso-height-percent:0;mso-width-relative:margin;mso-height-relative:margin" o:gfxdata="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" adj="-144" strokecolor="black [3040]">
+                <v:stroke endarrow="block"/>
+              </v:shape>
+            </w:pict>
+          </mc:Fallback>
+        </mc:AlternateContent>
+      </w:r>
+      <w:r>
+        <w:rPr>
+          <w:rFonts w:ascii="Times New Roman" w:hAnsi="Times New Roman"/>
+          <w:b/>
+          <w:noProof/>
+          <w:sz w:val="28"/>
+          <w:szCs w:val="28"/>
+        </w:rPr>
+        <mc:AlternateContent>
+          <mc:Choice Requires="wps">
+            <w:drawing>
+              <wp:anchor distT="0" distB="0" distL="114300" distR="114300" simplePos="0" relativeHeight="251284992" behindDoc="0" locked="0" layoutInCell="1" allowOverlap="1" wp14:anchorId="10DF70DD" wp14:editId="7E3B58FD">
+                <wp:simplePos x="0" y="0"/>
+                <wp:positionH relativeFrom="column">
+                  <wp:posOffset>1851025</wp:posOffset>
+                </wp:positionH>
+                <wp:positionV relativeFrom="paragraph">
+                  <wp:posOffset>8560435</wp:posOffset>
+                </wp:positionV>
+                <wp:extent cx="1248355" cy="365760"/>
+                <wp:effectExtent l="0" t="0" r="28575" b="15240"/>
+                <wp:wrapNone/>
+                <wp:docPr id="34" name="Блок-схема: знак завершения 34"/>
+                <wp:cNvGraphicFramePr/>
+                <a:graphic xmlns:a="http://schemas.openxmlformats.org/drawingml/2006/main">
+                  <a:graphicData uri="http://schemas.microsoft.com/office/word/2010/wordprocessingShape">
+                    <wps:wsp>
+                      <wps:cNvSpPr/>
+                      <wps:spPr>
+                        <a:xfrm>
+                          <a:off x="0" y="0"/>
+                          <a:ext cx="1248355" cy="365760"/>
+                        </a:xfrm>
+                        <a:prstGeom prst="flowChartTerminator">
+                          <a:avLst/>
+                        </a:prstGeom>
+                      </wps:spPr>
+                      <wps:style>
+                        <a:lnRef idx="2">
+                          <a:schemeClr val="dk1"/>
+                        </a:lnRef>
+                        <a:fillRef idx="1">
+                          <a:schemeClr val="lt1"/>
+                        </a:fillRef>
+                        <a:effectRef idx="0">
+                          <a:schemeClr val="dk1"/>
+                        </a:effectRef>
+                        <a:fontRef idx="minor">
+                          <a:schemeClr val="dk1"/>
+                        </a:fontRef>
+                      </wps:style>
+                      <wps:txbx>
+                        <w:txbxContent>
+                          <w:p>
+                            <w:pPr>
+                              <w:jc w:val="center"/>
+                              <w:rPr>
+                                <w:rFonts w:ascii="Times New Roman" w:hAnsi="Times New Roman"/>
+                                <w:sz w:val="16"/>
+                                <w:szCs w:val="16"/>
+                              </w:rPr>
+                            </w:pPr>
+                            <w:r>
+                              <w:rPr>
+                                <w:rFonts w:ascii="Times New Roman" w:hAnsi="Times New Roman"/>
+                                <w:sz w:val="16"/>
+                                <w:szCs w:val="16"/>
+                              </w:rPr>
+                              <w:t>Конец</w:t>
+                            </w:r>
+                          </w:p>
+                        </w:txbxContent>
+                      </wps:txbx>
+                      <wps:bodyPr rot="0" spcFirstLastPara="0" vertOverflow="overflow" horzOverflow="overflow" vert="horz" wrap="square" lIns="91440" tIns="45720" rIns="91440" bIns="45720" numCol="1" spcCol="0" rtlCol="0" fromWordArt="0" anchor="ctr" anchorCtr="0" forceAA="0" compatLnSpc="1">
+                        <a:prstTxWarp prst="textNoShape">
+                          <a:avLst/>
+                        </a:prstTxWarp>
+                        <a:noAutofit/>
+                      </wps:bodyPr>
+                    </wps:wsp>
+                  </a:graphicData>
+                </a:graphic>
+                <wp14:sizeRelH relativeFrom="margin">
+                  <wp14:pctWidth>0</wp14:pctWidth>
+                </wp14:sizeRelH>
+                <wp14:sizeRelV relativeFrom="margin">
+                  <wp14:pctHeight>0</wp14:pctHeight>
+                </wp14:sizeRelV>
+              </wp:anchor>
+            </w:drawing>
+          </mc:Choice>
+          <mc:Fallback>
+            <w:pict>
+              <v:shapetype w14:anchorId="10DF70DD" id="_x0000_t116" coordsize="21600,21600" o:spt="116" path="m3475,qx,10800,3475,21600l18125,21600qx21600,10800,18125,xe">
+                <v:stroke joinstyle="miter"/>
+                <v:path gradientshapeok="t" o:connecttype="rect" textboxrect="1018,3163,20582,18437"/>
+              </v:shapetype>
+              <v:shape id="Блок-схема: знак завершения 34" o:spid="_x0000_s1028" type="#_x0000_t116" style="position:absolute;margin-left:145.75pt;margin-top:674.05pt;width:98.3pt;height:28.8pt;z-index:251284992;visibility:visible;mso-wrap-style:square;mso-width-percent:0;mso-height-percent:0;mso-wrap-distance-left:9pt;mso-wrap-distance-top:0;mso-wrap-distance-right:9pt;mso-wrap-distance-bottom:0;mso-position-horizontal:absolute;mso-position-horizontal-relative:text;mso-position-vertical:absolute;mso-position-vertical-relative:text;mso-width-percent:0;mso-height-percent:0;mso-width-relative:margin;mso-height-relative:margin;v-text-anchor:middle" o:gfxdata="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" fillcolor="white [3201]" strokecolor="black [3200]" strokeweight="2pt">
+                <v:textbox>
+                  <w:txbxContent>
+                    <w:p>
+                      <w:pPr>
+                        <w:jc w:val="center"/>
+                        <w:rPr>
+                          <w:rFonts w:ascii="Times New Roman" w:hAnsi="Times New Roman"/>
+                          <w:sz w:val="16"/>
+                          <w:szCs w:val="16"/>
+                        </w:rPr>
+                      </w:pPr>
+                      <w:r>
+                        <w:rPr>
+                          <w:rFonts w:ascii="Times New Roman" w:hAnsi="Times New Roman"/>
+                          <w:sz w:val="16"/>
+                          <w:szCs w:val="16"/>
+                        </w:rPr>
+                        <w:t>Конец</w:t>
+                      </w:r>
+                    </w:p>
+                  </w:txbxContent>
+                </v:textbox>
+              </v:shape>
+            </w:pict>
+          </mc:Fallback>
+        </mc:AlternateContent>
+      </w:r>
+      <w:r>
+        <w:rPr>
+          <w:rFonts w:ascii="Times New Roman" w:hAnsi="Times New Roman"/>
+          <w:b/>
+          <w:noProof/>
+          <w:sz w:val="28"/>
+          <w:szCs w:val="28"/>
+        </w:rPr>
+        <mc:AlternateContent>
+          <mc:Choice Requires="wps">
+            <w:drawing>
+              <wp:anchor distT="0" distB="0" distL="114300" distR="114300" simplePos="0" relativeHeight="252791296" behindDoc="0" locked="0" layoutInCell="1" allowOverlap="1" wp14:anchorId="49A4522D" wp14:editId="5C162EA6">
+                <wp:simplePos x="0" y="0"/>
+                <wp:positionH relativeFrom="column">
+                  <wp:posOffset>2472690</wp:posOffset>
+                </wp:positionH>
+                <wp:positionV relativeFrom="paragraph">
+                  <wp:posOffset>8036243</wp:posOffset>
+                </wp:positionV>
+                <wp:extent cx="0" cy="523875"/>
+                <wp:effectExtent l="76200" t="0" r="57150" b="47625"/>
+                <wp:wrapNone/>
+                <wp:docPr id="198" name="Соединитель: уступ 198"/>
+                <wp:cNvGraphicFramePr/>
+                <a:graphic xmlns:a="http://schemas.openxmlformats.org/drawingml/2006/main">
+                  <a:graphicData uri="http://schemas.microsoft.com/office/word/2010/wordprocessingShape">
+                    <wps:wsp>
+                      <wps:cNvCnPr/>
+                      <wps:spPr>
+                        <a:xfrm>
+                          <a:off x="0" y="0"/>
+                          <a:ext cx="0" cy="523875"/>
+                        </a:xfrm>
+                        <a:prstGeom prst="bentConnector3">
+                          <a:avLst/>
+                        </a:prstGeom>
+                        <a:ln>
+                          <a:tailEnd type="triangle"/>
+                        </a:ln>
+                      </wps:spPr>
+                      <wps:style>
+                        <a:lnRef idx="1">
+                          <a:schemeClr val="dk1"/>
+                        </a:lnRef>
+                        <a:fillRef idx="0">
+                          <a:schemeClr val="dk1"/>
+                        </a:fillRef>
+                        <a:effectRef idx="0">
+                          <a:schemeClr val="dk1"/>
+                        </a:effectRef>
+                        <a:fontRef idx="minor">
+                          <a:schemeClr val="tx1"/>
+                        </a:fontRef>
+                      </wps:style>
+                      <wps:bodyPr/>
+                    </wps:wsp>
+                  </a:graphicData>
+                </a:graphic>
+              </wp:anchor>
+            </w:drawing>
+          </mc:Choice>
+          <mc:Fallback>
+            <w:pict>
+              <v:shape w14:anchorId="49A51DA1" id="Соединитель: уступ 198" o:spid="_x0000_s1026" type="#_x0000_t34" style="position:absolute;margin-left:194.7pt;margin-top:632.8pt;width:0;height:41.25pt;z-index:252791296;visibility:visible;mso-wrap-style:square;mso-wrap-distance-left:9pt;mso-wrap-distance-top:0;mso-wrap-distance-right:9pt;mso-wrap-distance-bottom:0;mso-position-horizontal:absolute;mso-position-horizontal-relative:text;mso-position-vertical:absolute;mso-position-vertical-relative:text" o:gfxdata="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" strokecolor="black [3040]">
+                <v:stroke endarrow="block"/>
+              </v:shape>
+            </w:pict>
+          </mc:Fallback>
+        </mc:AlternateContent>
+      </w:r>
+      <w:r>
+        <w:rPr>
+          <w:rFonts w:ascii="Times New Roman" w:hAnsi="Times New Roman"/>
+          <w:b/>
+          <w:noProof/>
+          <w:sz w:val="28"/>
+          <w:szCs w:val="28"/>
+        </w:rPr>
+        <mc:AlternateContent>
+          <mc:Choice Requires="wps">
+            <w:drawing>
+              <wp:anchor distT="0" distB="0" distL="114300" distR="114300" simplePos="0" relativeHeight="251203072" behindDoc="0" locked="0" layoutInCell="1" allowOverlap="1" wp14:anchorId="317D6232" wp14:editId="3FFBD402">
+                <wp:simplePos x="0" y="0"/>
+                <wp:positionH relativeFrom="column">
+                  <wp:posOffset>1930400</wp:posOffset>
+                </wp:positionH>
+                <wp:positionV relativeFrom="paragraph">
+                  <wp:posOffset>7657465</wp:posOffset>
+                </wp:positionV>
+                <wp:extent cx="1083945" cy="389255"/>
+                <wp:effectExtent l="0" t="0" r="20955" b="10795"/>
+                <wp:wrapNone/>
+                <wp:docPr id="33" name="Блок-схема: процесс 33"/>
+                <wp:cNvGraphicFramePr/>
+                <a:graphic xmlns:a="http://schemas.openxmlformats.org/drawingml/2006/main">
+                  <a:graphicData uri="http://schemas.microsoft.com/office/word/2010/wordprocessingShape">
+                    <wps:wsp>
+                      <wps:cNvSpPr/>
+                      <wps:spPr>
+                        <a:xfrm>
+                          <a:off x="0" y="0"/>
+                          <a:ext cx="1083945" cy="389255"/>
+                        </a:xfrm>
+                        <a:prstGeom prst="flowChartProcess">
+                          <a:avLst/>
+                        </a:prstGeom>
+                      </wps:spPr>
+                      <wps:style>
+                        <a:lnRef idx="2">
+                          <a:schemeClr val="dk1"/>
+                        </a:lnRef>
+                        <a:fillRef idx="1">
+                          <a:schemeClr val="lt1"/>
+                        </a:fillRef>
+                        <a:effectRef idx="0">
+                          <a:schemeClr val="dk1"/>
+                        </a:effectRef>
+                        <a:fontRef idx="minor">
+                          <a:schemeClr val="dk1"/>
+                        </a:fontRef>
+                      </wps:style>
+                      <wps:txbx>
+                        <w:txbxContent>
+                          <w:p>
+                            <w:pPr>
+                              <w:jc w:val="center"/>
+                            </w:pPr>
+                            <w:r>
+                              <w:rPr>
+                                <w:rFonts w:ascii="Times New Roman" w:hAnsi="Times New Roman"/>
+                                <w:sz w:val="16"/>
+                                <w:szCs w:val="16"/>
+                              </w:rPr>
+                              <w:t>Отображение главного меню</w:t>
+                            </w:r>
+                          </w:p>
+                        </w:txbxContent>
+                      </wps:txbx>
+                      <wps:bodyPr rot="0" spcFirstLastPara="0" vertOverflow="overflow" horzOverflow="overflow" vert="horz" wrap="square" lIns="91440" tIns="45720" rIns="91440" bIns="45720" numCol="1" spcCol="0" rtlCol="0" fromWordArt="0" anchor="ctr" anchorCtr="0" forceAA="0" compatLnSpc="1">
+                        <a:prstTxWarp prst="textNoShape">
+                          <a:avLst/>
+                        </a:prstTxWarp>
+                        <a:noAutofit/>
+                      </wps:bodyPr>
+                    </wps:wsp>
+                  </a:graphicData>
+                </a:graphic>
+                <wp14:sizeRelH relativeFrom="margin">
+                  <wp14:pctWidth>0</wp14:pctWidth>
+                </wp14:sizeRelH>
+                <wp14:sizeRelV relativeFrom="margin">
+                  <wp14:pctHeight>0</wp14:pctHeight>
+                </wp14:sizeRelV>
+              </wp:anchor>
+            </w:drawing>
+          </mc:Choice>
+          <mc:Fallback>
+            <w:pict>
+              <v:shapetype w14:anchorId="317D6232" id="_x0000_t109" coordsize="21600,21600" o:spt="109" path="m,l,21600r21600,l21600,xe">
+                <v:stroke joinstyle="miter"/>
+                <v:path gradientshapeok="t" o:connecttype="rect"/>
+              </v:shapetype>
+              <v:shape id="Блок-схема: процесс 33" o:spid="_x0000_s1029" type="#_x0000_t109" style="position:absolute;margin-left:152pt;margin-top:602.95pt;width:85.35pt;height:30.65pt;z-index:251203072;visibility:visible;mso-wrap-style:square;mso-width-percent:0;mso-height-percent:0;mso-wrap-distance-left:9pt;mso-wrap-distance-top:0;mso-wrap-distance-right:9pt;mso-wrap-distance-bottom:0;mso-position-horizontal:absolute;mso-position-horizontal-relative:text;mso-position-vertical:absolute;mso-position-vertical-relative:text;mso-width-percent:0;mso-height-percent:0;mso-width-relative:margin;mso-height-relative:margin;v-text-anchor:middle" o:gfxdata="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" fillcolor="white [3201]" strokecolor="black [3200]" strokeweight="2pt">
+                <v:textbox>
+                  <w:txbxContent>
+                    <w:p>
+                      <w:pPr>
+                        <w:jc w:val="center"/>
+                      </w:pPr>
+                      <w:r>
+                        <w:rPr>
+                          <w:rFonts w:ascii="Times New Roman" w:hAnsi="Times New Roman"/>
+                          <w:sz w:val="16"/>
+                          <w:szCs w:val="16"/>
+                        </w:rPr>
+                        <w:t>Отображение главного меню</w:t>
+                      </w:r>
+                    </w:p>
+                  </w:txbxContent>
+                </v:textbox>
+              </v:shape>
+            </w:pict>
+          </mc:Fallback>
+        </mc:AlternateContent>
+      </w:r>
+      <w:r>
+        <w:rPr>
+          <w:rFonts w:ascii="Times New Roman" w:hAnsi="Times New Roman"/>
+          <w:b/>
+          <w:noProof/>
+          <w:sz w:val="28"/>
+          <w:szCs w:val="28"/>
+        </w:rPr>
+        <mc:AlternateContent>
+          <mc:Choice Requires="wps">
+            <w:drawing>
+              <wp:anchor distT="0" distB="0" distL="114300" distR="114300" simplePos="0" relativeHeight="252774912" behindDoc="0" locked="0" layoutInCell="1" allowOverlap="1" wp14:anchorId="1D046F4E" wp14:editId="6A195702">
+                <wp:simplePos x="0" y="0"/>
+                <wp:positionH relativeFrom="column">
+                  <wp:posOffset>2458403</wp:posOffset>
+                </wp:positionH>
+                <wp:positionV relativeFrom="paragraph">
+                  <wp:posOffset>7236143</wp:posOffset>
+                </wp:positionV>
+                <wp:extent cx="23812" cy="419100"/>
+                <wp:effectExtent l="57150" t="0" r="71755" b="57150"/>
+                <wp:wrapNone/>
+                <wp:docPr id="194" name="Соединитель: уступ 194"/>
+                <wp:cNvGraphicFramePr/>
+                <a:graphic xmlns:a="http://schemas.openxmlformats.org/drawingml/2006/main">
+                  <a:graphicData uri="http://schemas.microsoft.com/office/word/2010/wordprocessingShape">
+                    <wps:wsp>
+                      <wps:cNvCnPr/>
+                      <wps:spPr>
+                        <a:xfrm>
+                          <a:off x="0" y="0"/>
+                          <a:ext cx="23812" cy="419100"/>
+                        </a:xfrm>
+                        <a:prstGeom prst="bentConnector3">
+                          <a:avLst>
+                            <a:gd name="adj1" fmla="val 95053"/>
+                          </a:avLst>
+                        </a:prstGeom>
+                        <a:ln>
+                          <a:tailEnd type="triangle"/>
+                        </a:ln>
+                      </wps:spPr>
+                      <wps:style>
+                        <a:lnRef idx="1">
+                          <a:schemeClr val="dk1"/>
+                        </a:lnRef>
+                        <a:fillRef idx="0">
+                          <a:schemeClr val="dk1"/>
+                        </a:fillRef>
+                        <a:effectRef idx="0">
+                          <a:schemeClr val="dk1"/>
+                        </a:effectRef>
+                        <a:fontRef idx="minor">
+                          <a:schemeClr val="tx1"/>
+                        </a:fontRef>
+                      </wps:style>
+                      <wps:bodyPr/>
+                    </wps:wsp>
+                  </a:graphicData>
+                </a:graphic>
+              </wp:anchor>
+            </w:drawing>
+          </mc:Choice>
+          <mc:Fallback>
+            <w:pict>
+              <v:shape w14:anchorId="31719C7F" id="Соединитель: уступ 194" o:spid="_x0000_s1026" type="#_x0000_t34" style="position:absolute;margin-left:193.6pt;margin-top:569.8pt;width:1.85pt;height:33pt;z-index:252774912;visibility:visible;mso-wrap-style:square;mso-wrap-distance-left:9pt;mso-wrap-distance-top:0;mso-wrap-distance-right:9pt;mso-wrap-distance-bottom:0;mso-position-horizontal:absolute;mso-position-horizontal-relative:text;mso-position-vertical:absolute;mso-position-vertical-relative:text" o:gfxdata="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" adj="20531" strokecolor="black [3040]">
+                <v:stroke endarrow="block"/>
+              </v:shape>
+            </w:pict>
+          </mc:Fallback>
+        </mc:AlternateContent>
+      </w:r>
+      <w:r>
+        <w:rPr>
+          <w:rFonts w:ascii="Times New Roman" w:hAnsi="Times New Roman"/>
+          <w:b/>
+          <w:noProof/>
+          <w:sz w:val="28"/>
+          <w:szCs w:val="28"/>
+        </w:rPr>
+        <mc:AlternateContent>
+          <mc:Choice Requires="wps">
+            <w:drawing>
+              <wp:anchor distT="0" distB="0" distL="114300" distR="114300" simplePos="0" relativeHeight="252756480" behindDoc="0" locked="0" layoutInCell="1" allowOverlap="1" wp14:anchorId="7A52C2AF" wp14:editId="10739037">
+                <wp:simplePos x="0" y="0"/>
+                <wp:positionH relativeFrom="column">
+                  <wp:posOffset>4961788</wp:posOffset>
+                </wp:positionH>
+                <wp:positionV relativeFrom="paragraph">
+                  <wp:posOffset>5509199</wp:posOffset>
+                </wp:positionV>
+                <wp:extent cx="4916" cy="481780"/>
+                <wp:effectExtent l="76200" t="0" r="71755" b="52070"/>
+                <wp:wrapNone/>
+                <wp:docPr id="53" name="Соединитель: уступ 53"/>
+                <wp:cNvGraphicFramePr/>
+                <a:graphic xmlns:a="http://schemas.openxmlformats.org/drawingml/2006/main">
+                  <a:graphicData uri="http://schemas.microsoft.com/office/word/2010/wordprocessingShape">
+                    <wps:wsp>
+                      <wps:cNvCnPr/>
+                      <wps:spPr>
+                        <a:xfrm>
+                          <a:off x="0" y="0"/>
+                          <a:ext cx="4916" cy="481780"/>
+                        </a:xfrm>
+                        <a:prstGeom prst="bentConnector3">
+                          <a:avLst/>
+                        </a:prstGeom>
+                        <a:ln>
+                          <a:tailEnd type="triangle"/>
+                        </a:ln>
+                      </wps:spPr>
+                      <wps:style>
+                        <a:lnRef idx="1">
+                          <a:schemeClr val="dk1"/>
+                        </a:lnRef>
+                        <a:fillRef idx="0">
+                          <a:schemeClr val="dk1"/>
+                        </a:fillRef>
+                        <a:effectRef idx="0">
+                          <a:schemeClr val="dk1"/>
+                        </a:effectRef>
+                        <a:fontRef idx="minor">
+                          <a:schemeClr val="tx1"/>
+                        </a:fontRef>
+                      </wps:style>
+                      <wps:bodyPr/>
+                    </wps:wsp>
+                  </a:graphicData>
+                </a:graphic>
+              </wp:anchor>
+            </w:drawing>
+          </mc:Choice>
+          <mc:Fallback>
+            <w:pict>
+              <v:shape w14:anchorId="1806792D" id="Соединитель: уступ 53" o:spid="_x0000_s1026" type="#_x0000_t34" style="position:absolute;margin-left:390.7pt;margin-top:433.8pt;width:.4pt;height:37.95pt;z-index:252756480;visibility:visible;mso-wrap-style:square;mso-wrap-distance-left:9pt;mso-wrap-distance-top:0;mso-wrap-distance-right:9pt;mso-wrap-distance-bottom:0;mso-position-horizontal:absolute;mso-position-horizontal-relative:text;mso-position-vertical:absolute;mso-position-vertical-relative:text" o:gfxdata="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" strokecolor="black [3040]">
+                <v:stroke endarrow="block"/>
+              </v:shape>
+            </w:pict>
+          </mc:Fallback>
+        </mc:AlternateContent>
+      </w:r>
+      <w:r>
+        <w:rPr>
+          <w:rFonts w:ascii="Times New Roman" w:hAnsi="Times New Roman"/>
+          <w:b/>
+          <w:noProof/>
+          <w:sz w:val="28"/>
+          <w:szCs w:val="28"/>
+        </w:rPr>
+        <mc:AlternateContent>
+          <mc:Choice Requires="wps">
+            <w:drawing>
+              <wp:anchor distT="0" distB="0" distL="114300" distR="114300" simplePos="0" relativeHeight="251832832" behindDoc="0" locked="0" layoutInCell="1" allowOverlap="1" wp14:anchorId="6EA0A7CA" wp14:editId="70722F74">
+                <wp:simplePos x="0" y="0"/>
+                <wp:positionH relativeFrom="column">
+                  <wp:posOffset>4999196</wp:posOffset>
+                </wp:positionH>
+                <wp:positionV relativeFrom="paragraph">
+                  <wp:posOffset>3580924</wp:posOffset>
+                </wp:positionV>
+                <wp:extent cx="45719" cy="271462"/>
+                <wp:effectExtent l="38100" t="0" r="69215" b="52705"/>
+                <wp:wrapNone/>
+                <wp:docPr id="51" name="Соединитель: уступ 51"/>
+                <wp:cNvGraphicFramePr/>
+                <a:graphic xmlns:a="http://schemas.openxmlformats.org/drawingml/2006/main">
+                  <a:graphicData uri="http://schemas.microsoft.com/office/word/2010/wordprocessingShape">
+                    <wps:wsp>
+                      <wps:cNvCnPr/>
+                      <wps:spPr>
+                        <a:xfrm>
+                          <a:off x="0" y="0"/>
+                          <a:ext cx="45719" cy="271462"/>
+                        </a:xfrm>
+                        <a:prstGeom prst="bentConnector3">
+                          <a:avLst>
+                            <a:gd name="adj1" fmla="val 109970"/>
+                          </a:avLst>
+                        </a:prstGeom>
+                        <a:ln>
+                          <a:tailEnd type="triangle"/>
+                        </a:ln>
+                      </wps:spPr>
+                      <wps:style>
+                        <a:lnRef idx="1">
+                          <a:schemeClr val="dk1"/>
+                        </a:lnRef>
+                        <a:fillRef idx="0">
+                          <a:schemeClr val="dk1"/>
+                        </a:fillRef>
+                        <a:effectRef idx="0">
+                          <a:schemeClr val="dk1"/>
+                        </a:effectRef>
+                        <a:fontRef idx="minor">
+                          <a:schemeClr val="tx1"/>
+                        </a:fontRef>
+                      </wps:style>
+                      <wps:bodyPr/>
+                    </wps:wsp>
+                  </a:graphicData>
+                </a:graphic>
+                <wp14:sizeRelH relativeFrom="margin">
+                  <wp14:pctWidth>0</wp14:pctWidth>
+                </wp14:sizeRelH>
+                <wp14:sizeRelV relativeFrom="margin">
+                  <wp14:pctHeight>0</wp14:pctHeight>
+                </wp14:sizeRelV>
+              </wp:anchor>
+            </w:drawing>
+          </mc:Choice>
+          <mc:Fallback>
+            <w:pict>
+              <v:shape w14:anchorId="00BEC721" id="Соединитель: уступ 51" o:spid="_x0000_s1026" type="#_x0000_t34" style="position:absolute;margin-left:393.65pt;margin-top:281.95pt;width:3.6pt;height:21.35pt;z-index:251832832;visibility:visible;mso-wrap-style:square;mso-width-percent:0;mso-height-percent:0;mso-wrap-distance-left:9pt;mso-wrap-distance-top:0;mso-wrap-distance-right:9pt;mso-wrap-distance-bottom:0;mso-position-horizontal:absolute;mso-position-horizontal-relative:text;mso-position-vertical:absolute;mso-position-vertical-relative:text;mso-width-percent:0;mso-height-percent:0;mso-width-relative:margin;mso-height-relative:margin" o:gfxdata="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" adj="23754" strokecolor="black [3040]">
+                <v:stroke endarrow="block"/>
+              </v:shape>
+            </w:pict>
+          </mc:Fallback>
+        </mc:AlternateContent>
+      </w:r>
+      <w:r>
+        <w:rPr>
+          <w:rFonts w:ascii="Times New Roman" w:hAnsi="Times New Roman"/>
+          <w:b/>
+          <w:noProof/>
+          <w:sz w:val="28"/>
+          <w:szCs w:val="28"/>
+        </w:rPr>
+        <mc:AlternateContent>
+          <mc:Choice Requires="wps">
+            <w:drawing>
+              <wp:anchor distT="0" distB="0" distL="114300" distR="114300" simplePos="0" relativeHeight="252738048" behindDoc="0" locked="0" layoutInCell="1" allowOverlap="1" wp14:anchorId="0D7C439D" wp14:editId="2C271E84">
+                <wp:simplePos x="0" y="0"/>
+                <wp:positionH relativeFrom="column">
+                  <wp:posOffset>5015865</wp:posOffset>
+                </wp:positionH>
+                <wp:positionV relativeFrom="paragraph">
+                  <wp:posOffset>4583783</wp:posOffset>
+                </wp:positionV>
+                <wp:extent cx="2822" cy="265289"/>
+                <wp:effectExtent l="76200" t="0" r="73660" b="59055"/>
+                <wp:wrapNone/>
+                <wp:docPr id="52" name="Соединитель: уступ 52"/>
+                <wp:cNvGraphicFramePr/>
+                <a:graphic xmlns:a="http://schemas.openxmlformats.org/drawingml/2006/main">
+                  <a:graphicData uri="http://schemas.microsoft.com/office/word/2010/wordprocessingShape">
+                    <wps:wsp>
+                      <wps:cNvCnPr/>
+                      <wps:spPr>
+                        <a:xfrm flipH="1">
+                          <a:off x="0" y="0"/>
+                          <a:ext cx="2822" cy="265289"/>
+                        </a:xfrm>
+                        <a:prstGeom prst="bentConnector3">
+                          <a:avLst/>
+                        </a:prstGeom>
+                        <a:ln>
+                          <a:tailEnd type="triangle"/>
+                        </a:ln>
+                      </wps:spPr>
+                      <wps:style>
+                        <a:lnRef idx="1">
+                          <a:schemeClr val="dk1"/>
+                        </a:lnRef>
+                        <a:fillRef idx="0">
+                          <a:schemeClr val="dk1"/>
+                        </a:fillRef>
+                        <a:effectRef idx="0">
+                          <a:schemeClr val="dk1"/>
+                        </a:effectRef>
+                        <a:fontRef idx="minor">
+                          <a:schemeClr val="tx1"/>
+                        </a:fontRef>
+                      </wps:style>
+                      <wps:bodyPr/>
+                    </wps:wsp>
+                  </a:graphicData>
+                </a:graphic>
+              </wp:anchor>
+            </w:drawing>
+          </mc:Choice>
+          <mc:Fallback>
+            <w:pict>
+              <v:shape w14:anchorId="1A4FF90A" id="Соединитель: уступ 52" o:spid="_x0000_s1026" type="#_x0000_t34" style="position:absolute;margin-left:394.95pt;margin-top:360.95pt;width:.2pt;height:20.9pt;flip:x;z-index:252738048;visibility:visible;mso-wrap-style:square;mso-wrap-distance-left:9pt;mso-wrap-distance-top:0;mso-wrap-distance-right:9pt;mso-wrap-distance-bottom:0;mso-position-horizontal:absolute;mso-position-horizontal-relative:text;mso-position-vertical:absolute;mso-position-vertical-relative:text" o:gfxdata="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" strokecolor="black [3040]">
+                <v:stroke endarrow="block"/>
+              </v:shape>
+            </w:pict>
+          </mc:Fallback>
+        </mc:AlternateContent>
+      </w:r>
+      <w:r>
+        <w:rPr>
+          <w:rFonts w:ascii="Times New Roman" w:hAnsi="Times New Roman"/>
+          <w:b/>
+          <w:noProof/>
+          <w:sz w:val="28"/>
+          <w:szCs w:val="28"/>
+        </w:rPr>
+        <mc:AlternateContent>
+          <mc:Choice Requires="wps">
+            <w:drawing>
+              <wp:anchor distT="0" distB="0" distL="114300" distR="114300" simplePos="0" relativeHeight="252713472" behindDoc="0" locked="0" layoutInCell="1" allowOverlap="1" wp14:anchorId="34E3A78A" wp14:editId="0614C34C">
+                <wp:simplePos x="0" y="0"/>
+                <wp:positionH relativeFrom="column">
+                  <wp:posOffset>3769451</wp:posOffset>
+                </wp:positionH>
+                <wp:positionV relativeFrom="paragraph">
+                  <wp:posOffset>4220210</wp:posOffset>
+                </wp:positionV>
+                <wp:extent cx="511628" cy="0"/>
+                <wp:effectExtent l="38100" t="76200" r="0" b="95250"/>
+                <wp:wrapNone/>
+                <wp:docPr id="39" name="Соединитель: уступ 39"/>
+                <wp:cNvGraphicFramePr/>
+                <a:graphic xmlns:a="http://schemas.openxmlformats.org/drawingml/2006/main">
+                  <a:graphicData uri="http://schemas.microsoft.com/office/word/2010/wordprocessingShape">
+                    <wps:wsp>
+                      <wps:cNvCnPr/>
+                      <wps:spPr>
+                        <a:xfrm flipH="1">
+                          <a:off x="0" y="0"/>
+                          <a:ext cx="511628" cy="0"/>
+                        </a:xfrm>
+                        <a:prstGeom prst="bentConnector3">
+                          <a:avLst/>
+                        </a:prstGeom>
+                        <a:ln>
+                          <a:tailEnd type="triangle"/>
+                        </a:ln>
+                      </wps:spPr>
+                      <wps:style>
+                        <a:lnRef idx="1">
+                          <a:schemeClr val="dk1"/>
+                        </a:lnRef>
+                        <a:fillRef idx="0">
+                          <a:schemeClr val="dk1"/>
+                        </a:fillRef>
+                        <a:effectRef idx="0">
+                          <a:schemeClr val="dk1"/>
+                        </a:effectRef>
+                        <a:fontRef idx="minor">
+                          <a:schemeClr val="tx1"/>
+                        </a:fontRef>
+                      </wps:style>
+                      <wps:bodyPr/>
+                    </wps:wsp>
+                  </a:graphicData>
+                </a:graphic>
+              </wp:anchor>
+            </w:drawing>
+          </mc:Choice>
+          <mc:Fallback>
+            <w:pict>
+              <v:shape w14:anchorId="61B73A36" id="Соединитель: уступ 39" o:spid="_x0000_s1026" type="#_x0000_t34" style="position:absolute;margin-left:296.8pt;margin-top:332.3pt;width:40.3pt;height:0;flip:x;z-index:252713472;visibility:visible;mso-wrap-style:square;mso-wrap-distance-left:9pt;mso-wrap-distance-top:0;mso-wrap-distance-right:9pt;mso-wrap-distance-bottom:0;mso-position-horizontal:absolute;mso-position-horizontal-relative:text;mso-position-vertical:absolute;mso-position-vertical-relative:text" o:gfxdata="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" strokecolor="black [3040]">
+                <v:stroke endarrow="block"/>
+              </v:shape>
+            </w:pict>
+          </mc:Fallback>
+        </mc:AlternateContent>
+      </w:r>
+      <w:r>
+        <w:rPr>
+          <w:rFonts w:ascii="Times New Roman" w:hAnsi="Times New Roman"/>
+          <w:b/>
+          <w:noProof/>
+          <w:sz w:val="28"/>
+          <w:szCs w:val="28"/>
+        </w:rPr>
+        <mc:AlternateContent>
+          <mc:Choice Requires="wps">
+            <w:drawing>
+              <wp:anchor distT="0" distB="0" distL="114300" distR="114300" simplePos="0" relativeHeight="252692992" behindDoc="0" locked="0" layoutInCell="1" allowOverlap="1" wp14:anchorId="141A08DD" wp14:editId="6AF990D5">
+                <wp:simplePos x="0" y="0"/>
+                <wp:positionH relativeFrom="column">
+                  <wp:posOffset>3207580</wp:posOffset>
+                </wp:positionH>
+                <wp:positionV relativeFrom="paragraph">
+                  <wp:posOffset>3741567</wp:posOffset>
+                </wp:positionV>
+                <wp:extent cx="2931" cy="296007"/>
+                <wp:effectExtent l="76200" t="38100" r="73660" b="27940"/>
+                <wp:wrapNone/>
+                <wp:docPr id="15" name="Соединитель: уступ 15"/>
+                <wp:cNvGraphicFramePr/>
+                <a:graphic xmlns:a="http://schemas.openxmlformats.org/drawingml/2006/main">
+                  <a:graphicData uri="http://schemas.microsoft.com/office/word/2010/wordprocessingShape">
+                    <wps:wsp>
+                      <wps:cNvCnPr/>
+                      <wps:spPr>
+                        <a:xfrm flipV="1">
+                          <a:off x="0" y="0"/>
+                          <a:ext cx="2931" cy="296007"/>
+                        </a:xfrm>
+                        <a:prstGeom prst="bentConnector3">
+                          <a:avLst/>
+                        </a:prstGeom>
+                        <a:ln>
+                          <a:tailEnd type="triangle"/>
+                        </a:ln>
+                      </wps:spPr>
+                      <wps:style>
+                        <a:lnRef idx="1">
+                          <a:schemeClr val="dk1"/>
+                        </a:lnRef>
+                        <a:fillRef idx="0">
+                          <a:schemeClr val="dk1"/>
+                        </a:fillRef>
+                        <a:effectRef idx="0">
+                          <a:schemeClr val="dk1"/>
+                        </a:effectRef>
+                        <a:fontRef idx="minor">
+                          <a:schemeClr val="tx1"/>
+                        </a:fontRef>
+                      </wps:style>
+                      <wps:bodyPr/>
+                    </wps:wsp>
+                  </a:graphicData>
+                </a:graphic>
+              </wp:anchor>
+            </w:drawing>
+          </mc:Choice>
+          <mc:Fallback>
+            <w:pict>
+              <v:shape w14:anchorId="6746A00A" id="Соединитель: уступ 15" o:spid="_x0000_s1026" type="#_x0000_t34" style="position:absolute;margin-left:252.55pt;margin-top:294.6pt;width:.25pt;height:23.3pt;flip:y;z-index:252692992;visibility:visible;mso-wrap-style:square;mso-wrap-distance-left:9pt;mso-wrap-distance-top:0;mso-wrap-distance-right:9pt;mso-wrap-distance-bottom:0;mso-position-horizontal:absolute;mso-position-horizontal-relative:text;mso-position-vertical:absolute;mso-position-vertical-relative:text" o:gfxdata="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" strokecolor="black [3040]">
+                <v:stroke endarrow="block"/>
+              </v:shape>
+            </w:pict>
+          </mc:Fallback>
+        </mc:AlternateContent>
+      </w:r>
+      <w:r>
+        <w:rPr>
+          <w:rFonts w:ascii="Times New Roman" w:hAnsi="Times New Roman"/>
+          <w:b/>
+          <w:noProof/>
+          <w:sz w:val="28"/>
+          <w:szCs w:val="28"/>
+        </w:rPr>
+        <mc:AlternateContent>
+          <mc:Choice Requires="wps">
+            <w:drawing>
+              <wp:anchor distT="0" distB="0" distL="114300" distR="114300" simplePos="0" relativeHeight="252499456" behindDoc="0" locked="0" layoutInCell="1" allowOverlap="1" wp14:anchorId="403DB216" wp14:editId="2DDFE4A7">
+                <wp:simplePos x="0" y="0"/>
+                <wp:positionH relativeFrom="column">
+                  <wp:posOffset>3951996</wp:posOffset>
+                </wp:positionH>
+                <wp:positionV relativeFrom="paragraph">
+                  <wp:posOffset>2941466</wp:posOffset>
+                </wp:positionV>
+                <wp:extent cx="1066800" cy="432826"/>
+                <wp:effectExtent l="0" t="76200" r="0" b="24765"/>
+                <wp:wrapNone/>
+                <wp:docPr id="2" name="Соединитель: уступ 2"/>
+                <wp:cNvGraphicFramePr/>
+                <a:graphic xmlns:a="http://schemas.openxmlformats.org/drawingml/2006/main">
+                  <a:graphicData uri="http://schemas.microsoft.com/office/word/2010/wordprocessingShape">
+                    <wps:wsp>
+                      <wps:cNvCnPr/>
+                      <wps:spPr>
+                        <a:xfrm flipV="1">
+                          <a:off x="0" y="0"/>
+                          <a:ext cx="1066800" cy="432826"/>
+                        </a:xfrm>
+                        <a:prstGeom prst="bentConnector3">
+                          <a:avLst>
+                            <a:gd name="adj1" fmla="val 20967"/>
+                          </a:avLst>
+                        </a:prstGeom>
+                        <a:ln>
+                          <a:tailEnd type="triangle"/>
+                        </a:ln>
+                      </wps:spPr>
+                      <wps:style>
+                        <a:lnRef idx="1">
+                          <a:schemeClr val="dk1"/>
+                        </a:lnRef>
+                        <a:fillRef idx="0">
+                          <a:schemeClr val="dk1"/>
+                        </a:fillRef>
+                        <a:effectRef idx="0">
+                          <a:schemeClr val="dk1"/>
+                        </a:effectRef>
+                        <a:fontRef idx="minor">
+                          <a:schemeClr val="tx1"/>
+                        </a:fontRef>
+                      </wps:style>
+                      <wps:bodyPr/>
+                    </wps:wsp>
+                  </a:graphicData>
+                </a:graphic>
+                <wp14:sizeRelH relativeFrom="margin">
+                  <wp14:pctWidth>0</wp14:pctWidth>
+                </wp14:sizeRelH>
+                <wp14:sizeRelV relativeFrom="margin">
+                  <wp14:pctHeight>0</wp14:pctHeight>
+                </wp14:sizeRelV>
+              </wp:anchor>
+            </w:drawing>
+          </mc:Choice>
+          <mc:Fallback>
+            <w:pict>
+              <v:shape w14:anchorId="1F2AB571" id="Соединитель: уступ 2" o:spid="_x0000_s1026" type="#_x0000_t34" style="position:absolute;margin-left:311.2pt;margin-top:231.6pt;width:84pt;height:34.1pt;flip:y;z-index:252499456;visibility:visible;mso-wrap-style:square;mso-width-percent:0;mso-height-percent:0;mso-wrap-distance-left:9pt;mso-wrap-distance-top:0;mso-wrap-distance-right:9pt;mso-wrap-distance-bottom:0;mso-position-horizontal:absolute;mso-position-horizontal-relative:text;mso-position-vertical:absolute;mso-position-vertical-relative:text;mso-width-percent:0;mso-height-percent:0;mso-width-relative:margin;mso-height-relative:margin" o:gfxdata="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" adj="4529" strokecolor="black [3040]">
+                <v:stroke endarrow="block"/>
+              </v:shape>
+            </w:pict>
+          </mc:Fallback>
+        </mc:AlternateContent>
+      </w:r>
+      <w:r>
+        <w:rPr>
+          <w:rFonts w:ascii="Times New Roman" w:hAnsi="Times New Roman"/>
+          <w:b/>
+          <w:noProof/>
+          <w:sz w:val="28"/>
+          <w:szCs w:val="28"/>
+        </w:rPr>
+        <mc:AlternateContent>
+          <mc:Choice Requires="wps">
+            <w:drawing>
+              <wp:anchor distT="0" distB="0" distL="114300" distR="114300" simplePos="0" relativeHeight="250690048" behindDoc="0" locked="0" layoutInCell="1" allowOverlap="1" wp14:anchorId="1B5715F3" wp14:editId="3F2E7731">
+                <wp:simplePos x="0" y="0"/>
+                <wp:positionH relativeFrom="column">
+                  <wp:posOffset>-51435</wp:posOffset>
+                </wp:positionH>
+                <wp:positionV relativeFrom="paragraph">
+                  <wp:posOffset>3126104</wp:posOffset>
+                </wp:positionV>
+                <wp:extent cx="935831" cy="272733"/>
+                <wp:effectExtent l="76200" t="0" r="17145" b="51435"/>
+                <wp:wrapNone/>
+                <wp:docPr id="16" name="Соединитель: уступ 16"/>
+                <wp:cNvGraphicFramePr/>
+                <a:graphic xmlns:a="http://schemas.openxmlformats.org/drawingml/2006/main">
+                  <a:graphicData uri="http://schemas.microsoft.com/office/word/2010/wordprocessingShape">
+                    <wps:wsp>
+                      <wps:cNvCnPr/>
+                      <wps:spPr>
+                        <a:xfrm flipH="1">
+                          <a:off x="0" y="0"/>
+                          <a:ext cx="935831" cy="272733"/>
+                        </a:xfrm>
+                        <a:prstGeom prst="bentConnector3">
+                          <a:avLst>
+                            <a:gd name="adj1" fmla="val 99666"/>
+                          </a:avLst>
+                        </a:prstGeom>
+                        <a:ln>
+                          <a:tailEnd type="triangle"/>
+                        </a:ln>
+                      </wps:spPr>
+                      <wps:style>
+                        <a:lnRef idx="1">
+                          <a:schemeClr val="dk1"/>
+                        </a:lnRef>
+                        <a:fillRef idx="0">
+                          <a:schemeClr val="dk1"/>
+                        </a:fillRef>
+                        <a:effectRef idx="0">
+                          <a:schemeClr val="dk1"/>
+                        </a:effectRef>
+                        <a:fontRef idx="minor">
+                          <a:schemeClr val="tx1"/>
+                        </a:fontRef>
+                      </wps:style>
+                      <wps:bodyPr/>
+                    </wps:wsp>
+                  </a:graphicData>
+                </a:graphic>
+                <wp14:sizeRelH relativeFrom="margin">
+                  <wp14:pctWidth>0</wp14:pctWidth>
+                </wp14:sizeRelH>
+                <wp14:sizeRelV relativeFrom="margin">
+                  <wp14:pctHeight>0</wp14:pctHeight>
+                </wp14:sizeRelV>
+              </wp:anchor>
+            </w:drawing>
+          </mc:Choice>
+          <mc:Fallback>
+            <w:pict>
+              <v:shape w14:anchorId="5AF6326C" id="Соединитель: уступ 16" o:spid="_x0000_s1026" type="#_x0000_t34" style="position:absolute;margin-left:-4.05pt;margin-top:246.15pt;width:73.7pt;height:21.5pt;flip:x;z-index:250690048;visibility:visible;mso-wrap-style:square;mso-width-percent:0;mso-height-percent:0;mso-wrap-distance-left:9pt;mso-wrap-distance-top:0;mso-wrap-distance-right:9pt;mso-wrap-distance-bottom:0;mso-position-horizontal:absolute;mso-position-horizontal-relative:text;mso-position-vertical:absolute;mso-position-vertical-relative:text;mso-width-percent:0;mso-height-percent:0;mso-width-relative:margin;mso-height-relative:margin" o:gfxdata="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" adj="21528" strokecolor="black [3040]">
+                <v:stroke endarrow="block"/>
+              </v:shape>
+            </w:pict>
+          </mc:Fallback>
+        </mc:AlternateContent>
+      </w:r>
+      <w:r>
+        <w:rPr>
+          <w:rFonts w:ascii="Times New Roman" w:hAnsi="Times New Roman"/>
+          <w:b/>
+          <w:noProof/>
+          <w:sz w:val="28"/>
+          <w:szCs w:val="28"/>
+        </w:rPr>
+        <mc:AlternateContent>
+          <mc:Choice Requires="wps">
+            <w:drawing>
+              <wp:anchor distT="0" distB="0" distL="114300" distR="114300" simplePos="0" relativeHeight="252672512" behindDoc="0" locked="0" layoutInCell="1" allowOverlap="1" wp14:anchorId="37F7C756" wp14:editId="04EA6B97">
+                <wp:simplePos x="0" y="0"/>
+                <wp:positionH relativeFrom="column">
+                  <wp:posOffset>872490</wp:posOffset>
+                </wp:positionH>
+                <wp:positionV relativeFrom="paragraph">
+                  <wp:posOffset>2143125</wp:posOffset>
+                </wp:positionV>
+                <wp:extent cx="9525" cy="265430"/>
+                <wp:effectExtent l="38100" t="0" r="66675" b="58420"/>
+                <wp:wrapNone/>
+                <wp:docPr id="12" name="Соединитель: уступ 12"/>
+                <wp:cNvGraphicFramePr/>
+                <a:graphic xmlns:a="http://schemas.openxmlformats.org/drawingml/2006/main">
+                  <a:graphicData uri="http://schemas.microsoft.com/office/word/2010/wordprocessingShape">
+                    <wps:wsp>
+                      <wps:cNvCnPr/>
+                      <wps:spPr>
+                        <a:xfrm>
+                          <a:off x="0" y="0"/>
+                          <a:ext cx="9525" cy="265430"/>
+                        </a:xfrm>
+                        <a:prstGeom prst="bentConnector3">
+                          <a:avLst/>
+                        </a:prstGeom>
+                        <a:ln>
+                          <a:tailEnd type="triangle"/>
+                        </a:ln>
+                      </wps:spPr>
+                      <wps:style>
+                        <a:lnRef idx="1">
+                          <a:schemeClr val="dk1"/>
+                        </a:lnRef>
+                        <a:fillRef idx="0">
+                          <a:schemeClr val="dk1"/>
+                        </a:fillRef>
+                        <a:effectRef idx="0">
+                          <a:schemeClr val="dk1"/>
+                        </a:effectRef>
+                        <a:fontRef idx="minor">
+                          <a:schemeClr val="tx1"/>
+                        </a:fontRef>
+                      </wps:style>
+                      <wps:bodyPr/>
+                    </wps:wsp>
+                  </a:graphicData>
+                </a:graphic>
+              </wp:anchor>
+            </w:drawing>
+          </mc:Choice>
+          <mc:Fallback>
+            <w:pict>
+              <v:shape w14:anchorId="2B56CB23" id="Соединитель: уступ 12" o:spid="_x0000_s1026" type="#_x0000_t34" style="position:absolute;margin-left:68.7pt;margin-top:168.75pt;width:.75pt;height:20.9pt;z-index:252672512;visibility:visible;mso-wrap-style:square;mso-wrap-distance-left:9pt;mso-wrap-distance-top:0;mso-wrap-distance-right:9pt;mso-wrap-distance-bottom:0;mso-position-horizontal:absolute;mso-position-horizontal-relative:text;mso-position-vertical:absolute;mso-position-vertical-relative:text" o:gfxdata="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" strokecolor="black [3040]">
+                <v:stroke endarrow="block"/>
+              </v:shape>
+            </w:pict>
+          </mc:Fallback>
+        </mc:AlternateContent>
+      </w:r>
+      <w:r>
+        <w:rPr>
+          <w:rFonts w:ascii="Times New Roman" w:hAnsi="Times New Roman"/>
+          <w:b/>
+          <w:noProof/>
+          <w:sz w:val="28"/>
+          <w:szCs w:val="28"/>
+        </w:rPr>
+        <mc:AlternateContent>
+          <mc:Choice Requires="wps">
+            <w:drawing>
+              <wp:anchor distT="0" distB="0" distL="114300" distR="114300" simplePos="0" relativeHeight="251532800" behindDoc="0" locked="0" layoutInCell="1" allowOverlap="1" wp14:anchorId="11F426B2" wp14:editId="7A7ECD08">
+                <wp:simplePos x="0" y="0"/>
+                <wp:positionH relativeFrom="column">
+                  <wp:posOffset>3749494</wp:posOffset>
+                </wp:positionH>
+                <wp:positionV relativeFrom="paragraph">
+                  <wp:posOffset>1157605</wp:posOffset>
+                </wp:positionV>
+                <wp:extent cx="1280885" cy="239486"/>
+                <wp:effectExtent l="0" t="0" r="71755" b="65405"/>
+                <wp:wrapNone/>
+                <wp:docPr id="40" name="Соединитель: уступ 40"/>
+                <wp:cNvGraphicFramePr/>
+                <a:graphic xmlns:a="http://schemas.openxmlformats.org/drawingml/2006/main">
+                  <a:graphicData uri="http://schemas.microsoft.com/office/word/2010/wordprocessingShape">
+                    <wps:wsp>
+                      <wps:cNvCnPr/>
+                      <wps:spPr>
+                        <a:xfrm>
+                          <a:off x="0" y="0"/>
+                          <a:ext cx="1280885" cy="239486"/>
+                        </a:xfrm>
+                        <a:prstGeom prst="bentConnector3">
+                          <a:avLst>
+                            <a:gd name="adj1" fmla="val 99979"/>
+                          </a:avLst>
+                        </a:prstGeom>
+                        <a:ln>
+                          <a:tailEnd type="triangle"/>
+                        </a:ln>
+                      </wps:spPr>
+                      <wps:style>
+                        <a:lnRef idx="1">
+                          <a:schemeClr val="dk1"/>
+                        </a:lnRef>
+                        <a:fillRef idx="0">
+                          <a:schemeClr val="dk1"/>
+                        </a:fillRef>
+                        <a:effectRef idx="0">
+                          <a:schemeClr val="dk1"/>
+                        </a:effectRef>
+                        <a:fontRef idx="minor">
+                          <a:schemeClr val="tx1"/>
+                        </a:fontRef>
+                      </wps:style>
+                      <wps:bodyPr/>
+                    </wps:wsp>
+                  </a:graphicData>
+                </a:graphic>
+                <wp14:sizeRelH relativeFrom="margin">
+                  <wp14:pctWidth>0</wp14:pctWidth>
+                </wp14:sizeRelH>
+                <wp14:sizeRelV relativeFrom="margin">
+                  <wp14:pctHeight>0</wp14:pctHeight>
+                </wp14:sizeRelV>
+              </wp:anchor>
+            </w:drawing>
+          </mc:Choice>
+          <mc:Fallback>
+            <w:pict>
+              <v:shape w14:anchorId="03744C89" id="Соединитель: уступ 40" o:spid="_x0000_s1026" type="#_x0000_t34" style="position:absolute;margin-left:295.25pt;margin-top:91.15pt;width:100.85pt;height:18.85pt;z-index:251532800;visibility:visible;mso-wrap-style:square;mso-width-percent:0;mso-height-percent:0;mso-wrap-distance-left:9pt;mso-wrap-distance-top:0;mso-wrap-distance-right:9pt;mso-wrap-distance-bottom:0;mso-position-horizontal:absolute;mso-position-horizontal-relative:text;mso-position-vertical:absolute;mso-position-vertical-relative:text;mso-width-percent:0;mso-height-percent:0;mso-width-relative:margin;mso-height-relative:margin" o:gfxdata="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" adj="21595" strokecolor="black [3040]">
+                <v:stroke endarrow="block"/>
+              </v:shape>
+            </w:pict>
+          </mc:Fallback>
+        </mc:AlternateContent>
+      </w:r>
+      <w:r>
+        <w:rPr>
+          <w:rFonts w:ascii="Times New Roman" w:hAnsi="Times New Roman"/>
+          <w:b/>
+          <w:noProof/>
+          <w:sz w:val="28"/>
+          <w:szCs w:val="28"/>
+        </w:rPr>
+        <mc:AlternateContent>
+          <mc:Choice Requires="wps">
+            <w:drawing>
+              <wp:anchor distT="0" distB="0" distL="114300" distR="114300" simplePos="0" relativeHeight="250753536" behindDoc="0" locked="0" layoutInCell="1" allowOverlap="1" wp14:anchorId="37FE9314" wp14:editId="53F44501">
+                <wp:simplePos x="0" y="0"/>
+                <wp:positionH relativeFrom="column">
+                  <wp:posOffset>-581660</wp:posOffset>
+                </wp:positionH>
+                <wp:positionV relativeFrom="paragraph">
+                  <wp:posOffset>1303655</wp:posOffset>
+                </wp:positionV>
+                <wp:extent cx="1435100" cy="2341245"/>
+                <wp:effectExtent l="152400" t="76200" r="0" b="20955"/>
+                <wp:wrapNone/>
+                <wp:docPr id="17" name="Соединитель: уступ 17"/>
+                <wp:cNvGraphicFramePr/>
+                <a:graphic xmlns:a="http://schemas.openxmlformats.org/drawingml/2006/main">
+                  <a:graphicData uri="http://schemas.microsoft.com/office/word/2010/wordprocessingShape">
+                    <wps:wsp>
+                      <wps:cNvCnPr/>
+                      <wps:spPr>
+                        <a:xfrm flipV="1">
+                          <a:off x="0" y="0"/>
+                          <a:ext cx="1435100" cy="2341245"/>
+                        </a:xfrm>
+                        <a:prstGeom prst="bentConnector3">
+                          <a:avLst>
+                            <a:gd name="adj1" fmla="val -10238"/>
+                          </a:avLst>
+                        </a:prstGeom>
+                        <a:ln>
+                          <a:tailEnd type="triangle"/>
+                        </a:ln>
+                      </wps:spPr>
+                      <wps:style>
+                        <a:lnRef idx="1">
+                          <a:schemeClr val="dk1"/>
+                        </a:lnRef>
+                        <a:fillRef idx="0">
+                          <a:schemeClr val="dk1"/>
+                        </a:fillRef>
+                        <a:effectRef idx="0">
+                          <a:schemeClr val="dk1"/>
+                        </a:effectRef>
+                        <a:fontRef idx="minor">
+                          <a:schemeClr val="tx1"/>
+                        </a:fontRef>
+                      </wps:style>
+                      <wps:bodyPr/>
+                    </wps:wsp>
+                  </a:graphicData>
+                </a:graphic>
+                <wp14:sizeRelH relativeFrom="margin">
+                  <wp14:pctWidth>0</wp14:pctWidth>
+                </wp14:sizeRelH>
+                <wp14:sizeRelV relativeFrom="margin">
+                  <wp14:pctHeight>0</wp14:pctHeight>
+                </wp14:sizeRelV>
+              </wp:anchor>
+            </w:drawing>
+          </mc:Choice>
+          <mc:Fallback>
+            <w:pict>
+              <v:shape w14:anchorId="372973C7" id="Соединитель: уступ 17" o:spid="_x0000_s1026" type="#_x0000_t34" style="position:absolute;margin-left:-45.8pt;margin-top:102.65pt;width:113pt;height:184.35pt;flip:y;z-index:250753536;visibility:visible;mso-wrap-style:square;mso-width-percent:0;mso-height-percent:0;mso-wrap-distance-left:9pt;mso-wrap-distance-top:0;mso-wrap-distance-right:9pt;mso-wrap-distance-bottom:0;mso-position-horizontal:absolute;mso-position-horizontal-relative:text;mso-position-vertical:absolute;mso-position-vertical-relative:text;mso-width-percent:0;mso-height-percent:0;mso-width-relative:margin;mso-height-relative:margin" o:gfxdata="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" adj="-2211" strokecolor="black [3040]">
+                <v:stroke endarrow="block"/>
+              </v:shape>
+            </w:pict>
+          </mc:Fallback>
+        </mc:AlternateContent>
+      </w:r>
+      <w:r>
+        <w:rPr>
+          <w:rFonts w:ascii="Times New Roman" w:hAnsi="Times New Roman"/>
+          <w:b/>
+          <w:noProof/>
+          <w:sz w:val="28"/>
+          <w:szCs w:val="28"/>
+        </w:rPr>
+        <mc:AlternateContent>
+          <mc:Choice Requires="wps">
+            <w:drawing>
+              <wp:anchor distT="0" distB="0" distL="114300" distR="114300" simplePos="0" relativeHeight="250899968" behindDoc="0" locked="0" layoutInCell="1" allowOverlap="1" wp14:anchorId="1EEBAE33" wp14:editId="79BA4D76">
+                <wp:simplePos x="0" y="0"/>
+                <wp:positionH relativeFrom="column">
+                  <wp:posOffset>-575310</wp:posOffset>
+                </wp:positionH>
+                <wp:positionV relativeFrom="paragraph">
+                  <wp:posOffset>1192530</wp:posOffset>
+                </wp:positionV>
+                <wp:extent cx="1428750" cy="3594735"/>
+                <wp:effectExtent l="361950" t="76200" r="0" b="24765"/>
+                <wp:wrapNone/>
+                <wp:docPr id="26" name="Соединитель: уступ 26"/>
+                <wp:cNvGraphicFramePr/>
+                <a:graphic xmlns:a="http://schemas.openxmlformats.org/drawingml/2006/main">
+                  <a:graphicData uri="http://schemas.microsoft.com/office/word/2010/wordprocessingShape">
+                    <wps:wsp>
+                      <wps:cNvCnPr/>
+                      <wps:spPr>
+                        <a:xfrm flipV="1">
+                          <a:off x="0" y="0"/>
+                          <a:ext cx="1428750" cy="3594735"/>
+                        </a:xfrm>
+                        <a:prstGeom prst="bentConnector3">
+                          <a:avLst>
+                            <a:gd name="adj1" fmla="val -25000"/>
+                          </a:avLst>
+                        </a:prstGeom>
+                        <a:ln>
+                          <a:tailEnd type="triangle"/>
+                        </a:ln>
+                      </wps:spPr>
+                      <wps:style>
+                        <a:lnRef idx="1">
+                          <a:schemeClr val="dk1"/>
+                        </a:lnRef>
+                        <a:fillRef idx="0">
+                          <a:schemeClr val="dk1"/>
+                        </a:fillRef>
+                        <a:effectRef idx="0">
+                          <a:schemeClr val="dk1"/>
+                        </a:effectRef>
+                        <a:fontRef idx="minor">
+                          <a:schemeClr val="tx1"/>
+                        </a:fontRef>
+                      </wps:style>
+                      <wps:bodyPr/>
+                    </wps:wsp>
+                  </a:graphicData>
+                </a:graphic>
+                <wp14:sizeRelH relativeFrom="margin">
+                  <wp14:pctWidth>0</wp14:pctWidth>
+                </wp14:sizeRelH>
+                <wp14:sizeRelV relativeFrom="margin">
+                  <wp14:pctHeight>0</wp14:pctHeight>
+                </wp14:sizeRelV>
+              </wp:anchor>
+            </w:drawing>
+          </mc:Choice>
+          <mc:Fallback>
+            <w:pict>
+              <v:shape w14:anchorId="155DDA34" id="Соединитель: уступ 26" o:spid="_x0000_s1026" type="#_x0000_t34" style="position:absolute;margin-left:-45.3pt;margin-top:93.9pt;width:112.5pt;height:283.05pt;flip:y;z-index:250899968;visibility:visible;mso-wrap-style:square;mso-width-percent:0;mso-height-percent:0;mso-wrap-distance-left:9pt;mso-wrap-distance-top:0;mso-wrap-distance-right:9pt;mso-wrap-distance-bottom:0;mso-position-horizontal:absolute;mso-position-horizontal-relative:text;mso-position-vertical:absolute;mso-position-vertical-relative:text;mso-width-percent:0;mso-height-percent:0;mso-width-relative:margin;mso-height-relative:margin" o:gfxdata="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" adj="-5400" strokecolor="black [3040]">
+                <v:stroke endarrow="block"/>
+              </v:shape>
+            </w:pict>
+          </mc:Fallback>
+        </mc:AlternateContent>
+      </w:r>
+      <w:r>
+        <w:rPr>
+          <w:rFonts w:ascii="Times New Roman" w:hAnsi="Times New Roman"/>
+          <w:b/>
+          <w:noProof/>
+          <w:sz w:val="28"/>
+          <w:szCs w:val="28"/>
+        </w:rPr>
+        <mc:AlternateContent>
+          <mc:Choice Requires="wps">
+            <w:drawing>
+              <wp:anchor distT="0" distB="0" distL="114300" distR="114300" simplePos="0" relativeHeight="250570240" behindDoc="0" locked="0" layoutInCell="1" allowOverlap="1" wp14:anchorId="432F0E7F" wp14:editId="43A4E744">
+                <wp:simplePos x="0" y="0"/>
+                <wp:positionH relativeFrom="column">
+                  <wp:posOffset>862964</wp:posOffset>
+                </wp:positionH>
+                <wp:positionV relativeFrom="paragraph">
+                  <wp:posOffset>1160780</wp:posOffset>
+                </wp:positionV>
+                <wp:extent cx="1308100" cy="342265"/>
+                <wp:effectExtent l="76200" t="0" r="25400" b="57785"/>
+                <wp:wrapNone/>
+                <wp:docPr id="13" name="Соединитель: уступ 13"/>
+                <wp:cNvGraphicFramePr/>
+                <a:graphic xmlns:a="http://schemas.openxmlformats.org/drawingml/2006/main">
+                  <a:graphicData uri="http://schemas.microsoft.com/office/word/2010/wordprocessingShape">
+                    <wps:wsp>
+                      <wps:cNvCnPr/>
+                      <wps:spPr>
+                        <a:xfrm flipH="1">
+                          <a:off x="0" y="0"/>
+                          <a:ext cx="1308100" cy="342265"/>
+                        </a:xfrm>
+                        <a:prstGeom prst="bentConnector3">
+                          <a:avLst>
+                            <a:gd name="adj1" fmla="val 100113"/>
+                          </a:avLst>
+                        </a:prstGeom>
+                        <a:ln>
+                          <a:tailEnd type="triangle"/>
+                        </a:ln>
+                      </wps:spPr>
+                      <wps:style>
+                        <a:lnRef idx="1">
+                          <a:schemeClr val="dk1"/>
+                        </a:lnRef>
+                        <a:fillRef idx="0">
+                          <a:schemeClr val="dk1"/>
+                        </a:fillRef>
+                        <a:effectRef idx="0">
+                          <a:schemeClr val="dk1"/>
+                        </a:effectRef>
+                        <a:fontRef idx="minor">
+                          <a:schemeClr val="tx1"/>
+                        </a:fontRef>
+                      </wps:style>
+                      <wps:bodyPr/>
+                    </wps:wsp>
+                  </a:graphicData>
+                </a:graphic>
+                <wp14:sizeRelH relativeFrom="margin">
+                  <wp14:pctWidth>0</wp14:pctWidth>
+                </wp14:sizeRelH>
+                <wp14:sizeRelV relativeFrom="margin">
+                  <wp14:pctHeight>0</wp14:pctHeight>
+                </wp14:sizeRelV>
+              </wp:anchor>
+            </w:drawing>
+          </mc:Choice>
+          <mc:Fallback>
+            <w:pict>
+              <v:shape w14:anchorId="57A35972" id="Соединитель: уступ 13" o:spid="_x0000_s1026" type="#_x0000_t34" style="position:absolute;margin-left:67.95pt;margin-top:91.4pt;width:103pt;height:26.95pt;flip:x;z-index:250570240;visibility:visible;mso-wrap-style:square;mso-width-percent:0;mso-height-percent:0;mso-wrap-distance-left:9pt;mso-wrap-distance-top:0;mso-wrap-distance-right:9pt;mso-wrap-distance-bottom:0;mso-position-horizontal:absolute;mso-position-horizontal-relative:text;mso-position-vertical:absolute;mso-position-vertical-relative:text;mso-width-percent:0;mso-height-percent:0;mso-width-relative:margin;mso-height-relative:margin" o:gfxdata="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" adj="21624" strokecolor="black [3040]">
+                <v:stroke endarrow="block"/>
+              </v:shape>
+            </w:pict>
+          </mc:Fallback>
+        </mc:AlternateContent>
+      </w:r>
+      <w:r>
+        <w:rPr>
+          <w:rFonts w:ascii="Times New Roman" w:hAnsi="Times New Roman"/>
+          <w:b/>
+          <w:noProof/>
+          <w:sz w:val="28"/>
+          <w:szCs w:val="28"/>
+        </w:rPr>
+        <mc:AlternateContent>
+          <mc:Choice Requires="wps">
+            <w:drawing>
+              <wp:anchor distT="0" distB="0" distL="114300" distR="114300" simplePos="0" relativeHeight="252641792" behindDoc="0" locked="0" layoutInCell="1" allowOverlap="1" wp14:anchorId="67F9EE0C" wp14:editId="681B5175">
+                <wp:simplePos x="0" y="0"/>
+                <wp:positionH relativeFrom="column">
+                  <wp:posOffset>4365234</wp:posOffset>
+                </wp:positionH>
+                <wp:positionV relativeFrom="paragraph">
+                  <wp:posOffset>3126105</wp:posOffset>
+                </wp:positionV>
+                <wp:extent cx="1611923" cy="454269"/>
+                <wp:effectExtent l="0" t="0" r="26670" b="22225"/>
+                <wp:wrapNone/>
+                <wp:docPr id="9" name="Блок-схема: данные 9"/>
+                <wp:cNvGraphicFramePr/>
+                <a:graphic xmlns:a="http://schemas.openxmlformats.org/drawingml/2006/main">
+                  <a:graphicData uri="http://schemas.microsoft.com/office/word/2010/wordprocessingShape">
+                    <wps:wsp>
+                      <wps:cNvSpPr/>
+                      <wps:spPr>
+                        <a:xfrm>
+                          <a:off x="0" y="0"/>
+                          <a:ext cx="1611923" cy="454269"/>
+                        </a:xfrm>
+                        <a:prstGeom prst="flowChartInputOutput">
+                          <a:avLst/>
+                        </a:prstGeom>
+                      </wps:spPr>
+                      <wps:style>
+                        <a:lnRef idx="2">
+                          <a:schemeClr val="dk1"/>
+                        </a:lnRef>
+                        <a:fillRef idx="1">
+                          <a:schemeClr val="lt1"/>
+                        </a:fillRef>
+                        <a:effectRef idx="0">
+                          <a:schemeClr val="dk1"/>
+                        </a:effectRef>
+                        <a:fontRef idx="minor">
+                          <a:schemeClr val="dk1"/>
+                        </a:fontRef>
+                      </wps:style>
+                      <wps:txbx>
+                        <w:txbxContent>
+                          <w:p>
+                            <w:pPr>
+                              <w:jc w:val="center"/>
+                              <w:rPr>
+                                <w:rFonts w:ascii="Times New Roman" w:hAnsi="Times New Roman"/>
+                                <w:sz w:val="16"/>
+                                <w:szCs w:val="16"/>
+                              </w:rPr>
+                            </w:pPr>
+                            <w:r>
+                              <w:rPr>
+                                <w:rFonts w:ascii="Times New Roman" w:hAnsi="Times New Roman"/>
+                                <w:sz w:val="16"/>
+                                <w:szCs w:val="16"/>
+                              </w:rPr>
+                              <w:t>Ввод мастер-пароля</w:t>
+                            </w:r>
+                          </w:p>
+                          <w:p>
+                            <w:pPr>
+                              <w:jc w:val="center"/>
+                            </w:pPr>
+                          </w:p>
+                        </w:txbxContent>
+                      </wps:txbx>
+                      <wps:bodyPr rot="0" spcFirstLastPara="0" vertOverflow="overflow" horzOverflow="overflow" vert="horz" wrap="square" lIns="91440" tIns="45720" rIns="91440" bIns="45720" numCol="1" spcCol="0" rtlCol="0" fromWordArt="0" anchor="ctr" anchorCtr="0" forceAA="0" compatLnSpc="1">
+                        <a:prstTxWarp prst="textNoShape">
+                          <a:avLst/>
+                        </a:prstTxWarp>
+                        <a:noAutofit/>
+                      </wps:bodyPr>
+                    </wps:wsp>
+                  </a:graphicData>
+                </a:graphic>
+              </wp:anchor>
+            </w:drawing>
+          </mc:Choice>
+          <mc:Fallback>
+            <w:pict>
+              <v:shapetype w14:anchorId="67F9EE0C" id="_x0000_t111" coordsize="21600,21600" o:spt="111" path="m4321,l21600,,17204,21600,,21600xe">
+                <v:stroke joinstyle="miter"/>
+                <v:path gradientshapeok="t" o:connecttype="custom" o:connectlocs="12961,0;10800,0;2161,10800;8602,21600;10800,21600;19402,10800" textboxrect="4321,0,17204,21600"/>
+              </v:shapetype>
+              <v:shape id="Блок-схема: данные 9" o:spid="_x0000_s1030" type="#_x0000_t111" style="position:absolute;margin-left:343.7pt;margin-top:246.15pt;width:126.9pt;height:35.75pt;z-index:252641792;visibility:visible;mso-wrap-style:square;mso-wrap-distance-left:9pt;mso-wrap-distance-top:0;mso-wrap-distance-right:9pt;mso-wrap-distance-bottom:0;mso-position-horizontal:absolute;mso-position-horizontal-relative:text;mso-position-vertical:absolute;mso-position-vertical-relative:text;v-text-anchor:middle" o:gfxdata="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" fillcolor="white [3201]" strokecolor="black [3200]" strokeweight="2pt">
+                <v:textbox>
+                  <w:txbxContent>
+                    <w:p>
+                      <w:pPr>
+                        <w:jc w:val="center"/>
+                        <w:rPr>
+                          <w:rFonts w:ascii="Times New Roman" w:hAnsi="Times New Roman"/>
+                          <w:sz w:val="16"/>
+                          <w:szCs w:val="16"/>
+                        </w:rPr>
+                      </w:pPr>
+                      <w:r>
+                        <w:rPr>
+                          <w:rFonts w:ascii="Times New Roman" w:hAnsi="Times New Roman"/>
+                          <w:sz w:val="16"/>
+                          <w:szCs w:val="16"/>
+                        </w:rPr>
+                        <w:t>Ввод мастер-пароля</w:t>
+                      </w:r>
+                    </w:p>
+                    <w:p>
+                      <w:pPr>
+                        <w:jc w:val="center"/>
+                      </w:pPr>
+                    </w:p>
+                  </w:txbxContent>
+                </v:textbox>
+              </v:shape>
+            </w:pict>
+          </mc:Fallback>
+        </mc:AlternateContent>
+      </w:r>
+      <w:r>
+        <w:rPr>
+          <w:rFonts w:ascii="Times New Roman" w:hAnsi="Times New Roman"/>
+          <w:b/>
+          <w:noProof/>
+          <w:sz w:val="28"/>
+          <w:szCs w:val="28"/>
+        </w:rPr>
+        <mc:AlternateContent>
+          <mc:Choice Requires="wps">
+            <w:drawing>
+              <wp:anchor distT="0" distB="0" distL="114300" distR="114300" simplePos="0" relativeHeight="252609024" behindDoc="0" locked="0" layoutInCell="1" allowOverlap="1" wp14:anchorId="6682B505" wp14:editId="4BC57D02">
+                <wp:simplePos x="0" y="0"/>
+                <wp:positionH relativeFrom="column">
+                  <wp:posOffset>-65722</wp:posOffset>
+                </wp:positionH>
+                <wp:positionV relativeFrom="paragraph">
+                  <wp:posOffset>1502093</wp:posOffset>
+                </wp:positionV>
+                <wp:extent cx="1852612" cy="642937"/>
+                <wp:effectExtent l="0" t="0" r="14605" b="24130"/>
+                <wp:wrapNone/>
+                <wp:docPr id="7" name="Блок-схема: данные 7"/>
+                <wp:cNvGraphicFramePr/>
+                <a:graphic xmlns:a="http://schemas.openxmlformats.org/drawingml/2006/main">
+                  <a:graphicData uri="http://schemas.microsoft.com/office/word/2010/wordprocessingShape">
+                    <wps:wsp>
+                      <wps:cNvSpPr/>
+                      <wps:spPr>
+                        <a:xfrm>
+                          <a:off x="0" y="0"/>
+                          <a:ext cx="1852612" cy="642937"/>
+                        </a:xfrm>
+                        <a:prstGeom prst="flowChartInputOutput">
+                          <a:avLst/>
+                        </a:prstGeom>
+                      </wps:spPr>
+                      <wps:style>
+                        <a:lnRef idx="2">
+                          <a:schemeClr val="dk1"/>
+                        </a:lnRef>
+                        <a:fillRef idx="1">
+                          <a:schemeClr val="lt1"/>
+                        </a:fillRef>
+                        <a:effectRef idx="0">
+                          <a:schemeClr val="dk1"/>
+                        </a:effectRef>
+                        <a:fontRef idx="minor">
+                          <a:schemeClr val="dk1"/>
+                        </a:fontRef>
+                      </wps:style>
+                      <wps:txbx>
+                        <w:txbxContent>
+                          <w:p>
+                            <w:pPr>
+                              <w:jc w:val="center"/>
+                              <w:rPr>
+                                <w:rFonts w:ascii="Times New Roman" w:hAnsi="Times New Roman"/>
+                                <w:sz w:val="16"/>
+                                <w:szCs w:val="16"/>
+                              </w:rPr>
+                            </w:pPr>
+                            <w:r>
+                              <w:rPr>
+                                <w:rFonts w:ascii="Times New Roman" w:hAnsi="Times New Roman"/>
+                                <w:sz w:val="16"/>
+                                <w:szCs w:val="16"/>
+                              </w:rPr>
+                              <w:t xml:space="preserve">Ввод мастер-пароля </w:t>
+                            </w:r>
+                          </w:p>
+                        </w:txbxContent>
+                      </wps:txbx>
+                      <wps:bodyPr rot="0" spcFirstLastPara="0" vertOverflow="overflow" horzOverflow="overflow" vert="horz" wrap="square" lIns="91440" tIns="45720" rIns="91440" bIns="45720" numCol="1" spcCol="0" rtlCol="0" fromWordArt="0" anchor="ctr" anchorCtr="0" forceAA="0" compatLnSpc="1">
+                        <a:prstTxWarp prst="textNoShape">
+                          <a:avLst/>
+                        </a:prstTxWarp>
+                        <a:noAutofit/>
+                      </wps:bodyPr>
+                    </wps:wsp>
+                  </a:graphicData>
+                </a:graphic>
+                <wp14:sizeRelV relativeFrom="margin">
+                  <wp14:pctHeight>0</wp14:pctHeight>
+                </wp14:sizeRelV>
+              </wp:anchor>
+            </w:drawing>
+          </mc:Choice>
+          <mc:Fallback>
+            <w:pict>
+              <v:shape w14:anchorId="6682B505" id="Блок-схема: данные 7" o:spid="_x0000_s1031" type="#_x0000_t111" style="position:absolute;margin-left:-5.15pt;margin-top:118.3pt;width:145.85pt;height:50.6pt;z-index:252609024;visibility:visible;mso-wrap-style:square;mso-height-percent:0;mso-wrap-distance-left:9pt;mso-wrap-distance-top:0;mso-wrap-distance-right:9pt;mso-wrap-distance-bottom:0;mso-position-horizontal:absolute;mso-position-horizontal-relative:text;mso-position-vertical:absolute;mso-position-vertical-relative:text;mso-height-percent:0;mso-height-relative:margin;v-text-anchor:middle" o:gfxdata="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" fillcolor="white [3201]" strokecolor="black [3200]" strokeweight="2pt">
+                <v:textbox>
+                  <w:txbxContent>
+                    <w:p>
+                      <w:pPr>
+                        <w:jc w:val="center"/>
+                        <w:rPr>
+                          <w:rFonts w:ascii="Times New Roman" w:hAnsi="Times New Roman"/>
+                          <w:sz w:val="16"/>
+                          <w:szCs w:val="16"/>
+                        </w:rPr>
+                      </w:pPr>
+                      <w:r>
+                        <w:rPr>
+                          <w:rFonts w:ascii="Times New Roman" w:hAnsi="Times New Roman"/>
+                          <w:sz w:val="16"/>
+                          <w:szCs w:val="16"/>
+                        </w:rPr>
+                        <w:t xml:space="preserve">Ввод мастер-пароля </w:t>
+                      </w:r>
+                    </w:p>
+                  </w:txbxContent>
+                </v:textbox>
+              </v:shape>
+            </w:pict>
+          </mc:Fallback>
+        </mc:AlternateContent>
+      </w:r>
+      <w:r>
+        <w:rPr>
+          <w:rFonts w:ascii="Times New Roman" w:hAnsi="Times New Roman"/>
+          <w:b/>
+          <w:noProof/>
+          <w:sz w:val="28"/>
+          <w:szCs w:val="28"/>
+        </w:rPr>
+        <mc:AlternateContent>
+          <mc:Choice Requires="wps">
+            <w:drawing>
+              <wp:anchor distT="0" distB="0" distL="114300" distR="114300" simplePos="0" relativeHeight="250792448" behindDoc="0" locked="0" layoutInCell="1" allowOverlap="1" wp14:anchorId="07DEBCBD" wp14:editId="64F8D24F">
+                <wp:simplePos x="0" y="0"/>
+                <wp:positionH relativeFrom="column">
+                  <wp:posOffset>911951</wp:posOffset>
+                </wp:positionH>
+                <wp:positionV relativeFrom="paragraph">
+                  <wp:posOffset>3131548</wp:posOffset>
+                </wp:positionV>
+                <wp:extent cx="488950" cy="602252"/>
+                <wp:effectExtent l="0" t="0" r="82550" b="64770"/>
+                <wp:wrapNone/>
+                <wp:docPr id="18" name="Соединитель: уступ 18"/>
+                <wp:cNvGraphicFramePr/>
+                <a:graphic xmlns:a="http://schemas.openxmlformats.org/drawingml/2006/main">
+                  <a:graphicData uri="http://schemas.microsoft.com/office/word/2010/wordprocessingShape">
+                    <wps:wsp>
+                      <wps:cNvCnPr/>
+                      <wps:spPr>
+                        <a:xfrm>
+                          <a:off x="0" y="0"/>
+                          <a:ext cx="488950" cy="602252"/>
+                        </a:xfrm>
+                        <a:prstGeom prst="bentConnector3">
+                          <a:avLst>
+                            <a:gd name="adj1" fmla="val 100709"/>
+                          </a:avLst>
+                        </a:prstGeom>
+                        <a:ln>
+                          <a:tailEnd type="triangle"/>
+                        </a:ln>
+                      </wps:spPr>
+                      <wps:style>
+                        <a:lnRef idx="1">
+                          <a:schemeClr val="dk1"/>
+                        </a:lnRef>
+                        <a:fillRef idx="0">
+                          <a:schemeClr val="dk1"/>
+                        </a:fillRef>
+                        <a:effectRef idx="0">
+                          <a:schemeClr val="dk1"/>
+                        </a:effectRef>
+                        <a:fontRef idx="minor">
+                          <a:schemeClr val="tx1"/>
+                        </a:fontRef>
+                      </wps:style>
+                      <wps:bodyPr/>
+                    </wps:wsp>
+                  </a:graphicData>
+                </a:graphic>
+                <wp14:sizeRelH relativeFrom="margin">
+                  <wp14:pctWidth>0</wp14:pctWidth>
+                </wp14:sizeRelH>
+                <wp14:sizeRelV relativeFrom="margin">
+                  <wp14:pctHeight>0</wp14:pctHeight>
+                </wp14:sizeRelV>
+              </wp:anchor>
+            </w:drawing>
+          </mc:Choice>
+          <mc:Fallback>
+            <w:pict>
+              <v:shape w14:anchorId="310E9A6B" id="Соединитель: уступ 18" o:spid="_x0000_s1026" type="#_x0000_t34" style="position:absolute;margin-left:71.8pt;margin-top:246.6pt;width:38.5pt;height:47.4pt;z-index:250792448;visibility:visible;mso-wrap-style:square;mso-width-percent:0;mso-height-percent:0;mso-wrap-distance-left:9pt;mso-wrap-distance-top:0;mso-wrap-distance-right:9pt;mso-wrap-distance-bottom:0;mso-position-horizontal:absolute;mso-position-horizontal-relative:text;mso-position-vertical:absolute;mso-position-vertical-relative:text;mso-width-percent:0;mso-height-percent:0;mso-width-relative:margin;mso-height-relative:margin" o:gfxdata="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" adj="21753" strokecolor="black [3040]">
+                <v:stroke endarrow="block"/>
+              </v:shape>
+            </w:pict>
+          </mc:Fallback>
+        </mc:AlternateContent>
+      </w:r>
+      <w:r>
+        <w:rPr>
+          <w:rFonts w:ascii="Times New Roman" w:hAnsi="Times New Roman"/>
+          <w:b/>
+          <w:noProof/>
+          <w:sz w:val="28"/>
+          <w:szCs w:val="28"/>
+        </w:rPr>
+        <mc:AlternateContent>
+          <mc:Choice Requires="wps">
+            <w:drawing>
+              <wp:anchor distT="45720" distB="45720" distL="114300" distR="114300" simplePos="0" relativeHeight="250640896" behindDoc="1" locked="0" layoutInCell="1" allowOverlap="1" wp14:anchorId="4814D777" wp14:editId="7D2DBFA8">
+                <wp:simplePos x="0" y="0"/>
+                <wp:positionH relativeFrom="column">
+                  <wp:posOffset>-55517</wp:posOffset>
+                </wp:positionH>
+                <wp:positionV relativeFrom="paragraph">
+                  <wp:posOffset>2871379</wp:posOffset>
                 </wp:positionV>
                 <wp:extent cx="392430" cy="219710"/>
                 <wp:effectExtent l="0" t="0" r="26670" b="27940"/>
@@ -6047,11 +8802,7 @@
           </mc:Choice>
           <mc:Fallback>
             <w:pict>
-              <v:shapetype w14:anchorId="4814D777" id="_x0000_t202" coordsize="21600,21600" o:spt="202" path="m,l,21600r21600,l21600,xe">
-                <v:stroke joinstyle="miter"/>
-                <v:path gradientshapeok="t" o:connecttype="rect"/>
-              </v:shapetype>
-              <v:shape id="Надпись 2" o:spid="_x0000_s1026" type="#_x0000_t202" style="position:absolute;margin-left:-10.8pt;margin-top:202.95pt;width:30.9pt;height:17.3pt;z-index:-252366336;visibility:visible;mso-wrap-style:square;mso-width-percent:0;mso-height-percent:0;mso-wrap-distance-left:9pt;mso-wrap-distance-top:3.6pt;mso-wrap-distance-right:9pt;mso-wrap-distance-bottom:3.6pt;mso-position-horizontal:absolute;mso-position-horizontal-relative:text;mso-position-vertical:absolute;mso-position-vertical-relative:text;mso-width-percent:0;mso-height-percent:0;mso-width-relative:margin;mso-height-relative:margin;v-text-anchor:top" o:gfxdata="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" strokecolor="white [3212]">
+              <v:shape w14:anchorId="4814D777" id="_x0000_s1032" type="#_x0000_t202" style="position:absolute;margin-left:-4.35pt;margin-top:226.1pt;width:30.9pt;height:17.3pt;z-index:-252675584;visibility:visible;mso-wrap-style:square;mso-width-percent:0;mso-height-percent:0;mso-wrap-distance-left:9pt;mso-wrap-distance-top:3.6pt;mso-wrap-distance-right:9pt;mso-wrap-distance-bottom:3.6pt;mso-position-horizontal:absolute;mso-position-horizontal-relative:text;mso-position-vertical:absolute;mso-position-vertical-relative:text;mso-width-percent:0;mso-height-percent:0;mso-width-relative:margin;mso-height-relative:margin;v-text-anchor:top" o:gfxdata="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" strokecolor="white [3212]">
                 <v:textbox>
                   <w:txbxContent>
                     <w:p>
@@ -6089,18 +8840,18 @@
         <mc:AlternateContent>
           <mc:Choice Requires="wps">
             <w:drawing>
-              <wp:anchor distT="45720" distB="45720" distL="114300" distR="114300" simplePos="0" relativeHeight="252559872" behindDoc="1" locked="0" layoutInCell="1" allowOverlap="1" wp14:anchorId="1363286A" wp14:editId="2F569AB5">
+              <wp:anchor distT="45720" distB="45720" distL="114300" distR="114300" simplePos="0" relativeHeight="251993600" behindDoc="1" locked="0" layoutInCell="1" allowOverlap="1" wp14:anchorId="6E4FDDCE" wp14:editId="5C073046">
                 <wp:simplePos x="0" y="0"/>
                 <wp:positionH relativeFrom="column">
-                  <wp:posOffset>3749675</wp:posOffset>
+                  <wp:posOffset>3923937</wp:posOffset>
                 </wp:positionH>
                 <wp:positionV relativeFrom="paragraph">
-                  <wp:posOffset>6004243</wp:posOffset>
+                  <wp:posOffset>2982051</wp:posOffset>
                 </wp:positionV>
-                <wp:extent cx="392430" cy="198755"/>
-                <wp:effectExtent l="0" t="0" r="26670" b="10795"/>
+                <wp:extent cx="368300" cy="257810"/>
+                <wp:effectExtent l="0" t="0" r="12700" b="27940"/>
                 <wp:wrapNone/>
-                <wp:docPr id="199" name="Надпись 2"/>
+                <wp:docPr id="61" name="Надпись 2"/>
                 <wp:cNvGraphicFramePr>
                   <a:graphicFrameLocks xmlns:a="http://schemas.openxmlformats.org/drawingml/2006/main"/>
                 </wp:cNvGraphicFramePr>
@@ -6113,7 +8864,7 @@
                       <wps:spPr bwMode="auto">
                         <a:xfrm>
                           <a:off x="0" y="0"/>
-                          <a:ext cx="392430" cy="198755"/>
+                          <a:ext cx="368300" cy="257810"/>
                         </a:xfrm>
                         <a:prstGeom prst="rect">
                           <a:avLst/>
@@ -6146,7 +8897,7 @@
                                 <w:sz w:val="16"/>
                                 <w:szCs w:val="16"/>
                               </w:rPr>
-                              <w:t>Нет</w:t>
+                              <w:t>Да</w:t>
                             </w:r>
                           </w:p>
                         </w:txbxContent>
@@ -6168,7 +8919,7 @@
           </mc:Choice>
           <mc:Fallback>
             <w:pict>
-              <v:shape w14:anchorId="1363286A" id="_x0000_s1027" type="#_x0000_t202" style="position:absolute;margin-left:295.25pt;margin-top:472.8pt;width:30.9pt;height:15.65pt;z-index:-250756608;visibility:visible;mso-wrap-style:square;mso-width-percent:0;mso-height-percent:0;mso-wrap-distance-left:9pt;mso-wrap-distance-top:3.6pt;mso-wrap-distance-right:9pt;mso-wrap-distance-bottom:3.6pt;mso-position-horizontal:absolute;mso-position-horizontal-relative:text;mso-position-vertical:absolute;mso-position-vertical-relative:text;mso-width-percent:0;mso-height-percent:0;mso-width-relative:margin;mso-height-relative:margin;v-text-anchor:top" o:gfxdata="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" strokecolor="white [3212]">
+              <v:shape w14:anchorId="6E4FDDCE" id="_x0000_s1033" type="#_x0000_t202" style="position:absolute;margin-left:308.95pt;margin-top:234.8pt;width:29pt;height:20.3pt;z-index:-251322880;visibility:visible;mso-wrap-style:square;mso-width-percent:0;mso-height-percent:0;mso-wrap-distance-left:9pt;mso-wrap-distance-top:3.6pt;mso-wrap-distance-right:9pt;mso-wrap-distance-bottom:3.6pt;mso-position-horizontal:absolute;mso-position-horizontal-relative:text;mso-position-vertical:absolute;mso-position-vertical-relative:text;mso-width-percent:0;mso-height-percent:0;mso-width-relative:margin;mso-height-relative:margin;v-text-anchor:top" o:gfxdata="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" strokecolor="white [3212]">
                 <v:textbox>
                   <w:txbxContent>
                     <w:p>
@@ -6185,7 +8936,7 @@
                           <w:sz w:val="16"/>
                           <w:szCs w:val="16"/>
                         </w:rPr>
-                        <w:t>Нет</w:t>
+                        <w:t>Да</w:t>
                       </w:r>
                     </w:p>
                   </w:txbxContent>
@@ -6206,7 +8957,239 @@
         <mc:AlternateContent>
           <mc:Choice Requires="wps">
             <w:drawing>
-              <wp:anchor distT="45720" distB="45720" distL="114300" distR="114300" simplePos="0" relativeHeight="252007936" behindDoc="1" locked="0" layoutInCell="1" allowOverlap="1" wp14:anchorId="4E826776" wp14:editId="4491ADDD">
+              <wp:anchor distT="0" distB="0" distL="114300" distR="114300" simplePos="0" relativeHeight="251415040" behindDoc="0" locked="0" layoutInCell="1" allowOverlap="1" wp14:anchorId="0644A7F5" wp14:editId="3C938FBD">
+                <wp:simplePos x="0" y="0"/>
+                <wp:positionH relativeFrom="column">
+                  <wp:posOffset>1298394</wp:posOffset>
+                </wp:positionH>
+                <wp:positionV relativeFrom="paragraph">
+                  <wp:posOffset>6239419</wp:posOffset>
+                </wp:positionV>
+                <wp:extent cx="1143000" cy="299357"/>
+                <wp:effectExtent l="0" t="0" r="76200" b="62865"/>
+                <wp:wrapNone/>
+                <wp:docPr id="35" name="Соединитель: уступ 35"/>
+                <wp:cNvGraphicFramePr/>
+                <a:graphic xmlns:a="http://schemas.openxmlformats.org/drawingml/2006/main">
+                  <a:graphicData uri="http://schemas.microsoft.com/office/word/2010/wordprocessingShape">
+                    <wps:wsp>
+                      <wps:cNvCnPr/>
+                      <wps:spPr>
+                        <a:xfrm>
+                          <a:off x="0" y="0"/>
+                          <a:ext cx="1143000" cy="299357"/>
+                        </a:xfrm>
+                        <a:prstGeom prst="bentConnector3">
+                          <a:avLst>
+                            <a:gd name="adj1" fmla="val 99842"/>
+                          </a:avLst>
+                        </a:prstGeom>
+                        <a:ln>
+                          <a:tailEnd type="triangle"/>
+                        </a:ln>
+                      </wps:spPr>
+                      <wps:style>
+                        <a:lnRef idx="1">
+                          <a:schemeClr val="dk1"/>
+                        </a:lnRef>
+                        <a:fillRef idx="0">
+                          <a:schemeClr val="dk1"/>
+                        </a:fillRef>
+                        <a:effectRef idx="0">
+                          <a:schemeClr val="dk1"/>
+                        </a:effectRef>
+                        <a:fontRef idx="minor">
+                          <a:schemeClr val="tx1"/>
+                        </a:fontRef>
+                      </wps:style>
+                      <wps:bodyPr/>
+                    </wps:wsp>
+                  </a:graphicData>
+                </a:graphic>
+                <wp14:sizeRelH relativeFrom="margin">
+                  <wp14:pctWidth>0</wp14:pctWidth>
+                </wp14:sizeRelH>
+                <wp14:sizeRelV relativeFrom="margin">
+                  <wp14:pctHeight>0</wp14:pctHeight>
+                </wp14:sizeRelV>
+              </wp:anchor>
+            </w:drawing>
+          </mc:Choice>
+          <mc:Fallback>
+            <w:pict>
+              <v:shape w14:anchorId="5721A10F" id="Соединитель: уступ 35" o:spid="_x0000_s1026" type="#_x0000_t34" style="position:absolute;margin-left:102.25pt;margin-top:491.3pt;width:90pt;height:23.55pt;z-index:251415040;visibility:visible;mso-wrap-style:square;mso-width-percent:0;mso-height-percent:0;mso-wrap-distance-left:9pt;mso-wrap-distance-top:0;mso-wrap-distance-right:9pt;mso-wrap-distance-bottom:0;mso-position-horizontal:absolute;mso-position-horizontal-relative:text;mso-position-vertical:absolute;mso-position-vertical-relative:text;mso-width-percent:0;mso-height-percent:0;mso-width-relative:margin;mso-height-relative:margin" o:gfxdata="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" adj="21566" strokecolor="black [3040]">
+                <v:stroke endarrow="block"/>
+              </v:shape>
+            </w:pict>
+          </mc:Fallback>
+        </mc:AlternateContent>
+      </w:r>
+      <w:r>
+        <w:rPr>
+          <w:rFonts w:ascii="Times New Roman" w:hAnsi="Times New Roman"/>
+          <w:b/>
+          <w:noProof/>
+          <w:sz w:val="28"/>
+          <w:szCs w:val="28"/>
+        </w:rPr>
+        <mc:AlternateContent>
+          <mc:Choice Requires="wps">
+            <w:drawing>
+              <wp:anchor distT="0" distB="0" distL="114300" distR="114300" simplePos="0" relativeHeight="251131392" behindDoc="0" locked="0" layoutInCell="1" allowOverlap="1" wp14:anchorId="062E948B" wp14:editId="0324BBF6">
+                <wp:simplePos x="0" y="0"/>
+                <wp:positionH relativeFrom="column">
+                  <wp:posOffset>1912076</wp:posOffset>
+                </wp:positionH>
+                <wp:positionV relativeFrom="paragraph">
+                  <wp:posOffset>6541317</wp:posOffset>
+                </wp:positionV>
+                <wp:extent cx="1089025" cy="687705"/>
+                <wp:effectExtent l="0" t="0" r="15875" b="17145"/>
+                <wp:wrapNone/>
+                <wp:docPr id="32" name="Блок-схема: типовой процесс 32"/>
+                <wp:cNvGraphicFramePr/>
+                <a:graphic xmlns:a="http://schemas.openxmlformats.org/drawingml/2006/main">
+                  <a:graphicData uri="http://schemas.microsoft.com/office/word/2010/wordprocessingShape">
+                    <wps:wsp>
+                      <wps:cNvSpPr/>
+                      <wps:spPr>
+                        <a:xfrm>
+                          <a:off x="0" y="0"/>
+                          <a:ext cx="1089025" cy="687705"/>
+                        </a:xfrm>
+                        <a:prstGeom prst="flowChartPredefinedProcess">
+                          <a:avLst/>
+                        </a:prstGeom>
+                      </wps:spPr>
+                      <wps:style>
+                        <a:lnRef idx="2">
+                          <a:schemeClr val="dk1"/>
+                        </a:lnRef>
+                        <a:fillRef idx="1">
+                          <a:schemeClr val="lt1"/>
+                        </a:fillRef>
+                        <a:effectRef idx="0">
+                          <a:schemeClr val="dk1"/>
+                        </a:effectRef>
+                        <a:fontRef idx="minor">
+                          <a:schemeClr val="dk1"/>
+                        </a:fontRef>
+                      </wps:style>
+                      <wps:txbx>
+                        <w:txbxContent>
+                          <w:p>
+                            <w:pPr>
+                              <w:jc w:val="center"/>
+                              <w:rPr>
+                                <w:rFonts w:ascii="Times New Roman" w:hAnsi="Times New Roman"/>
+                                <w:sz w:val="16"/>
+                                <w:szCs w:val="16"/>
+                              </w:rPr>
+                            </w:pPr>
+                            <w:r>
+                              <w:rPr>
+                                <w:rFonts w:ascii="Times New Roman" w:hAnsi="Times New Roman"/>
+                                <w:sz w:val="16"/>
+                                <w:szCs w:val="16"/>
+                              </w:rPr>
+                              <w:t>Шифрование и сохранение</w:t>
+                            </w:r>
+                            <w:r>
+                              <w:rPr>
+                                <w:rFonts w:ascii="Times New Roman" w:hAnsi="Times New Roman"/>
+                                <w:sz w:val="16"/>
+                                <w:szCs w:val="16"/>
+                              </w:rPr>
+                              <w:t xml:space="preserve"> </w:t>
+                            </w:r>
+                            <w:r>
+                              <w:rPr>
+                                <w:rFonts w:ascii="Times New Roman" w:hAnsi="Times New Roman"/>
+                                <w:sz w:val="16"/>
+                                <w:szCs w:val="16"/>
+                              </w:rPr>
+                              <w:t>файла хранилища</w:t>
+                            </w:r>
+                          </w:p>
+                        </w:txbxContent>
+                      </wps:txbx>
+                      <wps:bodyPr rot="0" spcFirstLastPara="0" vertOverflow="overflow" horzOverflow="overflow" vert="horz" wrap="square" lIns="91440" tIns="45720" rIns="91440" bIns="45720" numCol="1" spcCol="0" rtlCol="0" fromWordArt="0" anchor="ctr" anchorCtr="0" forceAA="0" compatLnSpc="1">
+                        <a:prstTxWarp prst="textNoShape">
+                          <a:avLst/>
+                        </a:prstTxWarp>
+                        <a:noAutofit/>
+                      </wps:bodyPr>
+                    </wps:wsp>
+                  </a:graphicData>
+                </a:graphic>
+                <wp14:sizeRelV relativeFrom="margin">
+                  <wp14:pctHeight>0</wp14:pctHeight>
+                </wp14:sizeRelV>
+              </wp:anchor>
+            </w:drawing>
+          </mc:Choice>
+          <mc:Fallback>
+            <w:pict>
+              <v:shapetype w14:anchorId="062E948B" id="_x0000_t112" coordsize="21600,21600" o:spt="112" path="m,l,21600r21600,l21600,xem2610,nfl2610,21600em18990,nfl18990,21600e">
+                <v:stroke joinstyle="miter"/>
+                <v:path o:extrusionok="f" gradientshapeok="t" o:connecttype="rect" textboxrect="2610,0,18990,21600"/>
+              </v:shapetype>
+              <v:shape id="Блок-схема: типовой процесс 32" o:spid="_x0000_s1034" type="#_x0000_t112" style="position:absolute;margin-left:150.55pt;margin-top:515.05pt;width:85.75pt;height:54.15pt;z-index:251131392;visibility:visible;mso-wrap-style:square;mso-height-percent:0;mso-wrap-distance-left:9pt;mso-wrap-distance-top:0;mso-wrap-distance-right:9pt;mso-wrap-distance-bottom:0;mso-position-horizontal:absolute;mso-position-horizontal-relative:text;mso-position-vertical:absolute;mso-position-vertical-relative:text;mso-height-percent:0;mso-height-relative:margin;v-text-anchor:middle" o:gfxdata="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" fillcolor="white [3201]" strokecolor="black [3200]" strokeweight="2pt">
+                <v:textbox>
+                  <w:txbxContent>
+                    <w:p>
+                      <w:pPr>
+                        <w:jc w:val="center"/>
+                        <w:rPr>
+                          <w:rFonts w:ascii="Times New Roman" w:hAnsi="Times New Roman"/>
+                          <w:sz w:val="16"/>
+                          <w:szCs w:val="16"/>
+                        </w:rPr>
+                      </w:pPr>
+                      <w:r>
+                        <w:rPr>
+                          <w:rFonts w:ascii="Times New Roman" w:hAnsi="Times New Roman"/>
+                          <w:sz w:val="16"/>
+                          <w:szCs w:val="16"/>
+                        </w:rPr>
+                        <w:t>Шифрование и сохранение</w:t>
+                      </w:r>
+                      <w:r>
+                        <w:rPr>
+                          <w:rFonts w:ascii="Times New Roman" w:hAnsi="Times New Roman"/>
+                          <w:sz w:val="16"/>
+                          <w:szCs w:val="16"/>
+                        </w:rPr>
+                        <w:t xml:space="preserve"> </w:t>
+                      </w:r>
+                      <w:r>
+                        <w:rPr>
+                          <w:rFonts w:ascii="Times New Roman" w:hAnsi="Times New Roman"/>
+                          <w:sz w:val="16"/>
+                          <w:szCs w:val="16"/>
+                        </w:rPr>
+                        <w:t>файла хранилища</w:t>
+                      </w:r>
+                    </w:p>
+                  </w:txbxContent>
+                </v:textbox>
+              </v:shape>
+            </w:pict>
+          </mc:Fallback>
+        </mc:AlternateContent>
+      </w:r>
+      <w:r>
+        <w:rPr>
+          <w:rFonts w:ascii="Times New Roman" w:hAnsi="Times New Roman"/>
+          <w:b/>
+          <w:noProof/>
+          <w:sz w:val="28"/>
+          <w:szCs w:val="28"/>
+        </w:rPr>
+        <mc:AlternateContent>
+          <mc:Choice Requires="wps">
+            <w:drawing>
+              <wp:anchor distT="45720" distB="45720" distL="114300" distR="114300" simplePos="0" relativeHeight="251789824" behindDoc="1" locked="0" layoutInCell="1" allowOverlap="1" wp14:anchorId="4E826776" wp14:editId="4491ADDD">
                 <wp:simplePos x="0" y="0"/>
                 <wp:positionH relativeFrom="column">
                   <wp:posOffset>5030153</wp:posOffset>
@@ -6285,7 +9268,7 @@
           </mc:Choice>
           <mc:Fallback>
             <w:pict>
-              <v:shape w14:anchorId="4E826776" id="_x0000_s1028" type="#_x0000_t202" style="position:absolute;margin-left:396.1pt;margin-top:355.25pt;width:25.55pt;height:19.65pt;z-index:-251308544;visibility:visible;mso-wrap-style:square;mso-width-percent:0;mso-height-percent:0;mso-wrap-distance-left:9pt;mso-wrap-distance-top:3.6pt;mso-wrap-distance-right:9pt;mso-wrap-distance-bottom:3.6pt;mso-position-horizontal:absolute;mso-position-horizontal-relative:text;mso-position-vertical:absolute;mso-position-vertical-relative:text;mso-width-percent:0;mso-height-percent:0;mso-width-relative:margin;mso-height-relative:margin;v-text-anchor:top" o:gfxdata="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" strokecolor="white [3212]">
+              <v:shape w14:anchorId="4E826776" id="_x0000_s1035" type="#_x0000_t202" style="position:absolute;margin-left:396.1pt;margin-top:355.25pt;width:25.55pt;height:19.65pt;z-index:-251526656;visibility:visible;mso-wrap-style:square;mso-width-percent:0;mso-height-percent:0;mso-wrap-distance-left:9pt;mso-wrap-distance-top:3.6pt;mso-wrap-distance-right:9pt;mso-wrap-distance-bottom:3.6pt;mso-position-horizontal:absolute;mso-position-horizontal-relative:text;mso-position-vertical:absolute;mso-position-vertical-relative:text;mso-width-percent:0;mso-height-percent:0;mso-width-relative:margin;mso-height-relative:margin;v-text-anchor:top" o:gfxdata="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" strokecolor="white [3212]">
                 <v:textbox>
                   <w:txbxContent>
                     <w:p>
@@ -6323,7 +9306,7 @@
         <mc:AlternateContent>
           <mc:Choice Requires="wps">
             <w:drawing>
-              <wp:anchor distT="45720" distB="45720" distL="114300" distR="114300" simplePos="0" relativeHeight="252162560" behindDoc="1" locked="0" layoutInCell="1" allowOverlap="1" wp14:anchorId="4CE4E954" wp14:editId="3CF48D4C">
+              <wp:anchor distT="45720" distB="45720" distL="114300" distR="114300" simplePos="0" relativeHeight="251932160" behindDoc="1" locked="0" layoutInCell="1" allowOverlap="1" wp14:anchorId="4CE4E954" wp14:editId="78474F42">
                 <wp:simplePos x="0" y="0"/>
                 <wp:positionH relativeFrom="column">
                   <wp:posOffset>4001135</wp:posOffset>
@@ -6402,7 +9385,7 @@
           </mc:Choice>
           <mc:Fallback>
             <w:pict>
-              <v:shape w14:anchorId="4CE4E954" id="_x0000_s1029" type="#_x0000_t202" style="position:absolute;margin-left:315.05pt;margin-top:316.65pt;width:30.9pt;height:15.65pt;z-index:-251153920;visibility:visible;mso-wrap-style:square;mso-width-percent:0;mso-height-percent:0;mso-wrap-distance-left:9pt;mso-wrap-distance-top:3.6pt;mso-wrap-distance-right:9pt;mso-wrap-distance-bottom:3.6pt;mso-position-horizontal:absolute;mso-position-horizontal-relative:text;mso-position-vertical:absolute;mso-position-vertical-relative:text;mso-width-percent:0;mso-height-percent:0;mso-width-relative:margin;mso-height-relative:margin;v-text-anchor:top" o:gfxdata="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" strokecolor="white [3212]">
+              <v:shape w14:anchorId="4CE4E954" id="_x0000_s1036" type="#_x0000_t202" style="position:absolute;margin-left:315.05pt;margin-top:316.65pt;width:30.9pt;height:15.65pt;z-index:-251384320;visibility:visible;mso-wrap-style:square;mso-width-percent:0;mso-height-percent:0;mso-wrap-distance-left:9pt;mso-wrap-distance-top:3.6pt;mso-wrap-distance-right:9pt;mso-wrap-distance-bottom:3.6pt;mso-position-horizontal:absolute;mso-position-horizontal-relative:text;mso-position-vertical:absolute;mso-position-vertical-relative:text;mso-width-percent:0;mso-height-percent:0;mso-width-relative:margin;mso-height-relative:margin;v-text-anchor:top" o:gfxdata="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" strokecolor="white [3212]">
                 <v:textbox>
                   <w:txbxContent>
                     <w:p>
@@ -6440,124 +9423,7 @@
         <mc:AlternateContent>
           <mc:Choice Requires="wps">
             <w:drawing>
-              <wp:anchor distT="45720" distB="45720" distL="114300" distR="114300" simplePos="0" relativeHeight="252500480" behindDoc="1" locked="0" layoutInCell="1" allowOverlap="1" wp14:anchorId="3E5E29D4" wp14:editId="4B0DB044">
-                <wp:simplePos x="0" y="0"/>
-                <wp:positionH relativeFrom="column">
-                  <wp:posOffset>2209482</wp:posOffset>
-                </wp:positionH>
-                <wp:positionV relativeFrom="paragraph">
-                  <wp:posOffset>3469322</wp:posOffset>
-                </wp:positionV>
-                <wp:extent cx="392430" cy="198755"/>
-                <wp:effectExtent l="0" t="0" r="26670" b="10795"/>
-                <wp:wrapNone/>
-                <wp:docPr id="197" name="Надпись 2"/>
-                <wp:cNvGraphicFramePr>
-                  <a:graphicFrameLocks xmlns:a="http://schemas.openxmlformats.org/drawingml/2006/main"/>
-                </wp:cNvGraphicFramePr>
-                <a:graphic xmlns:a="http://schemas.openxmlformats.org/drawingml/2006/main">
-                  <a:graphicData uri="http://schemas.microsoft.com/office/word/2010/wordprocessingShape">
-                    <wps:wsp>
-                      <wps:cNvSpPr txBox="1">
-                        <a:spLocks noChangeArrowheads="1"/>
-                      </wps:cNvSpPr>
-                      <wps:spPr bwMode="auto">
-                        <a:xfrm>
-                          <a:off x="0" y="0"/>
-                          <a:ext cx="392430" cy="198755"/>
-                        </a:xfrm>
-                        <a:prstGeom prst="rect">
-                          <a:avLst/>
-                        </a:prstGeom>
-                        <a:solidFill>
-                          <a:srgbClr val="FFFFFF"/>
-                        </a:solidFill>
-                        <a:ln w="9525">
-                          <a:solidFill>
-                            <a:schemeClr val="bg1"/>
-                          </a:solidFill>
-                          <a:miter lim="800000"/>
-                          <a:headEnd/>
-                          <a:tailEnd/>
-                        </a:ln>
-                      </wps:spPr>
-                      <wps:txbx>
-                        <w:txbxContent>
-                          <w:p>
-                            <w:pPr>
-                              <w:rPr>
-                                <w:rFonts w:ascii="Times New Roman" w:hAnsi="Times New Roman"/>
-                                <w:sz w:val="16"/>
-                                <w:szCs w:val="16"/>
-                              </w:rPr>
-                            </w:pPr>
-                            <w:r>
-                              <w:rPr>
-                                <w:rFonts w:ascii="Times New Roman" w:hAnsi="Times New Roman"/>
-                                <w:sz w:val="16"/>
-                                <w:szCs w:val="16"/>
-                              </w:rPr>
-                              <w:t>Нет</w:t>
-                            </w:r>
-                          </w:p>
-                        </w:txbxContent>
-                      </wps:txbx>
-                      <wps:bodyPr rot="0" vert="horz" wrap="square" lIns="91440" tIns="45720" rIns="91440" bIns="45720" anchor="t" anchorCtr="0">
-                        <a:noAutofit/>
-                      </wps:bodyPr>
-                    </wps:wsp>
-                  </a:graphicData>
-                </a:graphic>
-                <wp14:sizeRelH relativeFrom="margin">
-                  <wp14:pctWidth>0</wp14:pctWidth>
-                </wp14:sizeRelH>
-                <wp14:sizeRelV relativeFrom="margin">
-                  <wp14:pctHeight>0</wp14:pctHeight>
-                </wp14:sizeRelV>
-              </wp:anchor>
-            </w:drawing>
-          </mc:Choice>
-          <mc:Fallback>
-            <w:pict>
-              <v:shape w14:anchorId="3E5E29D4" id="_x0000_s1030" type="#_x0000_t202" style="position:absolute;margin-left:173.95pt;margin-top:273.15pt;width:30.9pt;height:15.65pt;z-index:-250816000;visibility:visible;mso-wrap-style:square;mso-width-percent:0;mso-height-percent:0;mso-wrap-distance-left:9pt;mso-wrap-distance-top:3.6pt;mso-wrap-distance-right:9pt;mso-wrap-distance-bottom:3.6pt;mso-position-horizontal:absolute;mso-position-horizontal-relative:text;mso-position-vertical:absolute;mso-position-vertical-relative:text;mso-width-percent:0;mso-height-percent:0;mso-width-relative:margin;mso-height-relative:margin;v-text-anchor:top" o:gfxdata="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" strokecolor="white [3212]">
-                <v:textbox>
-                  <w:txbxContent>
-                    <w:p>
-                      <w:pPr>
-                        <w:rPr>
-                          <w:rFonts w:ascii="Times New Roman" w:hAnsi="Times New Roman"/>
-                          <w:sz w:val="16"/>
-                          <w:szCs w:val="16"/>
-                        </w:rPr>
-                      </w:pPr>
-                      <w:r>
-                        <w:rPr>
-                          <w:rFonts w:ascii="Times New Roman" w:hAnsi="Times New Roman"/>
-                          <w:sz w:val="16"/>
-                          <w:szCs w:val="16"/>
-                        </w:rPr>
-                        <w:t>Нет</w:t>
-                      </w:r>
-                    </w:p>
-                  </w:txbxContent>
-                </v:textbox>
-              </v:shape>
-            </w:pict>
-          </mc:Fallback>
-        </mc:AlternateContent>
-      </w:r>
-      <w:r>
-        <w:rPr>
-          <w:rFonts w:ascii="Times New Roman" w:hAnsi="Times New Roman"/>
-          <w:b/>
-          <w:noProof/>
-          <w:sz w:val="28"/>
-          <w:szCs w:val="28"/>
-        </w:rPr>
-        <mc:AlternateContent>
-          <mc:Choice Requires="wps">
-            <w:drawing>
-              <wp:anchor distT="45720" distB="45720" distL="114300" distR="114300" simplePos="0" relativeHeight="251212288" behindDoc="1" locked="0" layoutInCell="1" allowOverlap="1" wp14:anchorId="162885A1" wp14:editId="3A638592">
+              <wp:anchor distT="45720" distB="45720" distL="114300" distR="114300" simplePos="0" relativeHeight="251002368" behindDoc="1" locked="0" layoutInCell="1" allowOverlap="1" wp14:anchorId="162885A1" wp14:editId="3A638592">
                 <wp:simplePos x="0" y="0"/>
                 <wp:positionH relativeFrom="column">
                   <wp:posOffset>362585</wp:posOffset>
@@ -6636,7 +9502,7 @@
           </mc:Choice>
           <mc:Fallback>
             <w:pict>
-              <v:shape w14:anchorId="162885A1" id="_x0000_s1031" type="#_x0000_t202" style="position:absolute;margin-left:28.55pt;margin-top:319.25pt;width:30.9pt;height:17.3pt;z-index:-252104192;visibility:visible;mso-wrap-style:square;mso-width-percent:0;mso-height-percent:0;mso-wrap-distance-left:9pt;mso-wrap-distance-top:3.6pt;mso-wrap-distance-right:9pt;mso-wrap-distance-bottom:3.6pt;mso-position-horizontal:absolute;mso-position-horizontal-relative:text;mso-position-vertical:absolute;mso-position-vertical-relative:text;mso-width-percent:0;mso-height-percent:0;mso-width-relative:margin;mso-height-relative:margin;v-text-anchor:top" o:gfxdata="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" strokecolor="white [3212]">
+              <v:shape w14:anchorId="162885A1" id="_x0000_s1037" type="#_x0000_t202" style="position:absolute;margin-left:28.55pt;margin-top:319.25pt;width:30.9pt;height:17.3pt;z-index:-252314112;visibility:visible;mso-wrap-style:square;mso-width-percent:0;mso-height-percent:0;mso-wrap-distance-left:9pt;mso-wrap-distance-top:3.6pt;mso-wrap-distance-right:9pt;mso-wrap-distance-bottom:3.6pt;mso-position-horizontal:absolute;mso-position-horizontal-relative:text;mso-position-vertical:absolute;mso-position-vertical-relative:text;mso-width-percent:0;mso-height-percent:0;mso-width-relative:margin;mso-height-relative:margin;v-text-anchor:top" o:gfxdata="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" strokecolor="white [3212]">
                 <v:textbox>
                   <w:txbxContent>
                     <w:p>
@@ -6674,7 +9540,7 @@
         <mc:AlternateContent>
           <mc:Choice Requires="wps">
             <w:drawing>
-              <wp:anchor distT="45720" distB="45720" distL="114300" distR="114300" simplePos="0" relativeHeight="251161088" behindDoc="1" locked="0" layoutInCell="1" allowOverlap="1" wp14:anchorId="17FFD9F7" wp14:editId="7ECDEA6F">
+              <wp:anchor distT="45720" distB="45720" distL="114300" distR="114300" simplePos="0" relativeHeight="250945024" behindDoc="1" locked="0" layoutInCell="1" allowOverlap="1" wp14:anchorId="17FFD9F7" wp14:editId="7ECDEA6F">
                 <wp:simplePos x="0" y="0"/>
                 <wp:positionH relativeFrom="column">
                   <wp:posOffset>1234123</wp:posOffset>
@@ -6753,7 +9619,7 @@
           </mc:Choice>
           <mc:Fallback>
             <w:pict>
-              <v:shape w14:anchorId="17FFD9F7" id="_x0000_s1032" type="#_x0000_t202" style="position:absolute;margin-left:97.2pt;margin-top:231.15pt;width:29pt;height:20.3pt;z-index:-252155392;visibility:visible;mso-wrap-style:square;mso-width-percent:0;mso-height-percent:0;mso-wrap-distance-left:9pt;mso-wrap-distance-top:3.6pt;mso-wrap-distance-right:9pt;mso-wrap-distance-bottom:3.6pt;mso-position-horizontal:absolute;mso-position-horizontal-relative:text;mso-position-vertical:absolute;mso-position-vertical-relative:text;mso-width-percent:0;mso-height-percent:0;mso-width-relative:margin;mso-height-relative:margin;v-text-anchor:top" o:gfxdata="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" strokecolor="white [3212]">
+              <v:shape w14:anchorId="17FFD9F7" id="_x0000_s1038" type="#_x0000_t202" style="position:absolute;margin-left:97.2pt;margin-top:231.15pt;width:29pt;height:20.3pt;z-index:-252371456;visibility:visible;mso-wrap-style:square;mso-width-percent:0;mso-height-percent:0;mso-wrap-distance-left:9pt;mso-wrap-distance-top:3.6pt;mso-wrap-distance-right:9pt;mso-wrap-distance-bottom:3.6pt;mso-position-horizontal:absolute;mso-position-horizontal-relative:text;mso-position-vertical:absolute;mso-position-vertical-relative:text;mso-width-percent:0;mso-height-percent:0;mso-width-relative:margin;mso-height-relative:margin;v-text-anchor:top" o:gfxdata="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" strokecolor="white [3212]">
                 <v:textbox>
                   <w:txbxContent>
                     <w:p>
@@ -6791,7 +9657,7 @@
         <mc:AlternateContent>
           <mc:Choice Requires="wps">
             <w:drawing>
-              <wp:anchor distT="45720" distB="45720" distL="114300" distR="114300" simplePos="0" relativeHeight="251100672" behindDoc="1" locked="0" layoutInCell="1" allowOverlap="1" wp14:anchorId="69EABBD0" wp14:editId="4A9E0A31">
+              <wp:anchor distT="45720" distB="45720" distL="114300" distR="114300" simplePos="0" relativeHeight="250832384" behindDoc="1" locked="0" layoutInCell="1" allowOverlap="1" wp14:anchorId="69EABBD0" wp14:editId="4A9E0A31">
                 <wp:simplePos x="0" y="0"/>
                 <wp:positionH relativeFrom="column">
                   <wp:posOffset>1848802</wp:posOffset>
@@ -6870,7 +9736,7 @@
           </mc:Choice>
           <mc:Fallback>
             <w:pict>
-              <v:shape w14:anchorId="69EABBD0" id="_x0000_s1033" type="#_x0000_t202" style="position:absolute;margin-left:145.55pt;margin-top:74.8pt;width:29pt;height:16pt;z-index:-252215808;visibility:visible;mso-wrap-style:square;mso-width-percent:0;mso-height-percent:0;mso-wrap-distance-left:9pt;mso-wrap-distance-top:3.6pt;mso-wrap-distance-right:9pt;mso-wrap-distance-bottom:3.6pt;mso-position-horizontal:absolute;mso-position-horizontal-relative:text;mso-position-vertical:absolute;mso-position-vertical-relative:text;mso-width-percent:0;mso-height-percent:0;mso-width-relative:margin;mso-height-relative:margin;v-text-anchor:top" o:gfxdata="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" strokecolor="white [3212]">
+              <v:shape w14:anchorId="69EABBD0" id="_x0000_s1039" type="#_x0000_t202" style="position:absolute;margin-left:145.55pt;margin-top:74.8pt;width:29pt;height:16pt;z-index:-252484096;visibility:visible;mso-wrap-style:square;mso-width-percent:0;mso-height-percent:0;mso-wrap-distance-left:9pt;mso-wrap-distance-top:3.6pt;mso-wrap-distance-right:9pt;mso-wrap-distance-bottom:3.6pt;mso-position-horizontal:absolute;mso-position-horizontal-relative:text;mso-position-vertical:absolute;mso-position-vertical-relative:text;mso-width-percent:0;mso-height-percent:0;mso-width-relative:margin;mso-height-relative:margin;v-text-anchor:top" o:gfxdata="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" strokecolor="white [3212]">
                 <v:textbox>
                   <w:txbxContent>
                     <w:p>
@@ -6908,7 +9774,7 @@
         <mc:AlternateContent>
           <mc:Choice Requires="wps">
             <w:drawing>
-              <wp:anchor distT="45720" distB="45720" distL="114300" distR="114300" simplePos="0" relativeHeight="251782656" behindDoc="1" locked="0" layoutInCell="1" allowOverlap="1" wp14:anchorId="16F3FF98" wp14:editId="14D8ACB6">
+              <wp:anchor distT="45720" distB="45720" distL="114300" distR="114300" simplePos="0" relativeHeight="251604480" behindDoc="1" locked="0" layoutInCell="1" allowOverlap="1" wp14:anchorId="16F3FF98" wp14:editId="14D8ACB6">
                 <wp:simplePos x="0" y="0"/>
                 <wp:positionH relativeFrom="column">
                   <wp:posOffset>3777615</wp:posOffset>
@@ -6987,7 +9853,7 @@
           </mc:Choice>
           <mc:Fallback>
             <w:pict>
-              <v:shape w14:anchorId="16F3FF98" id="_x0000_s1034" type="#_x0000_t202" style="position:absolute;margin-left:297.45pt;margin-top:74.75pt;width:29pt;height:20.3pt;z-index:-251533824;visibility:visible;mso-wrap-style:square;mso-width-percent:0;mso-height-percent:0;mso-wrap-distance-left:9pt;mso-wrap-distance-top:3.6pt;mso-wrap-distance-right:9pt;mso-wrap-distance-bottom:3.6pt;mso-position-horizontal:absolute;mso-position-horizontal-relative:text;mso-position-vertical:absolute;mso-position-vertical-relative:text;mso-width-percent:0;mso-height-percent:0;mso-width-relative:margin;mso-height-relative:margin;v-text-anchor:top" o:gfxdata="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" strokecolor="white [3212]">
+              <v:shape w14:anchorId="16F3FF98" id="_x0000_s1040" type="#_x0000_t202" style="position:absolute;margin-left:297.45pt;margin-top:74.75pt;width:29pt;height:20.3pt;z-index:-251712000;visibility:visible;mso-wrap-style:square;mso-width-percent:0;mso-height-percent:0;mso-wrap-distance-left:9pt;mso-wrap-distance-top:3.6pt;mso-wrap-distance-right:9pt;mso-wrap-distance-bottom:3.6pt;mso-position-horizontal:absolute;mso-position-horizontal-relative:text;mso-position-vertical:absolute;mso-position-vertical-relative:text;mso-width-percent:0;mso-height-percent:0;mso-width-relative:margin;mso-height-relative:margin;v-text-anchor:top" o:gfxdata="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" strokecolor="white [3212]">
                 <v:textbox>
                   <w:txbxContent>
                     <w:p>
@@ -7025,7 +9891,7 @@
         <mc:AlternateContent>
           <mc:Choice Requires="wps">
             <w:drawing>
-              <wp:anchor distT="45720" distB="45720" distL="114300" distR="114300" simplePos="0" relativeHeight="252320256" behindDoc="1" locked="0" layoutInCell="1" allowOverlap="1" wp14:anchorId="4D067E7A" wp14:editId="0D3D82BB">
+              <wp:anchor distT="45720" distB="45720" distL="114300" distR="114300" simplePos="0" relativeHeight="252120576" behindDoc="1" locked="0" layoutInCell="1" allowOverlap="1" wp14:anchorId="4D067E7A" wp14:editId="753AFCAF">
                 <wp:simplePos x="0" y="0"/>
                 <wp:positionH relativeFrom="column">
                   <wp:posOffset>4975542</wp:posOffset>
@@ -7104,7 +9970,7 @@
           </mc:Choice>
           <mc:Fallback>
             <w:pict>
-              <v:shape w14:anchorId="4D067E7A" id="_x0000_s1035" type="#_x0000_t202" style="position:absolute;margin-left:391.75pt;margin-top:532.75pt;width:29pt;height:20.3pt;z-index:-250996224;visibility:visible;mso-wrap-style:square;mso-width-percent:0;mso-height-percent:0;mso-wrap-distance-left:9pt;mso-wrap-distance-top:3.6pt;mso-wrap-distance-right:9pt;mso-wrap-distance-bottom:3.6pt;mso-position-horizontal:absolute;mso-position-horizontal-relative:text;mso-position-vertical:absolute;mso-position-vertical-relative:text;mso-width-percent:0;mso-height-percent:0;mso-width-relative:margin;mso-height-relative:margin;v-text-anchor:top" o:gfxdata="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" strokecolor="white [3212]">
+              <v:shape w14:anchorId="4D067E7A" id="_x0000_s1041" type="#_x0000_t202" style="position:absolute;margin-left:391.75pt;margin-top:532.75pt;width:29pt;height:20.3pt;z-index:-251195904;visibility:visible;mso-wrap-style:square;mso-width-percent:0;mso-height-percent:0;mso-wrap-distance-left:9pt;mso-wrap-distance-top:3.6pt;mso-wrap-distance-right:9pt;mso-wrap-distance-bottom:3.6pt;mso-position-horizontal:absolute;mso-position-horizontal-relative:text;mso-position-vertical:absolute;mso-position-vertical-relative:text;mso-width-percent:0;mso-height-percent:0;mso-width-relative:margin;mso-height-relative:margin;v-text-anchor:top" o:gfxdata="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" strokecolor="white [3212]">
                 <v:textbox>
                   <w:txbxContent>
                     <w:p>
@@ -7142,176 +10008,7 @@
         <mc:AlternateContent>
           <mc:Choice Requires="wps">
             <w:drawing>
-              <wp:anchor distT="0" distB="0" distL="114300" distR="114300" simplePos="0" relativeHeight="252580352" behindDoc="0" locked="0" layoutInCell="1" allowOverlap="1" wp14:anchorId="2DA08E1E" wp14:editId="2C327175">
-                <wp:simplePos x="0" y="0"/>
-                <wp:positionH relativeFrom="column">
-                  <wp:posOffset>3020378</wp:posOffset>
-                </wp:positionH>
-                <wp:positionV relativeFrom="paragraph">
-                  <wp:posOffset>5840730</wp:posOffset>
-                </wp:positionV>
-                <wp:extent cx="1019175" cy="519113"/>
-                <wp:effectExtent l="38100" t="76200" r="28575" b="33655"/>
-                <wp:wrapNone/>
-                <wp:docPr id="200" name="Соединитель: уступ 200"/>
-                <wp:cNvGraphicFramePr/>
-                <a:graphic xmlns:a="http://schemas.openxmlformats.org/drawingml/2006/main">
-                  <a:graphicData uri="http://schemas.microsoft.com/office/word/2010/wordprocessingShape">
-                    <wps:wsp>
-                      <wps:cNvCnPr/>
-                      <wps:spPr>
-                        <a:xfrm flipH="1" flipV="1">
-                          <a:off x="0" y="0"/>
-                          <a:ext cx="1019175" cy="519113"/>
-                        </a:xfrm>
-                        <a:prstGeom prst="bentConnector3">
-                          <a:avLst>
-                            <a:gd name="adj1" fmla="val 467"/>
-                          </a:avLst>
-                        </a:prstGeom>
-                        <a:ln>
-                          <a:tailEnd type="triangle"/>
-                        </a:ln>
-                      </wps:spPr>
-                      <wps:style>
-                        <a:lnRef idx="1">
-                          <a:schemeClr val="dk1"/>
-                        </a:lnRef>
-                        <a:fillRef idx="0">
-                          <a:schemeClr val="dk1"/>
-                        </a:fillRef>
-                        <a:effectRef idx="0">
-                          <a:schemeClr val="dk1"/>
-                        </a:effectRef>
-                        <a:fontRef idx="minor">
-                          <a:schemeClr val="tx1"/>
-                        </a:fontRef>
-                      </wps:style>
-                      <wps:bodyPr/>
-                    </wps:wsp>
-                  </a:graphicData>
-                </a:graphic>
-                <wp14:sizeRelH relativeFrom="margin">
-                  <wp14:pctWidth>0</wp14:pctWidth>
-                </wp14:sizeRelH>
-                <wp14:sizeRelV relativeFrom="margin">
-                  <wp14:pctHeight>0</wp14:pctHeight>
-                </wp14:sizeRelV>
-              </wp:anchor>
-            </w:drawing>
-          </mc:Choice>
-          <mc:Fallback>
-            <w:pict>
-              <v:shapetype w14:anchorId="623BD87F" id="_x0000_t34" coordsize="21600,21600" o:spt="34" o:oned="t" adj="10800" path="m,l@0,0@0,21600,21600,21600e" filled="f">
-                <v:stroke joinstyle="miter"/>
-                <v:formulas>
-                  <v:f eqn="val #0"/>
-                </v:formulas>
-                <v:path arrowok="t" fillok="f" o:connecttype="none"/>
-                <v:handles>
-                  <v:h position="#0,center"/>
-                </v:handles>
-                <o:lock v:ext="edit" shapetype="t"/>
-              </v:shapetype>
-              <v:shape id="Соединитель: уступ 200" o:spid="_x0000_s1026" type="#_x0000_t34" style="position:absolute;margin-left:237.85pt;margin-top:459.9pt;width:80.25pt;height:40.9pt;flip:x y;z-index:252580352;visibility:visible;mso-wrap-style:square;mso-width-percent:0;mso-height-percent:0;mso-wrap-distance-left:9pt;mso-wrap-distance-top:0;mso-wrap-distance-right:9pt;mso-wrap-distance-bottom:0;mso-position-horizontal:absolute;mso-position-horizontal-relative:text;mso-position-vertical:absolute;mso-position-vertical-relative:text;mso-width-percent:0;mso-height-percent:0;mso-width-relative:margin;mso-height-relative:margin" o:gfxdata="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" adj="101" strokecolor="black [3040]">
-                <v:stroke endarrow="block"/>
-              </v:shape>
-            </w:pict>
-          </mc:Fallback>
-        </mc:AlternateContent>
-      </w:r>
-      <w:r>
-        <w:rPr>
-          <w:rFonts w:ascii="Times New Roman" w:hAnsi="Times New Roman"/>
-          <w:b/>
-          <w:noProof/>
-          <w:sz w:val="28"/>
-          <w:szCs w:val="28"/>
-        </w:rPr>
-        <mc:AlternateContent>
-          <mc:Choice Requires="wps">
-            <w:drawing>
-              <wp:anchor distT="0" distB="0" distL="114300" distR="114300" simplePos="0" relativeHeight="252129792" behindDoc="0" locked="0" layoutInCell="1" allowOverlap="1" wp14:anchorId="54F1BC44" wp14:editId="4D22C324">
-                <wp:simplePos x="0" y="0"/>
-                <wp:positionH relativeFrom="column">
-                  <wp:posOffset>4930139</wp:posOffset>
-                </wp:positionH>
-                <wp:positionV relativeFrom="paragraph">
-                  <wp:posOffset>5512118</wp:posOffset>
-                </wp:positionV>
-                <wp:extent cx="66358" cy="471170"/>
-                <wp:effectExtent l="57150" t="0" r="29210" b="62230"/>
-                <wp:wrapNone/>
-                <wp:docPr id="56" name="Прямая со стрелкой 56"/>
-                <wp:cNvGraphicFramePr/>
-                <a:graphic xmlns:a="http://schemas.openxmlformats.org/drawingml/2006/main">
-                  <a:graphicData uri="http://schemas.microsoft.com/office/word/2010/wordprocessingShape">
-                    <wps:wsp>
-                      <wps:cNvCnPr/>
-                      <wps:spPr>
-                        <a:xfrm flipH="1">
-                          <a:off x="0" y="0"/>
-                          <a:ext cx="66358" cy="471170"/>
-                        </a:xfrm>
-                        <a:prstGeom prst="straightConnector1">
-                          <a:avLst/>
-                        </a:prstGeom>
-                        <a:ln>
-                          <a:tailEnd type="triangle"/>
-                        </a:ln>
-                      </wps:spPr>
-                      <wps:style>
-                        <a:lnRef idx="1">
-                          <a:schemeClr val="dk1"/>
-                        </a:lnRef>
-                        <a:fillRef idx="0">
-                          <a:schemeClr val="dk1"/>
-                        </a:fillRef>
-                        <a:effectRef idx="0">
-                          <a:schemeClr val="dk1"/>
-                        </a:effectRef>
-                        <a:fontRef idx="minor">
-                          <a:schemeClr val="tx1"/>
-                        </a:fontRef>
-                      </wps:style>
-                      <wps:bodyPr/>
-                    </wps:wsp>
-                  </a:graphicData>
-                </a:graphic>
-                <wp14:sizeRelH relativeFrom="margin">
-                  <wp14:pctWidth>0</wp14:pctWidth>
-                </wp14:sizeRelH>
-                <wp14:sizeRelV relativeFrom="margin">
-                  <wp14:pctHeight>0</wp14:pctHeight>
-                </wp14:sizeRelV>
-              </wp:anchor>
-            </w:drawing>
-          </mc:Choice>
-          <mc:Fallback>
-            <w:pict>
-              <v:shapetype w14:anchorId="743A575C" id="_x0000_t32" coordsize="21600,21600" o:spt="32" o:oned="t" path="m,l21600,21600e" filled="f">
-                <v:path arrowok="t" fillok="f" o:connecttype="none"/>
-                <o:lock v:ext="edit" shapetype="t"/>
-              </v:shapetype>
-              <v:shape id="Прямая со стрелкой 56" o:spid="_x0000_s1026" type="#_x0000_t32" style="position:absolute;margin-left:388.2pt;margin-top:434.05pt;width:5.25pt;height:37.1pt;flip:x;z-index:252129792;visibility:visible;mso-wrap-style:square;mso-width-percent:0;mso-height-percent:0;mso-wrap-distance-left:9pt;mso-wrap-distance-top:0;mso-wrap-distance-right:9pt;mso-wrap-distance-bottom:0;mso-position-horizontal:absolute;mso-position-horizontal-relative:text;mso-position-vertical:absolute;mso-position-vertical-relative:text;mso-width-percent:0;mso-height-percent:0;mso-width-relative:margin;mso-height-relative:margin" o:gfxdata="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" strokecolor="black [3040]">
-                <v:stroke endarrow="block"/>
-              </v:shape>
-            </w:pict>
-          </mc:Fallback>
-        </mc:AlternateContent>
-      </w:r>
-      <w:r>
-        <w:rPr>
-          <w:rFonts w:ascii="Times New Roman" w:hAnsi="Times New Roman"/>
-          <w:b/>
-          <w:noProof/>
-          <w:sz w:val="28"/>
-          <w:szCs w:val="28"/>
-        </w:rPr>
-        <mc:AlternateContent>
-          <mc:Choice Requires="wps">
-            <w:drawing>
-              <wp:anchor distT="0" distB="0" distL="114300" distR="114300" simplePos="0" relativeHeight="251976192" behindDoc="0" locked="0" layoutInCell="1" allowOverlap="1" wp14:anchorId="40D0489D" wp14:editId="4A02DF69">
+              <wp:anchor distT="0" distB="0" distL="114300" distR="114300" simplePos="0" relativeHeight="251748864" behindDoc="0" locked="0" layoutInCell="1" allowOverlap="1" wp14:anchorId="40D0489D" wp14:editId="2EA543E5">
                 <wp:simplePos x="0" y="0"/>
                 <wp:positionH relativeFrom="column">
                   <wp:posOffset>4035743</wp:posOffset>
@@ -7397,7 +10094,7 @@
                 <v:stroke joinstyle="miter"/>
                 <v:path gradientshapeok="t" o:connecttype="rect" textboxrect="5400,5400,16200,16200"/>
               </v:shapetype>
-              <v:shape id="Блок-схема: решение 49" o:spid="_x0000_s1036" type="#_x0000_t110" style="position:absolute;margin-left:317.8pt;margin-top:472pt;width:148pt;height:58.2pt;z-index:251976192;visibility:visible;mso-wrap-style:square;mso-width-percent:0;mso-height-percent:0;mso-wrap-distance-left:9pt;mso-wrap-distance-top:0;mso-wrap-distance-right:9pt;mso-wrap-distance-bottom:0;mso-position-horizontal:absolute;mso-position-horizontal-relative:text;mso-position-vertical:absolute;mso-position-vertical-relative:text;mso-width-percent:0;mso-height-percent:0;mso-width-relative:margin;mso-height-relative:margin;v-text-anchor:middle" o:gfxdata="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" fillcolor="white [3201]" strokecolor="black [3200]" strokeweight="2pt">
+              <v:shape id="Блок-схема: решение 49" o:spid="_x0000_s1042" type="#_x0000_t110" style="position:absolute;margin-left:317.8pt;margin-top:472pt;width:148pt;height:58.2pt;z-index:251748864;visibility:visible;mso-wrap-style:square;mso-width-percent:0;mso-height-percent:0;mso-wrap-distance-left:9pt;mso-wrap-distance-top:0;mso-wrap-distance-right:9pt;mso-wrap-distance-bottom:0;mso-position-horizontal:absolute;mso-position-horizontal-relative:text;mso-position-vertical:absolute;mso-position-vertical-relative:text;mso-width-percent:0;mso-height-percent:0;mso-width-relative:margin;mso-height-relative:margin;v-text-anchor:middle" o:gfxdata="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" fillcolor="white [3201]" strokecolor="black [3200]" strokeweight="2pt">
                 <v:textbox>
                   <w:txbxContent>
                     <w:p>
@@ -7436,85 +10133,7 @@
         <mc:AlternateContent>
           <mc:Choice Requires="wps">
             <w:drawing>
-              <wp:anchor distT="0" distB="0" distL="114300" distR="114300" simplePos="0" relativeHeight="252284416" behindDoc="0" locked="0" layoutInCell="1" allowOverlap="1" wp14:anchorId="3A181116" wp14:editId="7395ABCB">
-                <wp:simplePos x="0" y="0"/>
-                <wp:positionH relativeFrom="column">
-                  <wp:posOffset>2391727</wp:posOffset>
-                </wp:positionH>
-                <wp:positionV relativeFrom="paragraph">
-                  <wp:posOffset>6731318</wp:posOffset>
-                </wp:positionV>
-                <wp:extent cx="2609850" cy="1480185"/>
-                <wp:effectExtent l="38100" t="0" r="38100" b="100965"/>
-                <wp:wrapNone/>
-                <wp:docPr id="62" name="Соединитель: уступ 62"/>
-                <wp:cNvGraphicFramePr/>
-                <a:graphic xmlns:a="http://schemas.openxmlformats.org/drawingml/2006/main">
-                  <a:graphicData uri="http://schemas.microsoft.com/office/word/2010/wordprocessingShape">
-                    <wps:wsp>
-                      <wps:cNvCnPr/>
-                      <wps:spPr>
-                        <a:xfrm flipH="1">
-                          <a:off x="0" y="0"/>
-                          <a:ext cx="2609850" cy="1480185"/>
-                        </a:xfrm>
-                        <a:prstGeom prst="bentConnector3">
-                          <a:avLst>
-                            <a:gd name="adj1" fmla="val -667"/>
-                          </a:avLst>
-                        </a:prstGeom>
-                        <a:ln>
-                          <a:tailEnd type="triangle"/>
-                        </a:ln>
-                      </wps:spPr>
-                      <wps:style>
-                        <a:lnRef idx="1">
-                          <a:schemeClr val="dk1"/>
-                        </a:lnRef>
-                        <a:fillRef idx="0">
-                          <a:schemeClr val="dk1"/>
-                        </a:fillRef>
-                        <a:effectRef idx="0">
-                          <a:schemeClr val="dk1"/>
-                        </a:effectRef>
-                        <a:fontRef idx="minor">
-                          <a:schemeClr val="tx1"/>
-                        </a:fontRef>
-                      </wps:style>
-                      <wps:bodyPr/>
-                    </wps:wsp>
-                  </a:graphicData>
-                </a:graphic>
-                <wp14:sizeRelH relativeFrom="margin">
-                  <wp14:pctWidth>0</wp14:pctWidth>
-                </wp14:sizeRelH>
-                <wp14:sizeRelV relativeFrom="margin">
-                  <wp14:pctHeight>0</wp14:pctHeight>
-                </wp14:sizeRelV>
-              </wp:anchor>
-            </w:drawing>
-          </mc:Choice>
-          <mc:Fallback>
-            <w:pict>
-              <v:shape w14:anchorId="55C2B493" id="Соединитель: уступ 62" o:spid="_x0000_s1026" type="#_x0000_t34" style="position:absolute;margin-left:188.3pt;margin-top:530.05pt;width:205.5pt;height:116.55pt;flip:x;z-index:252284416;visibility:visible;mso-wrap-style:square;mso-width-percent:0;mso-height-percent:0;mso-wrap-distance-left:9pt;mso-wrap-distance-top:0;mso-wrap-distance-right:9pt;mso-wrap-distance-bottom:0;mso-position-horizontal:absolute;mso-position-horizontal-relative:text;mso-position-vertical:absolute;mso-position-vertical-relative:text;mso-width-percent:0;mso-height-percent:0;mso-width-relative:margin;mso-height-relative:margin" o:gfxdata="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" adj="-144" strokecolor="black [3040]">
-                <v:stroke endarrow="block"/>
-              </v:shape>
-            </w:pict>
-          </mc:Fallback>
-        </mc:AlternateContent>
-      </w:r>
-      <w:r>
-        <w:rPr>
-          <w:rFonts w:ascii="Times New Roman" w:hAnsi="Times New Roman"/>
-          <w:b/>
-          <w:noProof/>
-          <w:sz w:val="28"/>
-          <w:szCs w:val="28"/>
-        </w:rPr>
-        <mc:AlternateContent>
-          <mc:Choice Requires="wps">
-            <w:drawing>
-              <wp:anchor distT="0" distB="0" distL="114300" distR="114300" simplePos="0" relativeHeight="251939328" behindDoc="0" locked="0" layoutInCell="1" allowOverlap="1" wp14:anchorId="1B012E74" wp14:editId="1BDDBCD0">
+              <wp:anchor distT="0" distB="0" distL="114300" distR="114300" simplePos="0" relativeHeight="251712000" behindDoc="0" locked="0" layoutInCell="1" allowOverlap="1" wp14:anchorId="1B012E74" wp14:editId="0D5DD5D9">
                 <wp:simplePos x="0" y="0"/>
                 <wp:positionH relativeFrom="column">
                   <wp:posOffset>4368165</wp:posOffset>
@@ -7612,11 +10231,7 @@
           </mc:Choice>
           <mc:Fallback>
             <w:pict>
-              <v:shapetype w14:anchorId="1B012E74" id="_x0000_t112" coordsize="21600,21600" o:spt="112" path="m,l,21600r21600,l21600,xem2610,nfl2610,21600em18990,nfl18990,21600e">
-                <v:stroke joinstyle="miter"/>
-                <v:path o:extrusionok="f" gradientshapeok="t" o:connecttype="rect" textboxrect="2610,0,18990,21600"/>
-              </v:shapetype>
-              <v:shape id="Блок-схема: типовой процесс 48" o:spid="_x0000_s1037" type="#_x0000_t112" style="position:absolute;margin-left:343.95pt;margin-top:381.15pt;width:101.95pt;height:52.15pt;z-index:251939328;visibility:visible;mso-wrap-style:square;mso-width-percent:0;mso-height-percent:0;mso-wrap-distance-left:9pt;mso-wrap-distance-top:0;mso-wrap-distance-right:9pt;mso-wrap-distance-bottom:0;mso-position-horizontal:absolute;mso-position-horizontal-relative:text;mso-position-vertical:absolute;mso-position-vertical-relative:text;mso-width-percent:0;mso-height-percent:0;mso-width-relative:margin;mso-height-relative:margin;v-text-anchor:middle" o:gfxdata="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" fillcolor="white [3201]" strokecolor="black [3200]" strokeweight="2pt">
+              <v:shape w14:anchorId="1B012E74" id="Блок-схема: типовой процесс 48" o:spid="_x0000_s1043" type="#_x0000_t112" style="position:absolute;margin-left:343.95pt;margin-top:381.15pt;width:101.95pt;height:52.15pt;z-index:251712000;visibility:visible;mso-wrap-style:square;mso-width-percent:0;mso-height-percent:0;mso-wrap-distance-left:9pt;mso-wrap-distance-top:0;mso-wrap-distance-right:9pt;mso-wrap-distance-bottom:0;mso-position-horizontal:absolute;mso-position-horizontal-relative:text;mso-position-vertical:absolute;mso-position-vertical-relative:text;mso-width-percent:0;mso-height-percent:0;mso-width-relative:margin;mso-height-relative:margin;v-text-anchor:middle" o:gfxdata="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" fillcolor="white [3201]" strokecolor="black [3200]" strokeweight="2pt">
                 <v:textbox>
                   <w:txbxContent>
                     <w:p>
@@ -7671,85 +10286,7 @@
         <mc:AlternateContent>
           <mc:Choice Requires="wps">
             <w:drawing>
-              <wp:anchor distT="0" distB="0" distL="114300" distR="114300" simplePos="0" relativeHeight="251703808" behindDoc="0" locked="0" layoutInCell="1" allowOverlap="1" wp14:anchorId="11F426B2" wp14:editId="6868345D">
-                <wp:simplePos x="0" y="0"/>
-                <wp:positionH relativeFrom="column">
-                  <wp:posOffset>3749039</wp:posOffset>
-                </wp:positionH>
-                <wp:positionV relativeFrom="paragraph">
-                  <wp:posOffset>1159192</wp:posOffset>
-                </wp:positionV>
-                <wp:extent cx="1266825" cy="238125"/>
-                <wp:effectExtent l="0" t="0" r="85725" b="47625"/>
-                <wp:wrapNone/>
-                <wp:docPr id="40" name="Соединитель: уступ 40"/>
-                <wp:cNvGraphicFramePr/>
-                <a:graphic xmlns:a="http://schemas.openxmlformats.org/drawingml/2006/main">
-                  <a:graphicData uri="http://schemas.microsoft.com/office/word/2010/wordprocessingShape">
-                    <wps:wsp>
-                      <wps:cNvCnPr/>
-                      <wps:spPr>
-                        <a:xfrm>
-                          <a:off x="0" y="0"/>
-                          <a:ext cx="1266825" cy="238125"/>
-                        </a:xfrm>
-                        <a:prstGeom prst="bentConnector3">
-                          <a:avLst>
-                            <a:gd name="adj1" fmla="val 100269"/>
-                          </a:avLst>
-                        </a:prstGeom>
-                        <a:ln>
-                          <a:tailEnd type="triangle"/>
-                        </a:ln>
-                      </wps:spPr>
-                      <wps:style>
-                        <a:lnRef idx="1">
-                          <a:schemeClr val="dk1"/>
-                        </a:lnRef>
-                        <a:fillRef idx="0">
-                          <a:schemeClr val="dk1"/>
-                        </a:fillRef>
-                        <a:effectRef idx="0">
-                          <a:schemeClr val="dk1"/>
-                        </a:effectRef>
-                        <a:fontRef idx="minor">
-                          <a:schemeClr val="tx1"/>
-                        </a:fontRef>
-                      </wps:style>
-                      <wps:bodyPr/>
-                    </wps:wsp>
-                  </a:graphicData>
-                </a:graphic>
-                <wp14:sizeRelH relativeFrom="margin">
-                  <wp14:pctWidth>0</wp14:pctWidth>
-                </wp14:sizeRelH>
-                <wp14:sizeRelV relativeFrom="margin">
-                  <wp14:pctHeight>0</wp14:pctHeight>
-                </wp14:sizeRelV>
-              </wp:anchor>
-            </w:drawing>
-          </mc:Choice>
-          <mc:Fallback>
-            <w:pict>
-              <v:shape w14:anchorId="4D7B3335" id="Соединитель: уступ 40" o:spid="_x0000_s1026" type="#_x0000_t34" style="position:absolute;margin-left:295.2pt;margin-top:91.25pt;width:99.75pt;height:18.75pt;z-index:251703808;visibility:visible;mso-wrap-style:square;mso-width-percent:0;mso-height-percent:0;mso-wrap-distance-left:9pt;mso-wrap-distance-top:0;mso-wrap-distance-right:9pt;mso-wrap-distance-bottom:0;mso-position-horizontal:absolute;mso-position-horizontal-relative:text;mso-position-vertical:absolute;mso-position-vertical-relative:text;mso-width-percent:0;mso-height-percent:0;mso-width-relative:margin;mso-height-relative:margin" o:gfxdata="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" adj="21658" strokecolor="black [3040]">
-                <v:stroke endarrow="block"/>
-              </v:shape>
-            </w:pict>
-          </mc:Fallback>
-        </mc:AlternateContent>
-      </w:r>
-      <w:r>
-        <w:rPr>
-          <w:rFonts w:ascii="Times New Roman" w:hAnsi="Times New Roman"/>
-          <w:b/>
-          <w:noProof/>
-          <w:sz w:val="28"/>
-          <w:szCs w:val="28"/>
-        </w:rPr>
-        <mc:AlternateContent>
-          <mc:Choice Requires="wps">
-            <w:drawing>
-              <wp:anchor distT="0" distB="0" distL="114300" distR="114300" simplePos="0" relativeHeight="251748864" behindDoc="0" locked="0" layoutInCell="1" allowOverlap="1" wp14:anchorId="0C86B3A1" wp14:editId="12894A82">
+              <wp:anchor distT="0" distB="0" distL="114300" distR="114300" simplePos="0" relativeHeight="251565568" behindDoc="0" locked="0" layoutInCell="1" allowOverlap="1" wp14:anchorId="0C86B3A1" wp14:editId="299D7F3E">
                 <wp:simplePos x="0" y="0"/>
                 <wp:positionH relativeFrom="column">
                   <wp:posOffset>4453890</wp:posOffset>
@@ -7829,7 +10366,7 @@
           </mc:Choice>
           <mc:Fallback>
             <w:pict>
-              <v:shape w14:anchorId="0C86B3A1" id="Блок-схема: типовой процесс 38" o:spid="_x0000_s1038" type="#_x0000_t112" style="position:absolute;margin-left:350.7pt;margin-top:110.05pt;width:85.75pt;height:52.25pt;z-index:251748864;visibility:visible;mso-wrap-style:square;mso-height-percent:0;mso-wrap-distance-left:9pt;mso-wrap-distance-top:0;mso-wrap-distance-right:9pt;mso-wrap-distance-bottom:0;mso-position-horizontal:absolute;mso-position-horizontal-relative:text;mso-position-vertical:absolute;mso-position-vertical-relative:text;mso-height-percent:0;mso-height-relative:margin;v-text-anchor:middle" o:gfxdata="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" fillcolor="white [3201]" strokecolor="black [3200]" strokeweight="2pt">
+              <v:shape w14:anchorId="0C86B3A1" id="Блок-схема: типовой процесс 38" o:spid="_x0000_s1044" type="#_x0000_t112" style="position:absolute;margin-left:350.7pt;margin-top:110.05pt;width:85.75pt;height:52.25pt;z-index:251565568;visibility:visible;mso-wrap-style:square;mso-height-percent:0;mso-wrap-distance-left:9pt;mso-wrap-distance-top:0;mso-wrap-distance-right:9pt;mso-wrap-distance-bottom:0;mso-position-horizontal:absolute;mso-position-horizontal-relative:text;mso-position-vertical:absolute;mso-position-vertical-relative:text;mso-height-percent:0;mso-height-relative:margin;v-text-anchor:middle" o:gfxdata="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" fillcolor="white [3201]" strokecolor="black [3200]" strokeweight="2pt">
                 <v:textbox>
                   <w:txbxContent>
                     <w:p>
@@ -7869,438 +10406,7 @@
         <mc:AlternateContent>
           <mc:Choice Requires="wps">
             <w:drawing>
-              <wp:anchor distT="0" distB="0" distL="114300" distR="114300" simplePos="0" relativeHeight="251348480" behindDoc="0" locked="0" layoutInCell="1" allowOverlap="1" wp14:anchorId="062E948B" wp14:editId="3317BD38">
-                <wp:simplePos x="0" y="0"/>
-                <wp:positionH relativeFrom="column">
-                  <wp:posOffset>1291590</wp:posOffset>
-                </wp:positionH>
-                <wp:positionV relativeFrom="paragraph">
-                  <wp:posOffset>7183755</wp:posOffset>
-                </wp:positionV>
-                <wp:extent cx="1089025" cy="687705"/>
-                <wp:effectExtent l="0" t="0" r="15875" b="17145"/>
-                <wp:wrapNone/>
-                <wp:docPr id="32" name="Блок-схема: типовой процесс 32"/>
-                <wp:cNvGraphicFramePr/>
-                <a:graphic xmlns:a="http://schemas.openxmlformats.org/drawingml/2006/main">
-                  <a:graphicData uri="http://schemas.microsoft.com/office/word/2010/wordprocessingShape">
-                    <wps:wsp>
-                      <wps:cNvSpPr/>
-                      <wps:spPr>
-                        <a:xfrm>
-                          <a:off x="0" y="0"/>
-                          <a:ext cx="1089025" cy="687705"/>
-                        </a:xfrm>
-                        <a:prstGeom prst="flowChartPredefinedProcess">
-                          <a:avLst/>
-                        </a:prstGeom>
-                      </wps:spPr>
-                      <wps:style>
-                        <a:lnRef idx="2">
-                          <a:schemeClr val="dk1"/>
-                        </a:lnRef>
-                        <a:fillRef idx="1">
-                          <a:schemeClr val="lt1"/>
-                        </a:fillRef>
-                        <a:effectRef idx="0">
-                          <a:schemeClr val="dk1"/>
-                        </a:effectRef>
-                        <a:fontRef idx="minor">
-                          <a:schemeClr val="dk1"/>
-                        </a:fontRef>
-                      </wps:style>
-                      <wps:txbx>
-                        <w:txbxContent>
-                          <w:p>
-                            <w:pPr>
-                              <w:jc w:val="center"/>
-                              <w:rPr>
-                                <w:rFonts w:ascii="Times New Roman" w:hAnsi="Times New Roman"/>
-                                <w:sz w:val="16"/>
-                                <w:szCs w:val="16"/>
-                              </w:rPr>
-                            </w:pPr>
-                            <w:r>
-                              <w:rPr>
-                                <w:rFonts w:ascii="Times New Roman" w:hAnsi="Times New Roman"/>
-                                <w:sz w:val="16"/>
-                                <w:szCs w:val="16"/>
-                              </w:rPr>
-                              <w:t>Шифрование и сохранение</w:t>
-                            </w:r>
-                            <w:r>
-                              <w:rPr>
-                                <w:rFonts w:ascii="Times New Roman" w:hAnsi="Times New Roman"/>
-                                <w:sz w:val="16"/>
-                                <w:szCs w:val="16"/>
-                              </w:rPr>
-                              <w:t xml:space="preserve"> </w:t>
-                            </w:r>
-                            <w:r>
-                              <w:rPr>
-                                <w:rFonts w:ascii="Times New Roman" w:hAnsi="Times New Roman"/>
-                                <w:sz w:val="16"/>
-                                <w:szCs w:val="16"/>
-                              </w:rPr>
-                              <w:t>файла хранилища</w:t>
-                            </w:r>
-                          </w:p>
-                        </w:txbxContent>
-                      </wps:txbx>
-                      <wps:bodyPr rot="0" spcFirstLastPara="0" vertOverflow="overflow" horzOverflow="overflow" vert="horz" wrap="square" lIns="91440" tIns="45720" rIns="91440" bIns="45720" numCol="1" spcCol="0" rtlCol="0" fromWordArt="0" anchor="ctr" anchorCtr="0" forceAA="0" compatLnSpc="1">
-                        <a:prstTxWarp prst="textNoShape">
-                          <a:avLst/>
-                        </a:prstTxWarp>
-                        <a:noAutofit/>
-                      </wps:bodyPr>
-                    </wps:wsp>
-                  </a:graphicData>
-                </a:graphic>
-                <wp14:sizeRelV relativeFrom="margin">
-                  <wp14:pctHeight>0</wp14:pctHeight>
-                </wp14:sizeRelV>
-              </wp:anchor>
-            </w:drawing>
-          </mc:Choice>
-          <mc:Fallback>
-            <w:pict>
-              <v:shape w14:anchorId="062E948B" id="Блок-схема: типовой процесс 32" o:spid="_x0000_s1039" type="#_x0000_t112" style="position:absolute;margin-left:101.7pt;margin-top:565.65pt;width:85.75pt;height:54.15pt;z-index:251348480;visibility:visible;mso-wrap-style:square;mso-height-percent:0;mso-wrap-distance-left:9pt;mso-wrap-distance-top:0;mso-wrap-distance-right:9pt;mso-wrap-distance-bottom:0;mso-position-horizontal:absolute;mso-position-horizontal-relative:text;mso-position-vertical:absolute;mso-position-vertical-relative:text;mso-height-percent:0;mso-height-relative:margin;v-text-anchor:middle" o:gfxdata="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" fillcolor="white [3201]" strokecolor="black [3200]" strokeweight="2pt">
-                <v:textbox>
-                  <w:txbxContent>
-                    <w:p>
-                      <w:pPr>
-                        <w:jc w:val="center"/>
-                        <w:rPr>
-                          <w:rFonts w:ascii="Times New Roman" w:hAnsi="Times New Roman"/>
-                          <w:sz w:val="16"/>
-                          <w:szCs w:val="16"/>
-                        </w:rPr>
-                      </w:pPr>
-                      <w:r>
-                        <w:rPr>
-                          <w:rFonts w:ascii="Times New Roman" w:hAnsi="Times New Roman"/>
-                          <w:sz w:val="16"/>
-                          <w:szCs w:val="16"/>
-                        </w:rPr>
-                        <w:t>Шифрование и сохранение</w:t>
-                      </w:r>
-                      <w:r>
-                        <w:rPr>
-                          <w:rFonts w:ascii="Times New Roman" w:hAnsi="Times New Roman"/>
-                          <w:sz w:val="16"/>
-                          <w:szCs w:val="16"/>
-                        </w:rPr>
-                        <w:t xml:space="preserve"> </w:t>
-                      </w:r>
-                      <w:r>
-                        <w:rPr>
-                          <w:rFonts w:ascii="Times New Roman" w:hAnsi="Times New Roman"/>
-                          <w:sz w:val="16"/>
-                          <w:szCs w:val="16"/>
-                        </w:rPr>
-                        <w:t>файла хранилища</w:t>
-                      </w:r>
-                    </w:p>
-                  </w:txbxContent>
-                </v:textbox>
-              </v:shape>
-            </w:pict>
-          </mc:Fallback>
-        </mc:AlternateContent>
-      </w:r>
-      <w:r>
-        <w:rPr>
-          <w:rFonts w:ascii="Times New Roman" w:hAnsi="Times New Roman"/>
-          <w:b/>
-          <w:noProof/>
-          <w:sz w:val="28"/>
-          <w:szCs w:val="28"/>
-        </w:rPr>
-        <mc:AlternateContent>
-          <mc:Choice Requires="wps">
-            <w:drawing>
-              <wp:anchor distT="0" distB="0" distL="114300" distR="114300" simplePos="0" relativeHeight="252460544" behindDoc="0" locked="0" layoutInCell="1" allowOverlap="1" wp14:anchorId="2B136395" wp14:editId="2A723807">
-                <wp:simplePos x="0" y="0"/>
-                <wp:positionH relativeFrom="column">
-                  <wp:posOffset>2442829</wp:posOffset>
-                </wp:positionH>
-                <wp:positionV relativeFrom="paragraph">
-                  <wp:posOffset>6047183</wp:posOffset>
-                </wp:positionV>
-                <wp:extent cx="370248" cy="981718"/>
-                <wp:effectExtent l="0" t="0" r="48895" b="104140"/>
-                <wp:wrapNone/>
-                <wp:docPr id="196" name="Соединитель: уступ 196"/>
-                <wp:cNvGraphicFramePr/>
-                <a:graphic xmlns:a="http://schemas.openxmlformats.org/drawingml/2006/main">
-                  <a:graphicData uri="http://schemas.microsoft.com/office/word/2010/wordprocessingShape">
-                    <wps:wsp>
-                      <wps:cNvCnPr/>
-                      <wps:spPr>
-                        <a:xfrm>
-                          <a:off x="0" y="0"/>
-                          <a:ext cx="370248" cy="981718"/>
-                        </a:xfrm>
-                        <a:prstGeom prst="bentConnector3">
-                          <a:avLst>
-                            <a:gd name="adj1" fmla="val 4179"/>
-                          </a:avLst>
-                        </a:prstGeom>
-                        <a:ln>
-                          <a:tailEnd type="triangle"/>
-                        </a:ln>
-                      </wps:spPr>
-                      <wps:style>
-                        <a:lnRef idx="1">
-                          <a:schemeClr val="dk1"/>
-                        </a:lnRef>
-                        <a:fillRef idx="0">
-                          <a:schemeClr val="dk1"/>
-                        </a:fillRef>
-                        <a:effectRef idx="0">
-                          <a:schemeClr val="dk1"/>
-                        </a:effectRef>
-                        <a:fontRef idx="minor">
-                          <a:schemeClr val="tx1"/>
-                        </a:fontRef>
-                      </wps:style>
-                      <wps:bodyPr/>
-                    </wps:wsp>
-                  </a:graphicData>
-                </a:graphic>
-                <wp14:sizeRelH relativeFrom="margin">
-                  <wp14:pctWidth>0</wp14:pctWidth>
-                </wp14:sizeRelH>
-                <wp14:sizeRelV relativeFrom="margin">
-                  <wp14:pctHeight>0</wp14:pctHeight>
-                </wp14:sizeRelV>
-              </wp:anchor>
-            </w:drawing>
-          </mc:Choice>
-          <mc:Fallback>
-            <w:pict>
-              <v:shape w14:anchorId="17DACBB8" id="Соединитель: уступ 196" o:spid="_x0000_s1026" type="#_x0000_t34" style="position:absolute;margin-left:192.35pt;margin-top:476.15pt;width:29.15pt;height:77.3pt;z-index:252460544;visibility:visible;mso-wrap-style:square;mso-width-percent:0;mso-height-percent:0;mso-wrap-distance-left:9pt;mso-wrap-distance-top:0;mso-wrap-distance-right:9pt;mso-wrap-distance-bottom:0;mso-position-horizontal:absolute;mso-position-horizontal-relative:text;mso-position-vertical:absolute;mso-position-vertical-relative:text;mso-width-percent:0;mso-height-percent:0;mso-width-relative:margin;mso-height-relative:margin" o:gfxdata="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" adj="903" strokecolor="black [3040]">
-                <v:stroke endarrow="block"/>
-              </v:shape>
-            </w:pict>
-          </mc:Fallback>
-        </mc:AlternateContent>
-      </w:r>
-      <w:r>
-        <w:rPr>
-          <w:rFonts w:ascii="Times New Roman" w:hAnsi="Times New Roman"/>
-          <w:b/>
-          <w:noProof/>
-          <w:sz w:val="28"/>
-          <w:szCs w:val="28"/>
-        </w:rPr>
-        <mc:AlternateContent>
-          <mc:Choice Requires="wps">
-            <w:drawing>
-              <wp:anchor distT="0" distB="0" distL="114300" distR="114300" simplePos="0" relativeHeight="252427776" behindDoc="0" locked="0" layoutInCell="1" allowOverlap="1" wp14:anchorId="401CABE9" wp14:editId="7B514773">
-                <wp:simplePos x="0" y="0"/>
-                <wp:positionH relativeFrom="column">
-                  <wp:posOffset>2801858</wp:posOffset>
-                </wp:positionH>
-                <wp:positionV relativeFrom="paragraph">
-                  <wp:posOffset>6787678</wp:posOffset>
-                </wp:positionV>
-                <wp:extent cx="1248355" cy="560981"/>
-                <wp:effectExtent l="0" t="0" r="28575" b="10795"/>
-                <wp:wrapNone/>
-                <wp:docPr id="195" name="Блок-схема: знак завершения 195"/>
-                <wp:cNvGraphicFramePr/>
-                <a:graphic xmlns:a="http://schemas.openxmlformats.org/drawingml/2006/main">
-                  <a:graphicData uri="http://schemas.microsoft.com/office/word/2010/wordprocessingShape">
-                    <wps:wsp>
-                      <wps:cNvSpPr/>
-                      <wps:spPr>
-                        <a:xfrm>
-                          <a:off x="0" y="0"/>
-                          <a:ext cx="1248355" cy="560981"/>
-                        </a:xfrm>
-                        <a:prstGeom prst="flowChartTerminator">
-                          <a:avLst/>
-                        </a:prstGeom>
-                      </wps:spPr>
-                      <wps:style>
-                        <a:lnRef idx="2">
-                          <a:schemeClr val="dk1"/>
-                        </a:lnRef>
-                        <a:fillRef idx="1">
-                          <a:schemeClr val="lt1"/>
-                        </a:fillRef>
-                        <a:effectRef idx="0">
-                          <a:schemeClr val="dk1"/>
-                        </a:effectRef>
-                        <a:fontRef idx="minor">
-                          <a:schemeClr val="dk1"/>
-                        </a:fontRef>
-                      </wps:style>
-                      <wps:txbx>
-                        <w:txbxContent>
-                          <w:p>
-                            <w:pPr>
-                              <w:jc w:val="center"/>
-                              <w:rPr>
-                                <w:rFonts w:ascii="Times New Roman" w:hAnsi="Times New Roman"/>
-                                <w:sz w:val="16"/>
-                                <w:szCs w:val="16"/>
-                              </w:rPr>
-                            </w:pPr>
-                            <w:r>
-                              <w:rPr>
-                                <w:rFonts w:ascii="Times New Roman" w:hAnsi="Times New Roman"/>
-                                <w:sz w:val="16"/>
-                                <w:szCs w:val="16"/>
-                              </w:rPr>
-                              <w:t>Завершение работы программы</w:t>
-                            </w:r>
-                          </w:p>
-                        </w:txbxContent>
-                      </wps:txbx>
-                      <wps:bodyPr rot="0" spcFirstLastPara="0" vertOverflow="overflow" horzOverflow="overflow" vert="horz" wrap="square" lIns="91440" tIns="45720" rIns="91440" bIns="45720" numCol="1" spcCol="0" rtlCol="0" fromWordArt="0" anchor="ctr" anchorCtr="0" forceAA="0" compatLnSpc="1">
-                        <a:prstTxWarp prst="textNoShape">
-                          <a:avLst/>
-                        </a:prstTxWarp>
-                        <a:noAutofit/>
-                      </wps:bodyPr>
-                    </wps:wsp>
-                  </a:graphicData>
-                </a:graphic>
-                <wp14:sizeRelH relativeFrom="margin">
-                  <wp14:pctWidth>0</wp14:pctWidth>
-                </wp14:sizeRelH>
-                <wp14:sizeRelV relativeFrom="margin">
-                  <wp14:pctHeight>0</wp14:pctHeight>
-                </wp14:sizeRelV>
-              </wp:anchor>
-            </w:drawing>
-          </mc:Choice>
-          <mc:Fallback>
-            <w:pict>
-              <v:shapetype w14:anchorId="401CABE9" id="_x0000_t116" coordsize="21600,21600" o:spt="116" path="m3475,qx,10800,3475,21600l18125,21600qx21600,10800,18125,xe">
-                <v:stroke joinstyle="miter"/>
-                <v:path gradientshapeok="t" o:connecttype="rect" textboxrect="1018,3163,20582,18437"/>
-              </v:shapetype>
-              <v:shape id="Блок-схема: знак завершения 195" o:spid="_x0000_s1040" type="#_x0000_t116" style="position:absolute;margin-left:220.6pt;margin-top:534.45pt;width:98.3pt;height:44.15pt;z-index:252427776;visibility:visible;mso-wrap-style:square;mso-width-percent:0;mso-height-percent:0;mso-wrap-distance-left:9pt;mso-wrap-distance-top:0;mso-wrap-distance-right:9pt;mso-wrap-distance-bottom:0;mso-position-horizontal:absolute;mso-position-horizontal-relative:text;mso-position-vertical:absolute;mso-position-vertical-relative:text;mso-width-percent:0;mso-height-percent:0;mso-width-relative:margin;mso-height-relative:margin;v-text-anchor:middle" o:gfxdata="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" fillcolor="white [3201]" strokecolor="black [3200]" strokeweight="2pt">
-                <v:textbox>
-                  <w:txbxContent>
-                    <w:p>
-                      <w:pPr>
-                        <w:jc w:val="center"/>
-                        <w:rPr>
-                          <w:rFonts w:ascii="Times New Roman" w:hAnsi="Times New Roman"/>
-                          <w:sz w:val="16"/>
-                          <w:szCs w:val="16"/>
-                        </w:rPr>
-                      </w:pPr>
-                      <w:r>
-                        <w:rPr>
-                          <w:rFonts w:ascii="Times New Roman" w:hAnsi="Times New Roman"/>
-                          <w:sz w:val="16"/>
-                          <w:szCs w:val="16"/>
-                        </w:rPr>
-                        <w:t>Завершение работы программы</w:t>
-                      </w:r>
-                    </w:p>
-                  </w:txbxContent>
-                </v:textbox>
-              </v:shape>
-            </w:pict>
-          </mc:Fallback>
-        </mc:AlternateContent>
-      </w:r>
-      <w:r>
-        <w:rPr>
-          <w:rFonts w:ascii="Times New Roman" w:hAnsi="Times New Roman"/>
-          <w:b/>
-          <w:noProof/>
-          <w:sz w:val="28"/>
-          <w:szCs w:val="28"/>
-        </w:rPr>
-        <mc:AlternateContent>
-          <mc:Choice Requires="wps">
-            <w:drawing>
-              <wp:anchor distT="0" distB="0" distL="114300" distR="114300" simplePos="0" relativeHeight="252390912" behindDoc="0" locked="0" layoutInCell="1" allowOverlap="1" wp14:anchorId="186A5861" wp14:editId="5CABE167">
-                <wp:simplePos x="0" y="0"/>
-                <wp:positionH relativeFrom="column">
-                  <wp:posOffset>2441026</wp:posOffset>
-                </wp:positionH>
-                <wp:positionV relativeFrom="paragraph">
-                  <wp:posOffset>3371300</wp:posOffset>
-                </wp:positionV>
-                <wp:extent cx="45719" cy="2288805"/>
-                <wp:effectExtent l="38100" t="0" r="50165" b="54610"/>
-                <wp:wrapNone/>
-                <wp:docPr id="193" name="Соединитель: уступ 193"/>
-                <wp:cNvGraphicFramePr/>
-                <a:graphic xmlns:a="http://schemas.openxmlformats.org/drawingml/2006/main">
-                  <a:graphicData uri="http://schemas.microsoft.com/office/word/2010/wordprocessingShape">
-                    <wps:wsp>
-                      <wps:cNvCnPr/>
-                      <wps:spPr>
-                        <a:xfrm flipH="1">
-                          <a:off x="0" y="0"/>
-                          <a:ext cx="45719" cy="2288805"/>
-                        </a:xfrm>
-                        <a:prstGeom prst="bentConnector3">
-                          <a:avLst>
-                            <a:gd name="adj1" fmla="val -3568"/>
-                          </a:avLst>
-                        </a:prstGeom>
-                        <a:ln>
-                          <a:tailEnd type="triangle"/>
-                        </a:ln>
-                      </wps:spPr>
-                      <wps:style>
-                        <a:lnRef idx="1">
-                          <a:schemeClr val="dk1"/>
-                        </a:lnRef>
-                        <a:fillRef idx="0">
-                          <a:schemeClr val="dk1"/>
-                        </a:fillRef>
-                        <a:effectRef idx="0">
-                          <a:schemeClr val="dk1"/>
-                        </a:effectRef>
-                        <a:fontRef idx="minor">
-                          <a:schemeClr val="tx1"/>
-                        </a:fontRef>
-                      </wps:style>
-                      <wps:bodyPr/>
-                    </wps:wsp>
-                  </a:graphicData>
-                </a:graphic>
-                <wp14:sizeRelH relativeFrom="margin">
-                  <wp14:pctWidth>0</wp14:pctWidth>
-                </wp14:sizeRelH>
-                <wp14:sizeRelV relativeFrom="margin">
-                  <wp14:pctHeight>0</wp14:pctHeight>
-                </wp14:sizeRelV>
-              </wp:anchor>
-            </w:drawing>
-          </mc:Choice>
-          <mc:Fallback>
-            <w:pict>
-              <v:shape w14:anchorId="6DFE61E7" id="Соединитель: уступ 193" o:spid="_x0000_s1026" type="#_x0000_t34" style="position:absolute;margin-left:192.2pt;margin-top:265.45pt;width:3.6pt;height:180.2pt;flip:x;z-index:252390912;visibility:visible;mso-wrap-style:square;mso-width-percent:0;mso-height-percent:0;mso-wrap-distance-left:9pt;mso-wrap-distance-top:0;mso-wrap-distance-right:9pt;mso-wrap-distance-bottom:0;mso-position-horizontal:absolute;mso-position-horizontal-relative:text;mso-position-vertical:absolute;mso-position-vertical-relative:text;mso-width-percent:0;mso-height-percent:0;mso-width-relative:margin;mso-height-relative:margin" o:gfxdata="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" adj="-771" strokecolor="black [3040]">
-                <v:stroke endarrow="block"/>
-              </v:shape>
-            </w:pict>
-          </mc:Fallback>
-        </mc:AlternateContent>
-      </w:r>
-      <w:r>
-        <w:rPr>
-          <w:rFonts w:ascii="Times New Roman" w:hAnsi="Times New Roman"/>
-          <w:b/>
-          <w:noProof/>
-          <w:sz w:val="28"/>
-          <w:szCs w:val="28"/>
-        </w:rPr>
-        <mc:AlternateContent>
-          <mc:Choice Requires="wps">
-            <w:drawing>
-              <wp:anchor distT="0" distB="0" distL="114300" distR="114300" simplePos="0" relativeHeight="252356096" behindDoc="0" locked="0" layoutInCell="1" allowOverlap="1" wp14:anchorId="122B7A36" wp14:editId="379E5E68">
+              <wp:anchor distT="0" distB="0" distL="114300" distR="114300" simplePos="0" relativeHeight="252147200" behindDoc="0" locked="0" layoutInCell="1" allowOverlap="1" wp14:anchorId="122B7A36" wp14:editId="1F923334">
                 <wp:simplePos x="0" y="0"/>
                 <wp:positionH relativeFrom="column">
                   <wp:posOffset>1928047</wp:posOffset>
@@ -8387,11 +10493,7 @@
           </mc:Choice>
           <mc:Fallback>
             <w:pict>
-              <v:shapetype w14:anchorId="122B7A36" id="_x0000_t109" coordsize="21600,21600" o:spt="109" path="m,l,21600r21600,l21600,xe">
-                <v:stroke joinstyle="miter"/>
-                <v:path gradientshapeok="t" o:connecttype="rect"/>
-              </v:shapetype>
-              <v:shape id="Блок-схема: процесс 192" o:spid="_x0000_s1041" type="#_x0000_t109" style="position:absolute;margin-left:151.8pt;margin-top:445.6pt;width:85pt;height:30.5pt;z-index:252356096;visibility:visible;mso-wrap-style:square;mso-width-percent:0;mso-height-percent:0;mso-wrap-distance-left:9pt;mso-wrap-distance-top:0;mso-wrap-distance-right:9pt;mso-wrap-distance-bottom:0;mso-position-horizontal:absolute;mso-position-horizontal-relative:text;mso-position-vertical:absolute;mso-position-vertical-relative:text;mso-width-percent:0;mso-height-percent:0;mso-width-relative:margin;mso-height-relative:margin;v-text-anchor:middle" o:gfxdata="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" fillcolor="white [3201]" strokecolor="black [3200]" strokeweight="2pt">
+              <v:shape w14:anchorId="122B7A36" id="Блок-схема: процесс 192" o:spid="_x0000_s1045" type="#_x0000_t109" style="position:absolute;margin-left:151.8pt;margin-top:445.6pt;width:85pt;height:30.5pt;z-index:252147200;visibility:visible;mso-wrap-style:square;mso-width-percent:0;mso-height-percent:0;mso-wrap-distance-left:9pt;mso-wrap-distance-top:0;mso-wrap-distance-right:9pt;mso-wrap-distance-bottom:0;mso-position-horizontal:absolute;mso-position-horizontal-relative:text;mso-position-vertical:absolute;mso-position-vertical-relative:text;mso-width-percent:0;mso-height-percent:0;mso-width-relative:margin;mso-height-relative:margin;v-text-anchor:middle" o:gfxdata="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" fillcolor="white [3201]" strokecolor="black [3200]" strokeweight="2pt">
                 <v:textbox>
                   <w:txbxContent>
                     <w:p>
@@ -8435,402 +10537,18 @@
         <mc:AlternateContent>
           <mc:Choice Requires="wps">
             <w:drawing>
-              <wp:anchor distT="0" distB="0" distL="114300" distR="114300" simplePos="0" relativeHeight="251665920" behindDoc="0" locked="0" layoutInCell="1" allowOverlap="1" wp14:anchorId="760F118A" wp14:editId="6DBA3436">
+              <wp:anchor distT="0" distB="0" distL="114300" distR="114300" simplePos="0" relativeHeight="251802112" behindDoc="0" locked="0" layoutInCell="1" allowOverlap="1" wp14:anchorId="1BD26AC8" wp14:editId="67937198">
                 <wp:simplePos x="0" y="0"/>
                 <wp:positionH relativeFrom="column">
-                  <wp:posOffset>1719580</wp:posOffset>
+                  <wp:posOffset>4978374</wp:posOffset>
                 </wp:positionH>
                 <wp:positionV relativeFrom="paragraph">
-                  <wp:posOffset>8409305</wp:posOffset>
+                  <wp:posOffset>2828315</wp:posOffset>
                 </wp:positionV>
-                <wp:extent cx="102235" cy="110490"/>
-                <wp:effectExtent l="38100" t="0" r="31115" b="60960"/>
+                <wp:extent cx="45719" cy="285293"/>
+                <wp:effectExtent l="38100" t="0" r="69215" b="57785"/>
                 <wp:wrapNone/>
-                <wp:docPr id="37" name="Прямая со стрелкой 37"/>
-                <wp:cNvGraphicFramePr/>
-                <a:graphic xmlns:a="http://schemas.openxmlformats.org/drawingml/2006/main">
-                  <a:graphicData uri="http://schemas.microsoft.com/office/word/2010/wordprocessingShape">
-                    <wps:wsp>
-                      <wps:cNvCnPr/>
-                      <wps:spPr>
-                        <a:xfrm flipH="1">
-                          <a:off x="0" y="0"/>
-                          <a:ext cx="102235" cy="110490"/>
-                        </a:xfrm>
-                        <a:prstGeom prst="straightConnector1">
-                          <a:avLst/>
-                        </a:prstGeom>
-                        <a:ln>
-                          <a:tailEnd type="triangle"/>
-                        </a:ln>
-                      </wps:spPr>
-                      <wps:style>
-                        <a:lnRef idx="1">
-                          <a:schemeClr val="dk1"/>
-                        </a:lnRef>
-                        <a:fillRef idx="0">
-                          <a:schemeClr val="dk1"/>
-                        </a:fillRef>
-                        <a:effectRef idx="0">
-                          <a:schemeClr val="dk1"/>
-                        </a:effectRef>
-                        <a:fontRef idx="minor">
-                          <a:schemeClr val="tx1"/>
-                        </a:fontRef>
-                      </wps:style>
-                      <wps:bodyPr/>
-                    </wps:wsp>
-                  </a:graphicData>
-                </a:graphic>
-                <wp14:sizeRelH relativeFrom="margin">
-                  <wp14:pctWidth>0</wp14:pctWidth>
-                </wp14:sizeRelH>
-                <wp14:sizeRelV relativeFrom="margin">
-                  <wp14:pctHeight>0</wp14:pctHeight>
-                </wp14:sizeRelV>
-              </wp:anchor>
-            </w:drawing>
-          </mc:Choice>
-          <mc:Fallback>
-            <w:pict>
-              <v:shape w14:anchorId="75726C6A" id="Прямая со стрелкой 37" o:spid="_x0000_s1026" type="#_x0000_t32" style="position:absolute;margin-left:135.4pt;margin-top:662.15pt;width:8.05pt;height:8.7pt;flip:x;z-index:251665920;visibility:visible;mso-wrap-style:square;mso-width-percent:0;mso-height-percent:0;mso-wrap-distance-left:9pt;mso-wrap-distance-top:0;mso-wrap-distance-right:9pt;mso-wrap-distance-bottom:0;mso-position-horizontal:absolute;mso-position-horizontal-relative:text;mso-position-vertical:absolute;mso-position-vertical-relative:text;mso-width-percent:0;mso-height-percent:0;mso-width-relative:margin;mso-height-relative:margin" o:gfxdata="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" strokecolor="black [3040]">
-                <v:stroke endarrow="block"/>
-              </v:shape>
-            </w:pict>
-          </mc:Fallback>
-        </mc:AlternateContent>
-      </w:r>
-      <w:r>
-        <w:rPr>
-          <w:rFonts w:ascii="Times New Roman" w:hAnsi="Times New Roman"/>
-          <w:b/>
-          <w:noProof/>
-          <w:sz w:val="28"/>
-          <w:szCs w:val="28"/>
-        </w:rPr>
-        <mc:AlternateContent>
-          <mc:Choice Requires="wps">
-            <w:drawing>
-              <wp:anchor distT="0" distB="0" distL="114300" distR="114300" simplePos="0" relativeHeight="251566592" behindDoc="0" locked="0" layoutInCell="1" allowOverlap="1" wp14:anchorId="4048A435" wp14:editId="5920917B">
-                <wp:simplePos x="0" y="0"/>
-                <wp:positionH relativeFrom="column">
-                  <wp:posOffset>1786890</wp:posOffset>
-                </wp:positionH>
-                <wp:positionV relativeFrom="paragraph">
-                  <wp:posOffset>7870190</wp:posOffset>
-                </wp:positionV>
-                <wp:extent cx="45085" cy="163830"/>
-                <wp:effectExtent l="57150" t="0" r="50165" b="64770"/>
-                <wp:wrapNone/>
-                <wp:docPr id="36" name="Прямая со стрелкой 36"/>
-                <wp:cNvGraphicFramePr/>
-                <a:graphic xmlns:a="http://schemas.openxmlformats.org/drawingml/2006/main">
-                  <a:graphicData uri="http://schemas.microsoft.com/office/word/2010/wordprocessingShape">
-                    <wps:wsp>
-                      <wps:cNvCnPr/>
-                      <wps:spPr>
-                        <a:xfrm flipH="1">
-                          <a:off x="0" y="0"/>
-                          <a:ext cx="45085" cy="163830"/>
-                        </a:xfrm>
-                        <a:prstGeom prst="straightConnector1">
-                          <a:avLst/>
-                        </a:prstGeom>
-                        <a:ln>
-                          <a:tailEnd type="triangle"/>
-                        </a:ln>
-                      </wps:spPr>
-                      <wps:style>
-                        <a:lnRef idx="1">
-                          <a:schemeClr val="dk1"/>
-                        </a:lnRef>
-                        <a:fillRef idx="0">
-                          <a:schemeClr val="dk1"/>
-                        </a:fillRef>
-                        <a:effectRef idx="0">
-                          <a:schemeClr val="dk1"/>
-                        </a:effectRef>
-                        <a:fontRef idx="minor">
-                          <a:schemeClr val="tx1"/>
-                        </a:fontRef>
-                      </wps:style>
-                      <wps:bodyPr/>
-                    </wps:wsp>
-                  </a:graphicData>
-                </a:graphic>
-                <wp14:sizeRelH relativeFrom="margin">
-                  <wp14:pctWidth>0</wp14:pctWidth>
-                </wp14:sizeRelH>
-                <wp14:sizeRelV relativeFrom="margin">
-                  <wp14:pctHeight>0</wp14:pctHeight>
-                </wp14:sizeRelV>
-              </wp:anchor>
-            </w:drawing>
-          </mc:Choice>
-          <mc:Fallback>
-            <w:pict>
-              <v:shape w14:anchorId="211638E5" id="Прямая со стрелкой 36" o:spid="_x0000_s1026" type="#_x0000_t32" style="position:absolute;margin-left:140.7pt;margin-top:619.7pt;width:3.55pt;height:12.9pt;flip:x;z-index:251566592;visibility:visible;mso-wrap-style:square;mso-width-percent:0;mso-height-percent:0;mso-wrap-distance-left:9pt;mso-wrap-distance-top:0;mso-wrap-distance-right:9pt;mso-wrap-distance-bottom:0;mso-position-horizontal:absolute;mso-position-horizontal-relative:text;mso-position-vertical:absolute;mso-position-vertical-relative:text;mso-width-percent:0;mso-height-percent:0;mso-width-relative:margin;mso-height-relative:margin" o:gfxdata="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" strokecolor="black [3040]">
-                <v:stroke endarrow="block"/>
-              </v:shape>
-            </w:pict>
-          </mc:Fallback>
-        </mc:AlternateContent>
-      </w:r>
-      <w:r>
-        <w:rPr>
-          <w:rFonts w:ascii="Times New Roman" w:hAnsi="Times New Roman"/>
-          <w:b/>
-          <w:noProof/>
-          <w:sz w:val="28"/>
-          <w:szCs w:val="28"/>
-        </w:rPr>
-        <mc:AlternateContent>
-          <mc:Choice Requires="wps">
-            <w:drawing>
-              <wp:anchor distT="0" distB="0" distL="114300" distR="114300" simplePos="0" relativeHeight="251422208" behindDoc="0" locked="0" layoutInCell="1" allowOverlap="1" wp14:anchorId="317D6232" wp14:editId="3ECA7FDF">
-                <wp:simplePos x="0" y="0"/>
-                <wp:positionH relativeFrom="column">
-                  <wp:posOffset>1292860</wp:posOffset>
-                </wp:positionH>
-                <wp:positionV relativeFrom="paragraph">
-                  <wp:posOffset>8017510</wp:posOffset>
-                </wp:positionV>
-                <wp:extent cx="1083945" cy="389255"/>
-                <wp:effectExtent l="0" t="0" r="20955" b="10795"/>
-                <wp:wrapNone/>
-                <wp:docPr id="33" name="Блок-схема: процесс 33"/>
-                <wp:cNvGraphicFramePr/>
-                <a:graphic xmlns:a="http://schemas.openxmlformats.org/drawingml/2006/main">
-                  <a:graphicData uri="http://schemas.microsoft.com/office/word/2010/wordprocessingShape">
-                    <wps:wsp>
-                      <wps:cNvSpPr/>
-                      <wps:spPr>
-                        <a:xfrm>
-                          <a:off x="0" y="0"/>
-                          <a:ext cx="1083945" cy="389255"/>
-                        </a:xfrm>
-                        <a:prstGeom prst="flowChartProcess">
-                          <a:avLst/>
-                        </a:prstGeom>
-                      </wps:spPr>
-                      <wps:style>
-                        <a:lnRef idx="2">
-                          <a:schemeClr val="dk1"/>
-                        </a:lnRef>
-                        <a:fillRef idx="1">
-                          <a:schemeClr val="lt1"/>
-                        </a:fillRef>
-                        <a:effectRef idx="0">
-                          <a:schemeClr val="dk1"/>
-                        </a:effectRef>
-                        <a:fontRef idx="minor">
-                          <a:schemeClr val="dk1"/>
-                        </a:fontRef>
-                      </wps:style>
-                      <wps:txbx>
-                        <w:txbxContent>
-                          <w:p>
-                            <w:pPr>
-                              <w:jc w:val="center"/>
-                            </w:pPr>
-                            <w:r>
-                              <w:rPr>
-                                <w:rFonts w:ascii="Times New Roman" w:hAnsi="Times New Roman"/>
-                                <w:sz w:val="16"/>
-                                <w:szCs w:val="16"/>
-                              </w:rPr>
-                              <w:t>Отображение главного меню</w:t>
-                            </w:r>
-                          </w:p>
-                        </w:txbxContent>
-                      </wps:txbx>
-                      <wps:bodyPr rot="0" spcFirstLastPara="0" vertOverflow="overflow" horzOverflow="overflow" vert="horz" wrap="square" lIns="91440" tIns="45720" rIns="91440" bIns="45720" numCol="1" spcCol="0" rtlCol="0" fromWordArt="0" anchor="ctr" anchorCtr="0" forceAA="0" compatLnSpc="1">
-                        <a:prstTxWarp prst="textNoShape">
-                          <a:avLst/>
-                        </a:prstTxWarp>
-                        <a:noAutofit/>
-                      </wps:bodyPr>
-                    </wps:wsp>
-                  </a:graphicData>
-                </a:graphic>
-                <wp14:sizeRelH relativeFrom="margin">
-                  <wp14:pctWidth>0</wp14:pctWidth>
-                </wp14:sizeRelH>
-                <wp14:sizeRelV relativeFrom="margin">
-                  <wp14:pctHeight>0</wp14:pctHeight>
-                </wp14:sizeRelV>
-              </wp:anchor>
-            </w:drawing>
-          </mc:Choice>
-          <mc:Fallback>
-            <w:pict>
-              <v:shape w14:anchorId="317D6232" id="Блок-схема: процесс 33" o:spid="_x0000_s1042" type="#_x0000_t109" style="position:absolute;margin-left:101.8pt;margin-top:631.3pt;width:85.35pt;height:30.65pt;z-index:251422208;visibility:visible;mso-wrap-style:square;mso-width-percent:0;mso-height-percent:0;mso-wrap-distance-left:9pt;mso-wrap-distance-top:0;mso-wrap-distance-right:9pt;mso-wrap-distance-bottom:0;mso-position-horizontal:absolute;mso-position-horizontal-relative:text;mso-position-vertical:absolute;mso-position-vertical-relative:text;mso-width-percent:0;mso-height-percent:0;mso-width-relative:margin;mso-height-relative:margin;v-text-anchor:middle" o:gfxdata="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" fillcolor="white [3201]" strokecolor="black [3200]" strokeweight="2pt">
-                <v:textbox>
-                  <w:txbxContent>
-                    <w:p>
-                      <w:pPr>
-                        <w:jc w:val="center"/>
-                      </w:pPr>
-                      <w:r>
-                        <w:rPr>
-                          <w:rFonts w:ascii="Times New Roman" w:hAnsi="Times New Roman"/>
-                          <w:sz w:val="16"/>
-                          <w:szCs w:val="16"/>
-                        </w:rPr>
-                        <w:t>Отображение главного меню</w:t>
-                      </w:r>
-                    </w:p>
-                  </w:txbxContent>
-                </v:textbox>
-              </v:shape>
-            </w:pict>
-          </mc:Fallback>
-        </mc:AlternateContent>
-      </w:r>
-      <w:r>
-        <w:rPr>
-          <w:rFonts w:ascii="Times New Roman" w:hAnsi="Times New Roman"/>
-          <w:b/>
-          <w:noProof/>
-          <w:sz w:val="28"/>
-          <w:szCs w:val="28"/>
-        </w:rPr>
-        <mc:AlternateContent>
-          <mc:Choice Requires="wps">
-            <w:drawing>
-              <wp:anchor distT="0" distB="0" distL="114300" distR="114300" simplePos="0" relativeHeight="251494912" behindDoc="0" locked="0" layoutInCell="1" allowOverlap="1" wp14:anchorId="10DF70DD" wp14:editId="6819BF3D">
-                <wp:simplePos x="0" y="0"/>
-                <wp:positionH relativeFrom="column">
-                  <wp:posOffset>1215398</wp:posOffset>
-                </wp:positionH>
-                <wp:positionV relativeFrom="paragraph">
-                  <wp:posOffset>8523196</wp:posOffset>
-                </wp:positionV>
-                <wp:extent cx="1248355" cy="365760"/>
-                <wp:effectExtent l="0" t="0" r="28575" b="15240"/>
-                <wp:wrapNone/>
-                <wp:docPr id="34" name="Блок-схема: знак завершения 34"/>
-                <wp:cNvGraphicFramePr/>
-                <a:graphic xmlns:a="http://schemas.openxmlformats.org/drawingml/2006/main">
-                  <a:graphicData uri="http://schemas.microsoft.com/office/word/2010/wordprocessingShape">
-                    <wps:wsp>
-                      <wps:cNvSpPr/>
-                      <wps:spPr>
-                        <a:xfrm>
-                          <a:off x="0" y="0"/>
-                          <a:ext cx="1248355" cy="365760"/>
-                        </a:xfrm>
-                        <a:prstGeom prst="flowChartTerminator">
-                          <a:avLst/>
-                        </a:prstGeom>
-                      </wps:spPr>
-                      <wps:style>
-                        <a:lnRef idx="2">
-                          <a:schemeClr val="dk1"/>
-                        </a:lnRef>
-                        <a:fillRef idx="1">
-                          <a:schemeClr val="lt1"/>
-                        </a:fillRef>
-                        <a:effectRef idx="0">
-                          <a:schemeClr val="dk1"/>
-                        </a:effectRef>
-                        <a:fontRef idx="minor">
-                          <a:schemeClr val="dk1"/>
-                        </a:fontRef>
-                      </wps:style>
-                      <wps:txbx>
-                        <w:txbxContent>
-                          <w:p>
-                            <w:pPr>
-                              <w:jc w:val="center"/>
-                              <w:rPr>
-                                <w:rFonts w:ascii="Times New Roman" w:hAnsi="Times New Roman"/>
-                                <w:sz w:val="16"/>
-                                <w:szCs w:val="16"/>
-                              </w:rPr>
-                            </w:pPr>
-                            <w:r>
-                              <w:rPr>
-                                <w:rFonts w:ascii="Times New Roman" w:hAnsi="Times New Roman"/>
-                                <w:sz w:val="16"/>
-                                <w:szCs w:val="16"/>
-                              </w:rPr>
-                              <w:t>Главное меню</w:t>
-                            </w:r>
-                          </w:p>
-                        </w:txbxContent>
-                      </wps:txbx>
-                      <wps:bodyPr rot="0" spcFirstLastPara="0" vertOverflow="overflow" horzOverflow="overflow" vert="horz" wrap="square" lIns="91440" tIns="45720" rIns="91440" bIns="45720" numCol="1" spcCol="0" rtlCol="0" fromWordArt="0" anchor="ctr" anchorCtr="0" forceAA="0" compatLnSpc="1">
-                        <a:prstTxWarp prst="textNoShape">
-                          <a:avLst/>
-                        </a:prstTxWarp>
-                        <a:noAutofit/>
-                      </wps:bodyPr>
-                    </wps:wsp>
-                  </a:graphicData>
-                </a:graphic>
-                <wp14:sizeRelH relativeFrom="margin">
-                  <wp14:pctWidth>0</wp14:pctWidth>
-                </wp14:sizeRelH>
-                <wp14:sizeRelV relativeFrom="margin">
-                  <wp14:pctHeight>0</wp14:pctHeight>
-                </wp14:sizeRelV>
-              </wp:anchor>
-            </w:drawing>
-          </mc:Choice>
-          <mc:Fallback>
-            <w:pict>
-              <v:shape w14:anchorId="10DF70DD" id="Блок-схема: знак завершения 34" o:spid="_x0000_s1043" type="#_x0000_t116" style="position:absolute;margin-left:95.7pt;margin-top:671.1pt;width:98.3pt;height:28.8pt;z-index:251494912;visibility:visible;mso-wrap-style:square;mso-width-percent:0;mso-height-percent:0;mso-wrap-distance-left:9pt;mso-wrap-distance-top:0;mso-wrap-distance-right:9pt;mso-wrap-distance-bottom:0;mso-position-horizontal:absolute;mso-position-horizontal-relative:text;mso-position-vertical:absolute;mso-position-vertical-relative:text;mso-width-percent:0;mso-height-percent:0;mso-width-relative:margin;mso-height-relative:margin;v-text-anchor:middle" o:gfxdata="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" fillcolor="white [3201]" strokecolor="black [3200]" strokeweight="2pt">
-                <v:textbox>
-                  <w:txbxContent>
-                    <w:p>
-                      <w:pPr>
-                        <w:jc w:val="center"/>
-                        <w:rPr>
-                          <w:rFonts w:ascii="Times New Roman" w:hAnsi="Times New Roman"/>
-                          <w:sz w:val="16"/>
-                          <w:szCs w:val="16"/>
-                        </w:rPr>
-                      </w:pPr>
-                      <w:r>
-                        <w:rPr>
-                          <w:rFonts w:ascii="Times New Roman" w:hAnsi="Times New Roman"/>
-                          <w:sz w:val="16"/>
-                          <w:szCs w:val="16"/>
-                        </w:rPr>
-                        <w:t>Главное меню</w:t>
-                      </w:r>
-                    </w:p>
-                  </w:txbxContent>
-                </v:textbox>
-              </v:shape>
-            </w:pict>
-          </mc:Fallback>
-        </mc:AlternateContent>
-      </w:r>
-      <w:r>
-        <w:rPr>
-          <w:rFonts w:ascii="Times New Roman" w:hAnsi="Times New Roman"/>
-          <w:b/>
-          <w:noProof/>
-          <w:sz w:val="28"/>
-          <w:szCs w:val="28"/>
-        </w:rPr>
-        <mc:AlternateContent>
-          <mc:Choice Requires="wps">
-            <w:drawing>
-              <wp:anchor distT="0" distB="0" distL="114300" distR="114300" simplePos="0" relativeHeight="251594240" behindDoc="0" locked="0" layoutInCell="1" allowOverlap="1" wp14:anchorId="0644A7F5" wp14:editId="52F67C5C">
-                <wp:simplePos x="0" y="0"/>
-                <wp:positionH relativeFrom="column">
-                  <wp:posOffset>765494</wp:posOffset>
-                </wp:positionH>
-                <wp:positionV relativeFrom="paragraph">
-                  <wp:posOffset>6467918</wp:posOffset>
-                </wp:positionV>
-                <wp:extent cx="521713" cy="1015377"/>
-                <wp:effectExtent l="0" t="0" r="69215" b="89535"/>
-                <wp:wrapNone/>
-                <wp:docPr id="35" name="Соединитель: уступ 35"/>
+                <wp:docPr id="50" name="Соединитель: уступ 50"/>
                 <wp:cNvGraphicFramePr/>
                 <a:graphic xmlns:a="http://schemas.openxmlformats.org/drawingml/2006/main">
                   <a:graphicData uri="http://schemas.microsoft.com/office/word/2010/wordprocessingShape">
@@ -8839,11 +10557,11 @@
                       <wps:spPr>
                         <a:xfrm>
                           <a:off x="0" y="0"/>
-                          <a:ext cx="521713" cy="1015377"/>
+                          <a:ext cx="45719" cy="285293"/>
                         </a:xfrm>
                         <a:prstGeom prst="bentConnector3">
                           <a:avLst>
-                            <a:gd name="adj1" fmla="val 289"/>
+                            <a:gd name="adj1" fmla="val 95146"/>
                           </a:avLst>
                         </a:prstGeom>
                         <a:ln>
@@ -8879,7 +10597,7 @@
           </mc:Choice>
           <mc:Fallback>
             <w:pict>
-              <v:shape w14:anchorId="622D86A0" id="Соединитель: уступ 35" o:spid="_x0000_s1026" type="#_x0000_t34" style="position:absolute;margin-left:60.3pt;margin-top:509.3pt;width:41.1pt;height:79.95pt;z-index:251594240;visibility:visible;mso-wrap-style:square;mso-width-percent:0;mso-height-percent:0;mso-wrap-distance-left:9pt;mso-wrap-distance-top:0;mso-wrap-distance-right:9pt;mso-wrap-distance-bottom:0;mso-position-horizontal:absolute;mso-position-horizontal-relative:text;mso-position-vertical:absolute;mso-position-vertical-relative:text;mso-width-percent:0;mso-height-percent:0;mso-width-relative:margin;mso-height-relative:margin" o:gfxdata="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" adj="62" strokecolor="black [3040]">
+              <v:shape w14:anchorId="628DEE5D" id="Соединитель: уступ 50" o:spid="_x0000_s1026" type="#_x0000_t34" style="position:absolute;margin-left:392pt;margin-top:222.7pt;width:3.6pt;height:22.45pt;z-index:251802112;visibility:visible;mso-wrap-style:square;mso-width-percent:0;mso-height-percent:0;mso-wrap-distance-left:9pt;mso-wrap-distance-top:0;mso-wrap-distance-right:9pt;mso-wrap-distance-bottom:0;mso-position-horizontal:absolute;mso-position-horizontal-relative:text;mso-position-vertical:absolute;mso-position-vertical-relative:text;mso-width-percent:0;mso-height-percent:0;mso-width-relative:margin;mso-height-relative:margin" o:gfxdata="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" adj="20552" strokecolor="black [3040]">
                 <v:stroke endarrow="block"/>
               </v:shape>
             </w:pict>
@@ -8897,580 +10615,7 @@
         <mc:AlternateContent>
           <mc:Choice Requires="wps">
             <w:drawing>
-              <wp:anchor distT="45720" distB="45720" distL="114300" distR="114300" simplePos="0" relativeHeight="252247552" behindDoc="1" locked="0" layoutInCell="1" allowOverlap="1" wp14:anchorId="6E4FDDCE" wp14:editId="550DADB0">
-                <wp:simplePos x="0" y="0"/>
-                <wp:positionH relativeFrom="column">
-                  <wp:posOffset>3940175</wp:posOffset>
-                </wp:positionH>
-                <wp:positionV relativeFrom="paragraph">
-                  <wp:posOffset>3156585</wp:posOffset>
-                </wp:positionV>
-                <wp:extent cx="368300" cy="257810"/>
-                <wp:effectExtent l="0" t="0" r="12700" b="27940"/>
-                <wp:wrapNone/>
-                <wp:docPr id="61" name="Надпись 2"/>
-                <wp:cNvGraphicFramePr>
-                  <a:graphicFrameLocks xmlns:a="http://schemas.openxmlformats.org/drawingml/2006/main"/>
-                </wp:cNvGraphicFramePr>
-                <a:graphic xmlns:a="http://schemas.openxmlformats.org/drawingml/2006/main">
-                  <a:graphicData uri="http://schemas.microsoft.com/office/word/2010/wordprocessingShape">
-                    <wps:wsp>
-                      <wps:cNvSpPr txBox="1">
-                        <a:spLocks noChangeArrowheads="1"/>
-                      </wps:cNvSpPr>
-                      <wps:spPr bwMode="auto">
-                        <a:xfrm>
-                          <a:off x="0" y="0"/>
-                          <a:ext cx="368300" cy="257810"/>
-                        </a:xfrm>
-                        <a:prstGeom prst="rect">
-                          <a:avLst/>
-                        </a:prstGeom>
-                        <a:solidFill>
-                          <a:srgbClr val="FFFFFF"/>
-                        </a:solidFill>
-                        <a:ln w="9525">
-                          <a:solidFill>
-                            <a:schemeClr val="bg1"/>
-                          </a:solidFill>
-                          <a:miter lim="800000"/>
-                          <a:headEnd/>
-                          <a:tailEnd/>
-                        </a:ln>
-                      </wps:spPr>
-                      <wps:txbx>
-                        <w:txbxContent>
-                          <w:p>
-                            <w:pPr>
-                              <w:rPr>
-                                <w:rFonts w:ascii="Times New Roman" w:hAnsi="Times New Roman"/>
-                                <w:sz w:val="16"/>
-                                <w:szCs w:val="16"/>
-                              </w:rPr>
-                            </w:pPr>
-                            <w:r>
-                              <w:rPr>
-                                <w:rFonts w:ascii="Times New Roman" w:hAnsi="Times New Roman"/>
-                                <w:sz w:val="16"/>
-                                <w:szCs w:val="16"/>
-                              </w:rPr>
-                              <w:t>Да</w:t>
-                            </w:r>
-                          </w:p>
-                        </w:txbxContent>
-                      </wps:txbx>
-                      <wps:bodyPr rot="0" vert="horz" wrap="square" lIns="91440" tIns="45720" rIns="91440" bIns="45720" anchor="t" anchorCtr="0">
-                        <a:noAutofit/>
-                      </wps:bodyPr>
-                    </wps:wsp>
-                  </a:graphicData>
-                </a:graphic>
-                <wp14:sizeRelH relativeFrom="margin">
-                  <wp14:pctWidth>0</wp14:pctWidth>
-                </wp14:sizeRelH>
-                <wp14:sizeRelV relativeFrom="margin">
-                  <wp14:pctHeight>0</wp14:pctHeight>
-                </wp14:sizeRelV>
-              </wp:anchor>
-            </w:drawing>
-          </mc:Choice>
-          <mc:Fallback>
-            <w:pict>
-              <v:shape w14:anchorId="6E4FDDCE" id="_x0000_s1044" type="#_x0000_t202" style="position:absolute;margin-left:310.25pt;margin-top:248.55pt;width:29pt;height:20.3pt;z-index:-251068928;visibility:visible;mso-wrap-style:square;mso-width-percent:0;mso-height-percent:0;mso-wrap-distance-left:9pt;mso-wrap-distance-top:3.6pt;mso-wrap-distance-right:9pt;mso-wrap-distance-bottom:3.6pt;mso-position-horizontal:absolute;mso-position-horizontal-relative:text;mso-position-vertical:absolute;mso-position-vertical-relative:text;mso-width-percent:0;mso-height-percent:0;mso-width-relative:margin;mso-height-relative:margin;v-text-anchor:top" o:gfxdata="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" strokecolor="white [3212]">
-                <v:textbox>
-                  <w:txbxContent>
-                    <w:p>
-                      <w:pPr>
-                        <w:rPr>
-                          <w:rFonts w:ascii="Times New Roman" w:hAnsi="Times New Roman"/>
-                          <w:sz w:val="16"/>
-                          <w:szCs w:val="16"/>
-                        </w:rPr>
-                      </w:pPr>
-                      <w:r>
-                        <w:rPr>
-                          <w:rFonts w:ascii="Times New Roman" w:hAnsi="Times New Roman"/>
-                          <w:sz w:val="16"/>
-                          <w:szCs w:val="16"/>
-                        </w:rPr>
-                        <w:t>Да</w:t>
-                      </w:r>
-                    </w:p>
-                  </w:txbxContent>
-                </v:textbox>
-              </v:shape>
-            </w:pict>
-          </mc:Fallback>
-        </mc:AlternateContent>
-      </w:r>
-      <w:r>
-        <w:rPr>
-          <w:rFonts w:ascii="Times New Roman" w:hAnsi="Times New Roman"/>
-          <w:b/>
-          <w:noProof/>
-          <w:sz w:val="28"/>
-          <w:szCs w:val="28"/>
-        </w:rPr>
-        <mc:AlternateContent>
-          <mc:Choice Requires="wps">
-            <w:drawing>
-              <wp:anchor distT="0" distB="0" distL="114300" distR="114300" simplePos="0" relativeHeight="252218880" behindDoc="0" locked="0" layoutInCell="1" allowOverlap="1" wp14:anchorId="7DC14D8E" wp14:editId="08CD11BB">
-                <wp:simplePos x="0" y="0"/>
-                <wp:positionH relativeFrom="column">
-                  <wp:posOffset>3968666</wp:posOffset>
-                </wp:positionH>
-                <wp:positionV relativeFrom="paragraph">
-                  <wp:posOffset>3314492</wp:posOffset>
-                </wp:positionV>
-                <wp:extent cx="368887" cy="45719"/>
-                <wp:effectExtent l="0" t="57150" r="12700" b="50165"/>
-                <wp:wrapNone/>
-                <wp:docPr id="60" name="Прямая со стрелкой 60"/>
-                <wp:cNvGraphicFramePr/>
-                <a:graphic xmlns:a="http://schemas.openxmlformats.org/drawingml/2006/main">
-                  <a:graphicData uri="http://schemas.microsoft.com/office/word/2010/wordprocessingShape">
-                    <wps:wsp>
-                      <wps:cNvCnPr/>
-                      <wps:spPr>
-                        <a:xfrm flipV="1">
-                          <a:off x="0" y="0"/>
-                          <a:ext cx="368887" cy="45719"/>
-                        </a:xfrm>
-                        <a:prstGeom prst="straightConnector1">
-                          <a:avLst/>
-                        </a:prstGeom>
-                        <a:ln>
-                          <a:tailEnd type="triangle"/>
-                        </a:ln>
-                      </wps:spPr>
-                      <wps:style>
-                        <a:lnRef idx="1">
-                          <a:schemeClr val="dk1"/>
-                        </a:lnRef>
-                        <a:fillRef idx="0">
-                          <a:schemeClr val="dk1"/>
-                        </a:fillRef>
-                        <a:effectRef idx="0">
-                          <a:schemeClr val="dk1"/>
-                        </a:effectRef>
-                        <a:fontRef idx="minor">
-                          <a:schemeClr val="tx1"/>
-                        </a:fontRef>
-                      </wps:style>
-                      <wps:bodyPr/>
-                    </wps:wsp>
-                  </a:graphicData>
-                </a:graphic>
-                <wp14:sizeRelH relativeFrom="margin">
-                  <wp14:pctWidth>0</wp14:pctWidth>
-                </wp14:sizeRelH>
-                <wp14:sizeRelV relativeFrom="margin">
-                  <wp14:pctHeight>0</wp14:pctHeight>
-                </wp14:sizeRelV>
-              </wp:anchor>
-            </w:drawing>
-          </mc:Choice>
-          <mc:Fallback>
-            <w:pict>
-              <v:shape w14:anchorId="29B71E53" id="Прямая со стрелкой 60" o:spid="_x0000_s1026" type="#_x0000_t32" style="position:absolute;margin-left:312.5pt;margin-top:261pt;width:29.05pt;height:3.6pt;flip:y;z-index:252218880;visibility:visible;mso-wrap-style:square;mso-width-percent:0;mso-height-percent:0;mso-wrap-distance-left:9pt;mso-wrap-distance-top:0;mso-wrap-distance-right:9pt;mso-wrap-distance-bottom:0;mso-position-horizontal:absolute;mso-position-horizontal-relative:text;mso-position-vertical:absolute;mso-position-vertical-relative:text;mso-width-percent:0;mso-height-percent:0;mso-width-relative:margin;mso-height-relative:margin" o:gfxdata="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" strokecolor="black [3040]">
-                <v:stroke endarrow="block"/>
-              </v:shape>
-            </w:pict>
-          </mc:Fallback>
-        </mc:AlternateContent>
-      </w:r>
-      <w:r>
-        <w:rPr>
-          <w:rFonts w:ascii="Times New Roman" w:hAnsi="Times New Roman"/>
-          <w:b/>
-          <w:noProof/>
-          <w:sz w:val="28"/>
-          <w:szCs w:val="28"/>
-        </w:rPr>
-        <mc:AlternateContent>
-          <mc:Choice Requires="wps">
-            <w:drawing>
-              <wp:anchor distT="0" distB="0" distL="114300" distR="114300" simplePos="0" relativeHeight="252191232" behindDoc="0" locked="0" layoutInCell="1" allowOverlap="1" wp14:anchorId="52C5140F" wp14:editId="08FD2086">
-                <wp:simplePos x="0" y="0"/>
-                <wp:positionH relativeFrom="column">
-                  <wp:posOffset>3177684</wp:posOffset>
-                </wp:positionH>
-                <wp:positionV relativeFrom="paragraph">
-                  <wp:posOffset>3724914</wp:posOffset>
-                </wp:positionV>
-                <wp:extent cx="45719" cy="311847"/>
-                <wp:effectExtent l="57150" t="38100" r="50165" b="12065"/>
-                <wp:wrapNone/>
-                <wp:docPr id="59" name="Прямая со стрелкой 59"/>
-                <wp:cNvGraphicFramePr/>
-                <a:graphic xmlns:a="http://schemas.openxmlformats.org/drawingml/2006/main">
-                  <a:graphicData uri="http://schemas.microsoft.com/office/word/2010/wordprocessingShape">
-                    <wps:wsp>
-                      <wps:cNvCnPr/>
-                      <wps:spPr>
-                        <a:xfrm flipH="1" flipV="1">
-                          <a:off x="0" y="0"/>
-                          <a:ext cx="45719" cy="311847"/>
-                        </a:xfrm>
-                        <a:prstGeom prst="straightConnector1">
-                          <a:avLst/>
-                        </a:prstGeom>
-                        <a:ln>
-                          <a:tailEnd type="triangle"/>
-                        </a:ln>
-                      </wps:spPr>
-                      <wps:style>
-                        <a:lnRef idx="1">
-                          <a:schemeClr val="dk1"/>
-                        </a:lnRef>
-                        <a:fillRef idx="0">
-                          <a:schemeClr val="dk1"/>
-                        </a:fillRef>
-                        <a:effectRef idx="0">
-                          <a:schemeClr val="dk1"/>
-                        </a:effectRef>
-                        <a:fontRef idx="minor">
-                          <a:schemeClr val="tx1"/>
-                        </a:fontRef>
-                      </wps:style>
-                      <wps:bodyPr/>
-                    </wps:wsp>
-                  </a:graphicData>
-                </a:graphic>
-                <wp14:sizeRelH relativeFrom="margin">
-                  <wp14:pctWidth>0</wp14:pctWidth>
-                </wp14:sizeRelH>
-                <wp14:sizeRelV relativeFrom="margin">
-                  <wp14:pctHeight>0</wp14:pctHeight>
-                </wp14:sizeRelV>
-              </wp:anchor>
-            </w:drawing>
-          </mc:Choice>
-          <mc:Fallback>
-            <w:pict>
-              <v:shape w14:anchorId="3500ECFB" id="Прямая со стрелкой 59" o:spid="_x0000_s1026" type="#_x0000_t32" style="position:absolute;margin-left:250.2pt;margin-top:293.3pt;width:3.6pt;height:24.55pt;flip:x y;z-index:252191232;visibility:visible;mso-wrap-style:square;mso-width-percent:0;mso-height-percent:0;mso-wrap-distance-left:9pt;mso-wrap-distance-top:0;mso-wrap-distance-right:9pt;mso-wrap-distance-bottom:0;mso-position-horizontal:absolute;mso-position-horizontal-relative:text;mso-position-vertical:absolute;mso-position-vertical-relative:text;mso-width-percent:0;mso-height-percent:0;mso-width-relative:margin;mso-height-relative:margin" o:gfxdata="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" strokecolor="black [3040]">
-                <v:stroke endarrow="block"/>
-              </v:shape>
-            </w:pict>
-          </mc:Fallback>
-        </mc:AlternateContent>
-      </w:r>
-      <w:r>
-        <w:rPr>
-          <w:rFonts w:ascii="Times New Roman" w:hAnsi="Times New Roman"/>
-          <w:b/>
-          <w:noProof/>
-          <w:sz w:val="28"/>
-          <w:szCs w:val="28"/>
-        </w:rPr>
-        <mc:AlternateContent>
-          <mc:Choice Requires="wps">
-            <w:drawing>
-              <wp:anchor distT="0" distB="0" distL="114300" distR="114300" simplePos="0" relativeHeight="252093952" behindDoc="0" locked="0" layoutInCell="1" allowOverlap="1" wp14:anchorId="70D3D857" wp14:editId="71AAE98C">
-                <wp:simplePos x="0" y="0"/>
-                <wp:positionH relativeFrom="column">
-                  <wp:posOffset>5019172</wp:posOffset>
-                </wp:positionH>
-                <wp:positionV relativeFrom="paragraph">
-                  <wp:posOffset>4575611</wp:posOffset>
-                </wp:positionV>
-                <wp:extent cx="45719" cy="252484"/>
-                <wp:effectExtent l="38100" t="0" r="69215" b="52705"/>
-                <wp:wrapNone/>
-                <wp:docPr id="55" name="Прямая со стрелкой 55"/>
-                <wp:cNvGraphicFramePr/>
-                <a:graphic xmlns:a="http://schemas.openxmlformats.org/drawingml/2006/main">
-                  <a:graphicData uri="http://schemas.microsoft.com/office/word/2010/wordprocessingShape">
-                    <wps:wsp>
-                      <wps:cNvCnPr/>
-                      <wps:spPr>
-                        <a:xfrm>
-                          <a:off x="0" y="0"/>
-                          <a:ext cx="45719" cy="252484"/>
-                        </a:xfrm>
-                        <a:prstGeom prst="straightConnector1">
-                          <a:avLst/>
-                        </a:prstGeom>
-                        <a:ln>
-                          <a:tailEnd type="triangle"/>
-                        </a:ln>
-                      </wps:spPr>
-                      <wps:style>
-                        <a:lnRef idx="1">
-                          <a:schemeClr val="dk1"/>
-                        </a:lnRef>
-                        <a:fillRef idx="0">
-                          <a:schemeClr val="dk1"/>
-                        </a:fillRef>
-                        <a:effectRef idx="0">
-                          <a:schemeClr val="dk1"/>
-                        </a:effectRef>
-                        <a:fontRef idx="minor">
-                          <a:schemeClr val="tx1"/>
-                        </a:fontRef>
-                      </wps:style>
-                      <wps:bodyPr/>
-                    </wps:wsp>
-                  </a:graphicData>
-                </a:graphic>
-                <wp14:sizeRelH relativeFrom="margin">
-                  <wp14:pctWidth>0</wp14:pctWidth>
-                </wp14:sizeRelH>
-                <wp14:sizeRelV relativeFrom="margin">
-                  <wp14:pctHeight>0</wp14:pctHeight>
-                </wp14:sizeRelV>
-              </wp:anchor>
-            </w:drawing>
-          </mc:Choice>
-          <mc:Fallback>
-            <w:pict>
-              <v:shape w14:anchorId="7ED61E66" id="Прямая со стрелкой 55" o:spid="_x0000_s1026" type="#_x0000_t32" style="position:absolute;margin-left:395.2pt;margin-top:360.3pt;width:3.6pt;height:19.9pt;z-index:252093952;visibility:visible;mso-wrap-style:square;mso-width-percent:0;mso-height-percent:0;mso-wrap-distance-left:9pt;mso-wrap-distance-top:0;mso-wrap-distance-right:9pt;mso-wrap-distance-bottom:0;mso-position-horizontal:absolute;mso-position-horizontal-relative:text;mso-position-vertical:absolute;mso-position-vertical-relative:text;mso-width-percent:0;mso-height-percent:0;mso-width-relative:margin;mso-height-relative:margin" o:gfxdata="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" strokecolor="black [3040]">
-                <v:stroke endarrow="block"/>
-              </v:shape>
-            </w:pict>
-          </mc:Fallback>
-        </mc:AlternateContent>
-      </w:r>
-      <w:r>
-        <w:rPr>
-          <w:rFonts w:ascii="Times New Roman" w:hAnsi="Times New Roman"/>
-          <w:b/>
-          <w:noProof/>
-          <w:sz w:val="28"/>
-          <w:szCs w:val="28"/>
-        </w:rPr>
-        <mc:AlternateContent>
-          <mc:Choice Requires="wps">
-            <w:drawing>
-              <wp:anchor distT="0" distB="0" distL="114300" distR="114300" simplePos="0" relativeHeight="252072448" behindDoc="0" locked="0" layoutInCell="1" allowOverlap="1" wp14:anchorId="2C364D70" wp14:editId="44CE83D0">
-                <wp:simplePos x="0" y="0"/>
-                <wp:positionH relativeFrom="column">
-                  <wp:posOffset>3751172</wp:posOffset>
-                </wp:positionH>
-                <wp:positionV relativeFrom="paragraph">
-                  <wp:posOffset>4213945</wp:posOffset>
-                </wp:positionV>
-                <wp:extent cx="541551" cy="45719"/>
-                <wp:effectExtent l="38100" t="38100" r="11430" b="88265"/>
-                <wp:wrapNone/>
-                <wp:docPr id="54" name="Прямая со стрелкой 54"/>
-                <wp:cNvGraphicFramePr/>
-                <a:graphic xmlns:a="http://schemas.openxmlformats.org/drawingml/2006/main">
-                  <a:graphicData uri="http://schemas.microsoft.com/office/word/2010/wordprocessingShape">
-                    <wps:wsp>
-                      <wps:cNvCnPr/>
-                      <wps:spPr>
-                        <a:xfrm flipH="1">
-                          <a:off x="0" y="0"/>
-                          <a:ext cx="541551" cy="45719"/>
-                        </a:xfrm>
-                        <a:prstGeom prst="straightConnector1">
-                          <a:avLst/>
-                        </a:prstGeom>
-                        <a:ln>
-                          <a:tailEnd type="triangle"/>
-                        </a:ln>
-                      </wps:spPr>
-                      <wps:style>
-                        <a:lnRef idx="1">
-                          <a:schemeClr val="dk1"/>
-                        </a:lnRef>
-                        <a:fillRef idx="0">
-                          <a:schemeClr val="dk1"/>
-                        </a:fillRef>
-                        <a:effectRef idx="0">
-                          <a:schemeClr val="dk1"/>
-                        </a:effectRef>
-                        <a:fontRef idx="minor">
-                          <a:schemeClr val="tx1"/>
-                        </a:fontRef>
-                      </wps:style>
-                      <wps:bodyPr/>
-                    </wps:wsp>
-                  </a:graphicData>
-                </a:graphic>
-                <wp14:sizeRelH relativeFrom="margin">
-                  <wp14:pctWidth>0</wp14:pctWidth>
-                </wp14:sizeRelH>
-                <wp14:sizeRelV relativeFrom="margin">
-                  <wp14:pctHeight>0</wp14:pctHeight>
-                </wp14:sizeRelV>
-              </wp:anchor>
-            </w:drawing>
-          </mc:Choice>
-          <mc:Fallback>
-            <w:pict>
-              <v:shape w14:anchorId="3A82A9C9" id="Прямая со стрелкой 54" o:spid="_x0000_s1026" type="#_x0000_t32" style="position:absolute;margin-left:295.35pt;margin-top:331.8pt;width:42.65pt;height:3.6pt;flip:x;z-index:252072448;visibility:visible;mso-wrap-style:square;mso-width-percent:0;mso-height-percent:0;mso-wrap-distance-left:9pt;mso-wrap-distance-top:0;mso-wrap-distance-right:9pt;mso-wrap-distance-bottom:0;mso-position-horizontal:absolute;mso-position-horizontal-relative:text;mso-position-vertical:absolute;mso-position-vertical-relative:text;mso-width-percent:0;mso-height-percent:0;mso-width-relative:margin;mso-height-relative:margin" o:gfxdata="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" strokecolor="black [3040]">
-                <v:stroke endarrow="block"/>
-              </v:shape>
-            </w:pict>
-          </mc:Fallback>
-        </mc:AlternateContent>
-      </w:r>
-      <w:r>
-        <w:rPr>
-          <w:rFonts w:ascii="Times New Roman" w:hAnsi="Times New Roman"/>
-          <w:b/>
-          <w:noProof/>
-          <w:sz w:val="28"/>
-          <w:szCs w:val="28"/>
-        </w:rPr>
-        <mc:AlternateContent>
-          <mc:Choice Requires="wps">
-            <w:drawing>
-              <wp:anchor distT="0" distB="0" distL="114300" distR="114300" simplePos="0" relativeHeight="252050944" behindDoc="0" locked="0" layoutInCell="1" allowOverlap="1" wp14:anchorId="6EA0A7CA" wp14:editId="41A3A864">
-                <wp:simplePos x="0" y="0"/>
-                <wp:positionH relativeFrom="column">
-                  <wp:posOffset>5043883</wp:posOffset>
-                </wp:positionH>
-                <wp:positionV relativeFrom="paragraph">
-                  <wp:posOffset>3568784</wp:posOffset>
-                </wp:positionV>
-                <wp:extent cx="45719" cy="273990"/>
-                <wp:effectExtent l="38100" t="0" r="50165" b="50165"/>
-                <wp:wrapNone/>
-                <wp:docPr id="51" name="Соединитель: уступ 51"/>
-                <wp:cNvGraphicFramePr/>
-                <a:graphic xmlns:a="http://schemas.openxmlformats.org/drawingml/2006/main">
-                  <a:graphicData uri="http://schemas.microsoft.com/office/word/2010/wordprocessingShape">
-                    <wps:wsp>
-                      <wps:cNvCnPr/>
-                      <wps:spPr>
-                        <a:xfrm flipH="1">
-                          <a:off x="0" y="0"/>
-                          <a:ext cx="45719" cy="273990"/>
-                        </a:xfrm>
-                        <a:prstGeom prst="bentConnector3">
-                          <a:avLst/>
-                        </a:prstGeom>
-                        <a:ln>
-                          <a:tailEnd type="triangle"/>
-                        </a:ln>
-                      </wps:spPr>
-                      <wps:style>
-                        <a:lnRef idx="1">
-                          <a:schemeClr val="dk1"/>
-                        </a:lnRef>
-                        <a:fillRef idx="0">
-                          <a:schemeClr val="dk1"/>
-                        </a:fillRef>
-                        <a:effectRef idx="0">
-                          <a:schemeClr val="dk1"/>
-                        </a:effectRef>
-                        <a:fontRef idx="minor">
-                          <a:schemeClr val="tx1"/>
-                        </a:fontRef>
-                      </wps:style>
-                      <wps:bodyPr/>
-                    </wps:wsp>
-                  </a:graphicData>
-                </a:graphic>
-                <wp14:sizeRelH relativeFrom="margin">
-                  <wp14:pctWidth>0</wp14:pctWidth>
-                </wp14:sizeRelH>
-                <wp14:sizeRelV relativeFrom="margin">
-                  <wp14:pctHeight>0</wp14:pctHeight>
-                </wp14:sizeRelV>
-              </wp:anchor>
-            </w:drawing>
-          </mc:Choice>
-          <mc:Fallback>
-            <w:pict>
-              <v:shape w14:anchorId="57661CA1" id="Соединитель: уступ 51" o:spid="_x0000_s1026" type="#_x0000_t34" style="position:absolute;margin-left:397.15pt;margin-top:281pt;width:3.6pt;height:21.55pt;flip:x;z-index:252050944;visibility:visible;mso-wrap-style:square;mso-width-percent:0;mso-height-percent:0;mso-wrap-distance-left:9pt;mso-wrap-distance-top:0;mso-wrap-distance-right:9pt;mso-wrap-distance-bottom:0;mso-position-horizontal:absolute;mso-position-horizontal-relative:text;mso-position-vertical:absolute;mso-position-vertical-relative:text;mso-width-percent:0;mso-height-percent:0;mso-width-relative:margin;mso-height-relative:margin" o:gfxdata="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" strokecolor="black [3040]">
-                <v:stroke endarrow="block"/>
-              </v:shape>
-            </w:pict>
-          </mc:Fallback>
-        </mc:AlternateContent>
-      </w:r>
-      <w:r>
-        <w:rPr>
-          <w:rFonts w:ascii="Times New Roman" w:hAnsi="Times New Roman"/>
-          <w:b/>
-          <w:noProof/>
-          <w:sz w:val="28"/>
-          <w:szCs w:val="28"/>
-        </w:rPr>
-        <mc:AlternateContent>
-          <mc:Choice Requires="wps">
-            <w:drawing>
-              <wp:anchor distT="0" distB="0" distL="114300" distR="114300" simplePos="0" relativeHeight="252029440" behindDoc="0" locked="0" layoutInCell="1" allowOverlap="1" wp14:anchorId="1BD26AC8" wp14:editId="2400248E">
-                <wp:simplePos x="0" y="0"/>
-                <wp:positionH relativeFrom="column">
-                  <wp:posOffset>4978374</wp:posOffset>
-                </wp:positionH>
-                <wp:positionV relativeFrom="paragraph">
-                  <wp:posOffset>2828315</wp:posOffset>
-                </wp:positionV>
-                <wp:extent cx="45719" cy="285293"/>
-                <wp:effectExtent l="38100" t="0" r="50165" b="57785"/>
-                <wp:wrapNone/>
-                <wp:docPr id="50" name="Соединитель: уступ 50"/>
-                <wp:cNvGraphicFramePr/>
-                <a:graphic xmlns:a="http://schemas.openxmlformats.org/drawingml/2006/main">
-                  <a:graphicData uri="http://schemas.microsoft.com/office/word/2010/wordprocessingShape">
-                    <wps:wsp>
-                      <wps:cNvCnPr/>
-                      <wps:spPr>
-                        <a:xfrm>
-                          <a:off x="0" y="0"/>
-                          <a:ext cx="45719" cy="285293"/>
-                        </a:xfrm>
-                        <a:prstGeom prst="bentConnector3">
-                          <a:avLst/>
-                        </a:prstGeom>
-                        <a:ln>
-                          <a:tailEnd type="triangle"/>
-                        </a:ln>
-                      </wps:spPr>
-                      <wps:style>
-                        <a:lnRef idx="1">
-                          <a:schemeClr val="dk1"/>
-                        </a:lnRef>
-                        <a:fillRef idx="0">
-                          <a:schemeClr val="dk1"/>
-                        </a:fillRef>
-                        <a:effectRef idx="0">
-                          <a:schemeClr val="dk1"/>
-                        </a:effectRef>
-                        <a:fontRef idx="minor">
-                          <a:schemeClr val="tx1"/>
-                        </a:fontRef>
-                      </wps:style>
-                      <wps:bodyPr/>
-                    </wps:wsp>
-                  </a:graphicData>
-                </a:graphic>
-                <wp14:sizeRelH relativeFrom="margin">
-                  <wp14:pctWidth>0</wp14:pctWidth>
-                </wp14:sizeRelH>
-                <wp14:sizeRelV relativeFrom="margin">
-                  <wp14:pctHeight>0</wp14:pctHeight>
-                </wp14:sizeRelV>
-              </wp:anchor>
-            </w:drawing>
-          </mc:Choice>
-          <mc:Fallback>
-            <w:pict>
-              <v:shape w14:anchorId="1E02CD5E" id="Соединитель: уступ 50" o:spid="_x0000_s1026" type="#_x0000_t34" style="position:absolute;margin-left:392pt;margin-top:222.7pt;width:3.6pt;height:22.45pt;z-index:252029440;visibility:visible;mso-wrap-style:square;mso-width-percent:0;mso-height-percent:0;mso-wrap-distance-left:9pt;mso-wrap-distance-top:0;mso-wrap-distance-right:9pt;mso-wrap-distance-bottom:0;mso-position-horizontal:absolute;mso-position-horizontal-relative:text;mso-position-vertical:absolute;mso-position-vertical-relative:text;mso-width-percent:0;mso-height-percent:0;mso-width-relative:margin;mso-height-relative:margin" o:gfxdata="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" strokecolor="black [3040]">
-                <v:stroke endarrow="block"/>
-              </v:shape>
-            </w:pict>
-          </mc:Fallback>
-        </mc:AlternateContent>
-      </w:r>
-      <w:r>
-        <w:rPr>
-          <w:rFonts w:ascii="Times New Roman" w:hAnsi="Times New Roman"/>
-          <w:b/>
-          <w:noProof/>
-          <w:sz w:val="28"/>
-          <w:szCs w:val="28"/>
-        </w:rPr>
-        <mc:AlternateContent>
-          <mc:Choice Requires="wps">
-            <w:drawing>
-              <wp:anchor distT="0" distB="0" distL="114300" distR="114300" simplePos="0" relativeHeight="251900416" behindDoc="0" locked="0" layoutInCell="1" allowOverlap="1" wp14:anchorId="1B359E47" wp14:editId="17BB0AD4">
+              <wp:anchor distT="0" distB="0" distL="114300" distR="114300" simplePos="0" relativeHeight="251677184" behindDoc="0" locked="0" layoutInCell="1" allowOverlap="1" wp14:anchorId="1B359E47" wp14:editId="17BB0AD4">
                 <wp:simplePos x="0" y="0"/>
                 <wp:positionH relativeFrom="column">
                   <wp:posOffset>2487168</wp:posOffset>
@@ -9552,7 +10697,7 @@
           </mc:Choice>
           <mc:Fallback>
             <w:pict>
-              <v:shape w14:anchorId="1B359E47" id="Блок-схема: решение 47" o:spid="_x0000_s1045" type="#_x0000_t110" style="position:absolute;margin-left:195.85pt;margin-top:236.2pt;width:115.5pt;height:58.2pt;z-index:251900416;visibility:visible;mso-wrap-style:square;mso-width-percent:0;mso-height-percent:0;mso-wrap-distance-left:9pt;mso-wrap-distance-top:0;mso-wrap-distance-right:9pt;mso-wrap-distance-bottom:0;mso-position-horizontal:absolute;mso-position-horizontal-relative:text;mso-position-vertical:absolute;mso-position-vertical-relative:text;mso-width-percent:0;mso-height-percent:0;mso-width-relative:margin;mso-height-relative:margin;v-text-anchor:middle" o:gfxdata="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" fillcolor="white [3201]" strokecolor="black [3200]" strokeweight="2pt">
+              <v:shape w14:anchorId="1B359E47" id="Блок-схема: решение 47" o:spid="_x0000_s1046" type="#_x0000_t110" style="position:absolute;margin-left:195.85pt;margin-top:236.2pt;width:115.5pt;height:58.2pt;z-index:251677184;visibility:visible;mso-wrap-style:square;mso-width-percent:0;mso-height-percent:0;mso-wrap-distance-left:9pt;mso-wrap-distance-top:0;mso-wrap-distance-right:9pt;mso-wrap-distance-bottom:0;mso-position-horizontal:absolute;mso-position-horizontal-relative:text;mso-position-vertical:absolute;mso-position-vertical-relative:text;mso-width-percent:0;mso-height-percent:0;mso-width-relative:margin;mso-height-relative:margin;v-text-anchor:middle" o:gfxdata="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" fillcolor="white [3201]" strokecolor="black [3200]" strokeweight="2pt">
                 <v:textbox>
                   <w:txbxContent>
                     <w:p>
@@ -9591,7 +10736,7 @@
         <mc:AlternateContent>
           <mc:Choice Requires="wps">
             <w:drawing>
-              <wp:anchor distT="0" distB="0" distL="114300" distR="114300" simplePos="0" relativeHeight="251881984" behindDoc="0" locked="0" layoutInCell="1" allowOverlap="1" wp14:anchorId="49176FC6" wp14:editId="7D9B3563">
+              <wp:anchor distT="0" distB="0" distL="114300" distR="114300" simplePos="0" relativeHeight="251664896" behindDoc="0" locked="0" layoutInCell="1" allowOverlap="1" wp14:anchorId="49176FC6" wp14:editId="7D9B3563">
                 <wp:simplePos x="0" y="0"/>
                 <wp:positionH relativeFrom="column">
                   <wp:posOffset>2678278</wp:posOffset>
@@ -9668,7 +10813,7 @@
           </mc:Choice>
           <mc:Fallback>
             <w:pict>
-              <v:shape w14:anchorId="49176FC6" id="Блок-схема: процесс 46" o:spid="_x0000_s1046" type="#_x0000_t109" style="position:absolute;margin-left:210.9pt;margin-top:317.9pt;width:85pt;height:30.5pt;z-index:251881984;visibility:visible;mso-wrap-style:square;mso-width-percent:0;mso-height-percent:0;mso-wrap-distance-left:9pt;mso-wrap-distance-top:0;mso-wrap-distance-right:9pt;mso-wrap-distance-bottom:0;mso-position-horizontal:absolute;mso-position-horizontal-relative:text;mso-position-vertical:absolute;mso-position-vertical-relative:text;mso-width-percent:0;mso-height-percent:0;mso-width-relative:margin;mso-height-relative:margin;v-text-anchor:middle" o:gfxdata="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" fillcolor="white [3201]" strokecolor="black [3200]" strokeweight="2pt">
+              <v:shape w14:anchorId="49176FC6" id="Блок-схема: процесс 46" o:spid="_x0000_s1047" type="#_x0000_t109" style="position:absolute;margin-left:210.9pt;margin-top:317.9pt;width:85pt;height:30.5pt;z-index:251664896;visibility:visible;mso-wrap-style:square;mso-width-percent:0;mso-height-percent:0;mso-wrap-distance-left:9pt;mso-wrap-distance-top:0;mso-wrap-distance-right:9pt;mso-wrap-distance-bottom:0;mso-position-horizontal:absolute;mso-position-horizontal-relative:text;mso-position-vertical:absolute;mso-position-vertical-relative:text;mso-width-percent:0;mso-height-percent:0;mso-width-relative:margin;mso-height-relative:margin;v-text-anchor:middle" o:gfxdata="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" fillcolor="white [3201]" strokecolor="black [3200]" strokeweight="2pt">
                 <v:textbox>
                   <w:txbxContent>
                     <w:p>
@@ -9702,7 +10847,7 @@
         <mc:AlternateContent>
           <mc:Choice Requires="wps">
             <w:drawing>
-              <wp:anchor distT="0" distB="0" distL="114300" distR="114300" simplePos="0" relativeHeight="251846144" behindDoc="0" locked="0" layoutInCell="1" allowOverlap="1" wp14:anchorId="42BA00F9" wp14:editId="465C1704">
+              <wp:anchor distT="0" distB="0" distL="114300" distR="114300" simplePos="0" relativeHeight="251640320" behindDoc="0" locked="0" layoutInCell="1" allowOverlap="1" wp14:anchorId="42BA00F9" wp14:editId="465C1704">
                 <wp:simplePos x="0" y="0"/>
                 <wp:positionH relativeFrom="column">
                   <wp:posOffset>4281805</wp:posOffset>
@@ -9784,7 +10929,7 @@
           </mc:Choice>
           <mc:Fallback>
             <w:pict>
-              <v:shape w14:anchorId="42BA00F9" id="Блок-схема: решение 45" o:spid="_x0000_s1047" type="#_x0000_t110" style="position:absolute;margin-left:337.15pt;margin-top:302.75pt;width:115.5pt;height:58.2pt;z-index:251846144;visibility:visible;mso-wrap-style:square;mso-width-percent:0;mso-height-percent:0;mso-wrap-distance-left:9pt;mso-wrap-distance-top:0;mso-wrap-distance-right:9pt;mso-wrap-distance-bottom:0;mso-position-horizontal:absolute;mso-position-horizontal-relative:text;mso-position-vertical:absolute;mso-position-vertical-relative:text;mso-width-percent:0;mso-height-percent:0;mso-width-relative:margin;mso-height-relative:margin;v-text-anchor:middle" o:gfxdata="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" fillcolor="white [3201]" strokecolor="black [3200]" strokeweight="2pt">
+              <v:shape w14:anchorId="42BA00F9" id="Блок-схема: решение 45" o:spid="_x0000_s1048" type="#_x0000_t110" style="position:absolute;margin-left:337.15pt;margin-top:302.75pt;width:115.5pt;height:58.2pt;z-index:251640320;visibility:visible;mso-wrap-style:square;mso-width-percent:0;mso-height-percent:0;mso-wrap-distance-left:9pt;mso-wrap-distance-top:0;mso-wrap-distance-right:9pt;mso-wrap-distance-bottom:0;mso-position-horizontal:absolute;mso-position-horizontal-relative:text;mso-position-vertical:absolute;mso-position-vertical-relative:text;mso-width-percent:0;mso-height-percent:0;mso-width-relative:margin;mso-height-relative:margin;v-text-anchor:middle" o:gfxdata="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" fillcolor="white [3201]" strokecolor="black [3200]" strokeweight="2pt">
                 <v:textbox>
                   <w:txbxContent>
                     <w:p>
@@ -9823,132 +10968,7 @@
         <mc:AlternateContent>
           <mc:Choice Requires="wps">
             <w:drawing>
-              <wp:anchor distT="0" distB="0" distL="114300" distR="114300" simplePos="0" relativeHeight="251823616" behindDoc="0" locked="0" layoutInCell="1" allowOverlap="1" wp14:anchorId="546FCFC3" wp14:editId="55EBDEA0">
-                <wp:simplePos x="0" y="0"/>
-                <wp:positionH relativeFrom="column">
-                  <wp:posOffset>4355059</wp:posOffset>
-                </wp:positionH>
-                <wp:positionV relativeFrom="paragraph">
-                  <wp:posOffset>3055087</wp:posOffset>
-                </wp:positionV>
-                <wp:extent cx="1272844" cy="512064"/>
-                <wp:effectExtent l="0" t="0" r="22860" b="21590"/>
-                <wp:wrapNone/>
-                <wp:docPr id="44" name="Блок-схема: ручной ввод 44"/>
-                <wp:cNvGraphicFramePr/>
-                <a:graphic xmlns:a="http://schemas.openxmlformats.org/drawingml/2006/main">
-                  <a:graphicData uri="http://schemas.microsoft.com/office/word/2010/wordprocessingShape">
-                    <wps:wsp>
-                      <wps:cNvSpPr/>
-                      <wps:spPr>
-                        <a:xfrm>
-                          <a:off x="0" y="0"/>
-                          <a:ext cx="1272844" cy="512064"/>
-                        </a:xfrm>
-                        <a:prstGeom prst="flowChartManualInput">
-                          <a:avLst/>
-                        </a:prstGeom>
-                      </wps:spPr>
-                      <wps:style>
-                        <a:lnRef idx="2">
-                          <a:schemeClr val="dk1"/>
-                        </a:lnRef>
-                        <a:fillRef idx="1">
-                          <a:schemeClr val="lt1"/>
-                        </a:fillRef>
-                        <a:effectRef idx="0">
-                          <a:schemeClr val="dk1"/>
-                        </a:effectRef>
-                        <a:fontRef idx="minor">
-                          <a:schemeClr val="dk1"/>
-                        </a:fontRef>
-                      </wps:style>
-                      <wps:txbx>
-                        <w:txbxContent>
-                          <w:p>
-                            <w:pPr>
-                              <w:jc w:val="center"/>
-                              <w:rPr>
-                                <w:rFonts w:ascii="Times New Roman" w:hAnsi="Times New Roman"/>
-                                <w:sz w:val="16"/>
-                                <w:szCs w:val="16"/>
-                              </w:rPr>
-                            </w:pPr>
-                            <w:r>
-                              <w:rPr>
-                                <w:rFonts w:ascii="Times New Roman" w:hAnsi="Times New Roman"/>
-                                <w:sz w:val="16"/>
-                                <w:szCs w:val="16"/>
-                              </w:rPr>
-                              <w:t>Ввод мастер-пароля</w:t>
-                            </w:r>
-                          </w:p>
-                        </w:txbxContent>
-                      </wps:txbx>
-                      <wps:bodyPr rot="0" spcFirstLastPara="0" vertOverflow="overflow" horzOverflow="overflow" vert="horz" wrap="square" lIns="91440" tIns="45720" rIns="91440" bIns="45720" numCol="1" spcCol="0" rtlCol="0" fromWordArt="0" anchor="ctr" anchorCtr="0" forceAA="0" compatLnSpc="1">
-                        <a:prstTxWarp prst="textNoShape">
-                          <a:avLst/>
-                        </a:prstTxWarp>
-                        <a:noAutofit/>
-                      </wps:bodyPr>
-                    </wps:wsp>
-                  </a:graphicData>
-                </a:graphic>
-                <wp14:sizeRelH relativeFrom="margin">
-                  <wp14:pctWidth>0</wp14:pctWidth>
-                </wp14:sizeRelH>
-                <wp14:sizeRelV relativeFrom="margin">
-                  <wp14:pctHeight>0</wp14:pctHeight>
-                </wp14:sizeRelV>
-              </wp:anchor>
-            </w:drawing>
-          </mc:Choice>
-          <mc:Fallback>
-            <w:pict>
-              <v:shapetype w14:anchorId="546FCFC3" id="_x0000_t118" coordsize="21600,21600" o:spt="118" path="m,4292l21600,r,21600l,21600xe">
-                <v:stroke joinstyle="miter"/>
-                <v:path gradientshapeok="t" o:connecttype="custom" o:connectlocs="10800,2146;0,10800;10800,21600;21600,10800" textboxrect="0,4291,21600,21600"/>
-              </v:shapetype>
-              <v:shape id="Блок-схема: ручной ввод 44" o:spid="_x0000_s1048" type="#_x0000_t118" style="position:absolute;margin-left:342.9pt;margin-top:240.55pt;width:100.2pt;height:40.3pt;z-index:251823616;visibility:visible;mso-wrap-style:square;mso-width-percent:0;mso-height-percent:0;mso-wrap-distance-left:9pt;mso-wrap-distance-top:0;mso-wrap-distance-right:9pt;mso-wrap-distance-bottom:0;mso-position-horizontal:absolute;mso-position-horizontal-relative:text;mso-position-vertical:absolute;mso-position-vertical-relative:text;mso-width-percent:0;mso-height-percent:0;mso-width-relative:margin;mso-height-relative:margin;v-text-anchor:middle" o:gfxdata="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" fillcolor="white [3201]" strokecolor="black [3200]" strokeweight="2pt">
-                <v:textbox>
-                  <w:txbxContent>
-                    <w:p>
-                      <w:pPr>
-                        <w:jc w:val="center"/>
-                        <w:rPr>
-                          <w:rFonts w:ascii="Times New Roman" w:hAnsi="Times New Roman"/>
-                          <w:sz w:val="16"/>
-                          <w:szCs w:val="16"/>
-                        </w:rPr>
-                      </w:pPr>
-                      <w:r>
-                        <w:rPr>
-                          <w:rFonts w:ascii="Times New Roman" w:hAnsi="Times New Roman"/>
-                          <w:sz w:val="16"/>
-                          <w:szCs w:val="16"/>
-                        </w:rPr>
-                        <w:t>Ввод мастер-пароля</w:t>
-                      </w:r>
-                    </w:p>
-                  </w:txbxContent>
-                </v:textbox>
-              </v:shape>
-            </w:pict>
-          </mc:Fallback>
-        </mc:AlternateContent>
-      </w:r>
-      <w:r>
-        <w:rPr>
-          <w:rFonts w:ascii="Times New Roman" w:hAnsi="Times New Roman"/>
-          <w:b/>
-          <w:noProof/>
-          <w:sz w:val="28"/>
-          <w:szCs w:val="28"/>
-        </w:rPr>
-        <mc:AlternateContent>
-          <mc:Choice Requires="wps">
-            <w:drawing>
-              <wp:anchor distT="0" distB="0" distL="114300" distR="114300" simplePos="0" relativeHeight="251863552" behindDoc="0" locked="0" layoutInCell="1" allowOverlap="1" wp14:anchorId="157C73CA" wp14:editId="54C888B9">
+              <wp:anchor distT="0" distB="0" distL="114300" distR="114300" simplePos="0" relativeHeight="251652608" behindDoc="0" locked="0" layoutInCell="1" allowOverlap="1" wp14:anchorId="157C73CA" wp14:editId="5E5151C4">
                 <wp:simplePos x="0" y="0"/>
                 <wp:positionH relativeFrom="column">
                   <wp:posOffset>4984166</wp:posOffset>
@@ -9957,7 +10977,7 @@
                   <wp:posOffset>2067535</wp:posOffset>
                 </wp:positionV>
                 <wp:extent cx="14046" cy="365760"/>
-                <wp:effectExtent l="38100" t="0" r="62230" b="53340"/>
+                <wp:effectExtent l="57150" t="0" r="81280" b="53340"/>
                 <wp:wrapNone/>
                 <wp:docPr id="43" name="Соединитель: уступ 43"/>
                 <wp:cNvGraphicFramePr/>
@@ -9971,7 +10991,9 @@
                           <a:ext cx="14046" cy="365760"/>
                         </a:xfrm>
                         <a:prstGeom prst="bentConnector3">
-                          <a:avLst/>
+                          <a:avLst>
+                            <a:gd name="adj1" fmla="val 103980"/>
+                          </a:avLst>
                         </a:prstGeom>
                         <a:ln>
                           <a:tailEnd type="triangle"/>
@@ -10000,7 +11022,7 @@
           </mc:Choice>
           <mc:Fallback>
             <w:pict>
-              <v:shape w14:anchorId="5811F8E6" id="Соединитель: уступ 43" o:spid="_x0000_s1026" type="#_x0000_t34" style="position:absolute;margin-left:392.45pt;margin-top:162.8pt;width:1.1pt;height:28.8pt;z-index:251863552;visibility:visible;mso-wrap-style:square;mso-wrap-distance-left:9pt;mso-wrap-distance-top:0;mso-wrap-distance-right:9pt;mso-wrap-distance-bottom:0;mso-position-horizontal:absolute;mso-position-horizontal-relative:text;mso-position-vertical:absolute;mso-position-vertical-relative:text" o:gfxdata="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" strokecolor="black [3040]">
+              <v:shape w14:anchorId="35603188" id="Соединитель: уступ 43" o:spid="_x0000_s1026" type="#_x0000_t34" style="position:absolute;margin-left:392.45pt;margin-top:162.8pt;width:1.1pt;height:28.8pt;z-index:251652608;visibility:visible;mso-wrap-style:square;mso-wrap-distance-left:9pt;mso-wrap-distance-top:0;mso-wrap-distance-right:9pt;mso-wrap-distance-bottom:0;mso-position-horizontal:absolute;mso-position-horizontal-relative:text;mso-position-vertical:absolute;mso-position-vertical-relative:text" o:gfxdata="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" adj="22460" strokecolor="black [3040]">
                 <v:stroke endarrow="block"/>
               </v:shape>
             </w:pict>
@@ -10018,7 +11040,7 @@
         <mc:AlternateContent>
           <mc:Choice Requires="wps">
             <w:drawing>
-              <wp:anchor distT="0" distB="0" distL="114300" distR="114300" simplePos="0" relativeHeight="251801088" behindDoc="0" locked="0" layoutInCell="1" allowOverlap="1" wp14:anchorId="41DA942B" wp14:editId="6011E88E">
+              <wp:anchor distT="0" distB="0" distL="114300" distR="114300" simplePos="0" relativeHeight="251616768" behindDoc="0" locked="0" layoutInCell="1" allowOverlap="1" wp14:anchorId="41DA942B" wp14:editId="6011E88E">
                 <wp:simplePos x="0" y="0"/>
                 <wp:positionH relativeFrom="column">
                   <wp:posOffset>4459275</wp:posOffset>
@@ -10095,7 +11117,7 @@
           </mc:Choice>
           <mc:Fallback>
             <w:pict>
-              <v:shape w14:anchorId="41DA942B" id="Блок-схема: процесс 42" o:spid="_x0000_s1049" type="#_x0000_t109" style="position:absolute;margin-left:351.1pt;margin-top:192.3pt;width:85pt;height:30.5pt;z-index:251801088;visibility:visible;mso-wrap-style:square;mso-width-percent:0;mso-height-percent:0;mso-wrap-distance-left:9pt;mso-wrap-distance-top:0;mso-wrap-distance-right:9pt;mso-wrap-distance-bottom:0;mso-position-horizontal:absolute;mso-position-horizontal-relative:text;mso-position-vertical:absolute;mso-position-vertical-relative:text;mso-width-percent:0;mso-height-percent:0;mso-width-relative:margin;mso-height-relative:margin;v-text-anchor:middle" o:gfxdata="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" fillcolor="white [3201]" strokecolor="black [3200]" strokeweight="2pt">
+              <v:shape w14:anchorId="41DA942B" id="Блок-схема: процесс 42" o:spid="_x0000_s1049" type="#_x0000_t109" style="position:absolute;margin-left:351.1pt;margin-top:192.3pt;width:85pt;height:30.5pt;z-index:251616768;visibility:visible;mso-wrap-style:square;mso-width-percent:0;mso-height-percent:0;mso-wrap-distance-left:9pt;mso-wrap-distance-top:0;mso-wrap-distance-right:9pt;mso-wrap-distance-bottom:0;mso-position-horizontal:absolute;mso-position-horizontal-relative:text;mso-position-vertical:absolute;mso-position-vertical-relative:text;mso-width-percent:0;mso-height-percent:0;mso-width-relative:margin;mso-height-relative:margin;v-text-anchor:middle" o:gfxdata="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" fillcolor="white [3201]" strokecolor="black [3200]" strokeweight="2pt">
                 <v:textbox>
                   <w:txbxContent>
                     <w:p>
@@ -10129,7 +11151,7 @@
         <mc:AlternateContent>
           <mc:Choice Requires="wps">
             <w:drawing>
-              <wp:anchor distT="0" distB="0" distL="114300" distR="114300" simplePos="0" relativeHeight="251258368" behindDoc="0" locked="0" layoutInCell="1" allowOverlap="1" wp14:anchorId="5FC0436F" wp14:editId="37D4549D">
+              <wp:anchor distT="0" distB="0" distL="114300" distR="114300" simplePos="0" relativeHeight="251055616" behindDoc="0" locked="0" layoutInCell="1" allowOverlap="1" wp14:anchorId="5FC0436F" wp14:editId="37D4549D">
                 <wp:simplePos x="0" y="0"/>
                 <wp:positionH relativeFrom="column">
                   <wp:posOffset>223564</wp:posOffset>
@@ -10209,7 +11231,7 @@
           </mc:Choice>
           <mc:Fallback>
             <w:pict>
-              <v:shape w14:anchorId="5FC0436F" id="Блок-схема: процесс 30" o:spid="_x0000_s1050" type="#_x0000_t109" style="position:absolute;margin-left:17.6pt;margin-top:478.05pt;width:85.35pt;height:30.65pt;z-index:251258368;visibility:visible;mso-wrap-style:square;mso-width-percent:0;mso-height-percent:0;mso-wrap-distance-left:9pt;mso-wrap-distance-top:0;mso-wrap-distance-right:9pt;mso-wrap-distance-bottom:0;mso-position-horizontal:absolute;mso-position-horizontal-relative:text;mso-position-vertical:absolute;mso-position-vertical-relative:text;mso-width-percent:0;mso-height-percent:0;mso-width-relative:margin;mso-height-relative:margin;v-text-anchor:middle" o:gfxdata="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" fillcolor="white [3201]" strokecolor="black [3200]" strokeweight="2pt">
+              <v:shape w14:anchorId="5FC0436F" id="Блок-схема: процесс 30" o:spid="_x0000_s1050" type="#_x0000_t109" style="position:absolute;margin-left:17.6pt;margin-top:478.05pt;width:85.35pt;height:30.65pt;z-index:251055616;visibility:visible;mso-wrap-style:square;mso-width-percent:0;mso-height-percent:0;mso-wrap-distance-left:9pt;mso-wrap-distance-top:0;mso-wrap-distance-right:9pt;mso-wrap-distance-bottom:0;mso-position-horizontal:absolute;mso-position-horizontal-relative:text;mso-position-vertical:absolute;mso-position-vertical-relative:text;mso-width-percent:0;mso-height-percent:0;mso-width-relative:margin;mso-height-relative:margin;v-text-anchor:middle" o:gfxdata="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" fillcolor="white [3201]" strokecolor="black [3200]" strokeweight="2pt">
                 <v:textbox>
                   <w:txbxContent>
                     <w:p>
@@ -10246,7 +11268,7 @@
         <mc:AlternateContent>
           <mc:Choice Requires="wps">
             <w:drawing>
-              <wp:anchor distT="0" distB="0" distL="114300" distR="114300" simplePos="0" relativeHeight="251269632" behindDoc="0" locked="0" layoutInCell="1" allowOverlap="1" wp14:anchorId="73B2B62B" wp14:editId="76CA0A03">
+              <wp:anchor distT="0" distB="0" distL="114300" distR="114300" simplePos="0" relativeHeight="251067904" behindDoc="0" locked="0" layoutInCell="1" allowOverlap="1" wp14:anchorId="73B2B62B" wp14:editId="76CA0A03">
                 <wp:simplePos x="0" y="0"/>
                 <wp:positionH relativeFrom="column">
                   <wp:posOffset>762245</wp:posOffset>
@@ -10298,7 +11320,7 @@
           </mc:Choice>
           <mc:Fallback>
             <w:pict>
-              <v:shape w14:anchorId="48EC45E1" id="Прямая со стрелкой 31" o:spid="_x0000_s1026" type="#_x0000_t32" style="position:absolute;margin-left:60pt;margin-top:462.35pt;width:.35pt;height:16.75pt;flip:x;z-index:251269632;visibility:visible;mso-wrap-style:square;mso-wrap-distance-left:9pt;mso-wrap-distance-top:0;mso-wrap-distance-right:9pt;mso-wrap-distance-bottom:0;mso-position-horizontal:absolute;mso-position-horizontal-relative:text;mso-position-vertical:absolute;mso-position-vertical-relative:text" o:gfxdata="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" strokecolor="black [3040]">
+              <v:shape w14:anchorId="21AC3DEE" id="Прямая со стрелкой 31" o:spid="_x0000_s1026" type="#_x0000_t32" style="position:absolute;margin-left:60pt;margin-top:462.35pt;width:.35pt;height:16.75pt;flip:x;z-index:251067904;visibility:visible;mso-wrap-style:square;mso-wrap-distance-left:9pt;mso-wrap-distance-top:0;mso-wrap-distance-right:9pt;mso-wrap-distance-bottom:0;mso-position-horizontal:absolute;mso-position-horizontal-relative:text;mso-position-vertical:absolute;mso-position-vertical-relative:text" o:gfxdata="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" strokecolor="black [3040]">
                 <v:stroke endarrow="block"/>
               </v:shape>
             </w:pict>
@@ -10316,7 +11338,7 @@
         <mc:AlternateContent>
           <mc:Choice Requires="wps">
             <w:drawing>
-              <wp:anchor distT="45720" distB="45720" distL="114300" distR="114300" simplePos="0" relativeHeight="251246080" behindDoc="0" locked="0" layoutInCell="1" allowOverlap="1" wp14:anchorId="1B04D262" wp14:editId="0C805FC4">
+              <wp:anchor distT="45720" distB="45720" distL="114300" distR="114300" simplePos="0" relativeHeight="251043328" behindDoc="0" locked="0" layoutInCell="1" allowOverlap="1" wp14:anchorId="1B04D262" wp14:editId="0C805FC4">
                 <wp:simplePos x="0" y="0"/>
                 <wp:positionH relativeFrom="column">
                   <wp:posOffset>812800</wp:posOffset>
@@ -10395,7 +11417,7 @@
           </mc:Choice>
           <mc:Fallback>
             <w:pict>
-              <v:shape w14:anchorId="1B04D262" id="_x0000_s1051" type="#_x0000_t202" style="position:absolute;margin-left:64pt;margin-top:388.55pt;width:29pt;height:20.3pt;z-index:251246080;visibility:visible;mso-wrap-style:square;mso-width-percent:0;mso-height-percent:0;mso-wrap-distance-left:9pt;mso-wrap-distance-top:3.6pt;mso-wrap-distance-right:9pt;mso-wrap-distance-bottom:3.6pt;mso-position-horizontal:absolute;mso-position-horizontal-relative:text;mso-position-vertical:absolute;mso-position-vertical-relative:text;mso-width-percent:0;mso-height-percent:0;mso-width-relative:margin;mso-height-relative:margin;v-text-anchor:top" o:gfxdata="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" strokecolor="white [3212]">
+              <v:shape w14:anchorId="1B04D262" id="_x0000_s1051" type="#_x0000_t202" style="position:absolute;margin-left:64pt;margin-top:388.55pt;width:29pt;height:20.3pt;z-index:251043328;visibility:visible;mso-wrap-style:square;mso-width-percent:0;mso-height-percent:0;mso-wrap-distance-left:9pt;mso-wrap-distance-top:3.6pt;mso-wrap-distance-right:9pt;mso-wrap-distance-bottom:3.6pt;mso-position-horizontal:absolute;mso-position-horizontal-relative:text;mso-position-vertical:absolute;mso-position-vertical-relative:text;mso-width-percent:0;mso-height-percent:0;mso-width-relative:margin;mso-height-relative:margin;v-text-anchor:top" o:gfxdata="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" strokecolor="white [3212]">
                 <v:textbox>
                   <w:txbxContent>
                     <w:p>
@@ -10433,7 +11455,7 @@
         <mc:AlternateContent>
           <mc:Choice Requires="wps">
             <w:drawing>
-              <wp:anchor distT="0" distB="0" distL="114300" distR="114300" simplePos="0" relativeHeight="251224576" behindDoc="0" locked="0" layoutInCell="1" allowOverlap="1" wp14:anchorId="1B51D7FB" wp14:editId="5345D275">
+              <wp:anchor distT="0" distB="0" distL="114300" distR="114300" simplePos="0" relativeHeight="251014656" behindDoc="0" locked="0" layoutInCell="1" allowOverlap="1" wp14:anchorId="1B51D7FB" wp14:editId="204B780A">
                 <wp:simplePos x="0" y="0"/>
                 <wp:positionH relativeFrom="column">
                   <wp:posOffset>227965</wp:posOffset>
@@ -10513,7 +11535,7 @@
           </mc:Choice>
           <mc:Fallback>
             <w:pict>
-              <v:shape w14:anchorId="1B51D7FB" id="Блок-схема: процесс 27" o:spid="_x0000_s1052" type="#_x0000_t109" style="position:absolute;margin-left:17.95pt;margin-top:421.65pt;width:85pt;height:41.5pt;z-index:251224576;visibility:visible;mso-wrap-style:square;mso-width-percent:0;mso-height-percent:0;mso-wrap-distance-left:9pt;mso-wrap-distance-top:0;mso-wrap-distance-right:9pt;mso-wrap-distance-bottom:0;mso-position-horizontal:absolute;mso-position-horizontal-relative:text;mso-position-vertical:absolute;mso-position-vertical-relative:text;mso-width-percent:0;mso-height-percent:0;mso-width-relative:margin;mso-height-relative:margin;v-text-anchor:middle" o:gfxdata="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" fillcolor="white [3201]" strokecolor="black [3200]" strokeweight="2pt">
+              <v:shape w14:anchorId="1B51D7FB" id="Блок-схема: процесс 27" o:spid="_x0000_s1052" type="#_x0000_t109" style="position:absolute;margin-left:17.95pt;margin-top:421.65pt;width:85pt;height:41.5pt;z-index:251014656;visibility:visible;mso-wrap-style:square;mso-width-percent:0;mso-height-percent:0;mso-wrap-distance-left:9pt;mso-wrap-distance-top:0;mso-wrap-distance-right:9pt;mso-wrap-distance-bottom:0;mso-position-horizontal:absolute;mso-position-horizontal-relative:text;mso-position-vertical:absolute;mso-position-vertical-relative:text;mso-width-percent:0;mso-height-percent:0;mso-width-relative:margin;mso-height-relative:margin;v-text-anchor:middle" o:gfxdata="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" fillcolor="white [3201]" strokecolor="black [3200]" strokeweight="2pt">
                 <v:textbox>
                   <w:txbxContent>
                     <w:p>
@@ -10550,241 +11572,7 @@
         <mc:AlternateContent>
           <mc:Choice Requires="wps">
             <w:drawing>
-              <wp:anchor distT="0" distB="0" distL="114300" distR="114300" simplePos="0" relativeHeight="251235840" behindDoc="0" locked="0" layoutInCell="1" allowOverlap="1" wp14:anchorId="02A96BB2" wp14:editId="222D7471">
-                <wp:simplePos x="0" y="0"/>
-                <wp:positionH relativeFrom="column">
-                  <wp:posOffset>774065</wp:posOffset>
-                </wp:positionH>
-                <wp:positionV relativeFrom="paragraph">
-                  <wp:posOffset>4777105</wp:posOffset>
-                </wp:positionV>
-                <wp:extent cx="628650" cy="571500"/>
-                <wp:effectExtent l="76200" t="0" r="19050" b="57150"/>
-                <wp:wrapNone/>
-                <wp:docPr id="28" name="Соединитель: уступ 28"/>
-                <wp:cNvGraphicFramePr/>
-                <a:graphic xmlns:a="http://schemas.openxmlformats.org/drawingml/2006/main">
-                  <a:graphicData uri="http://schemas.microsoft.com/office/word/2010/wordprocessingShape">
-                    <wps:wsp>
-                      <wps:cNvCnPr/>
-                      <wps:spPr>
-                        <a:xfrm flipH="1">
-                          <a:off x="0" y="0"/>
-                          <a:ext cx="628650" cy="571500"/>
-                        </a:xfrm>
-                        <a:prstGeom prst="bentConnector3">
-                          <a:avLst>
-                            <a:gd name="adj1" fmla="val 100278"/>
-                          </a:avLst>
-                        </a:prstGeom>
-                        <a:ln>
-                          <a:tailEnd type="triangle"/>
-                        </a:ln>
-                      </wps:spPr>
-                      <wps:style>
-                        <a:lnRef idx="1">
-                          <a:schemeClr val="dk1"/>
-                        </a:lnRef>
-                        <a:fillRef idx="0">
-                          <a:schemeClr val="dk1"/>
-                        </a:fillRef>
-                        <a:effectRef idx="0">
-                          <a:schemeClr val="dk1"/>
-                        </a:effectRef>
-                        <a:fontRef idx="minor">
-                          <a:schemeClr val="tx1"/>
-                        </a:fontRef>
-                      </wps:style>
-                      <wps:bodyPr/>
-                    </wps:wsp>
-                  </a:graphicData>
-                </a:graphic>
-                <wp14:sizeRelH relativeFrom="margin">
-                  <wp14:pctWidth>0</wp14:pctWidth>
-                </wp14:sizeRelH>
-                <wp14:sizeRelV relativeFrom="margin">
-                  <wp14:pctHeight>0</wp14:pctHeight>
-                </wp14:sizeRelV>
-              </wp:anchor>
-            </w:drawing>
-          </mc:Choice>
-          <mc:Fallback>
-            <w:pict>
-              <v:shape w14:anchorId="4EF93F4A" id="Соединитель: уступ 28" o:spid="_x0000_s1026" type="#_x0000_t34" style="position:absolute;margin-left:60.95pt;margin-top:376.15pt;width:49.5pt;height:45pt;flip:x;z-index:251235840;visibility:visible;mso-wrap-style:square;mso-width-percent:0;mso-height-percent:0;mso-wrap-distance-left:9pt;mso-wrap-distance-top:0;mso-wrap-distance-right:9pt;mso-wrap-distance-bottom:0;mso-position-horizontal:absolute;mso-position-horizontal-relative:text;mso-position-vertical:absolute;mso-position-vertical-relative:text;mso-width-percent:0;mso-height-percent:0;mso-width-relative:margin;mso-height-relative:margin" o:gfxdata="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" adj="21660" strokecolor="black [3040]">
-                <v:stroke endarrow="block"/>
-              </v:shape>
-            </w:pict>
-          </mc:Fallback>
-        </mc:AlternateContent>
-      </w:r>
-      <w:r>
-        <w:rPr>
-          <w:rFonts w:ascii="Times New Roman" w:hAnsi="Times New Roman"/>
-          <w:b/>
-          <w:noProof/>
-          <w:sz w:val="28"/>
-          <w:szCs w:val="28"/>
-        </w:rPr>
-        <mc:AlternateContent>
-          <mc:Choice Requires="wps">
-            <w:drawing>
-              <wp:anchor distT="0" distB="0" distL="114300" distR="114300" simplePos="0" relativeHeight="251109888" behindDoc="0" locked="0" layoutInCell="1" allowOverlap="1" wp14:anchorId="1EEBAE33" wp14:editId="024DB3ED">
-                <wp:simplePos x="0" y="0"/>
-                <wp:positionH relativeFrom="column">
-                  <wp:posOffset>-578485</wp:posOffset>
-                </wp:positionH>
-                <wp:positionV relativeFrom="paragraph">
-                  <wp:posOffset>1818005</wp:posOffset>
-                </wp:positionV>
-                <wp:extent cx="825500" cy="2967990"/>
-                <wp:effectExtent l="209550" t="76200" r="0" b="22860"/>
-                <wp:wrapNone/>
-                <wp:docPr id="26" name="Соединитель: уступ 26"/>
-                <wp:cNvGraphicFramePr/>
-                <a:graphic xmlns:a="http://schemas.openxmlformats.org/drawingml/2006/main">
-                  <a:graphicData uri="http://schemas.microsoft.com/office/word/2010/wordprocessingShape">
-                    <wps:wsp>
-                      <wps:cNvCnPr/>
-                      <wps:spPr>
-                        <a:xfrm flipV="1">
-                          <a:off x="0" y="0"/>
-                          <a:ext cx="825500" cy="2967990"/>
-                        </a:xfrm>
-                        <a:prstGeom prst="bentConnector3">
-                          <a:avLst>
-                            <a:gd name="adj1" fmla="val -25000"/>
-                          </a:avLst>
-                        </a:prstGeom>
-                        <a:ln>
-                          <a:tailEnd type="triangle"/>
-                        </a:ln>
-                      </wps:spPr>
-                      <wps:style>
-                        <a:lnRef idx="1">
-                          <a:schemeClr val="dk1"/>
-                        </a:lnRef>
-                        <a:fillRef idx="0">
-                          <a:schemeClr val="dk1"/>
-                        </a:fillRef>
-                        <a:effectRef idx="0">
-                          <a:schemeClr val="dk1"/>
-                        </a:effectRef>
-                        <a:fontRef idx="minor">
-                          <a:schemeClr val="tx1"/>
-                        </a:fontRef>
-                      </wps:style>
-                      <wps:bodyPr/>
-                    </wps:wsp>
-                  </a:graphicData>
-                </a:graphic>
-                <wp14:sizeRelH relativeFrom="margin">
-                  <wp14:pctWidth>0</wp14:pctWidth>
-                </wp14:sizeRelH>
-                <wp14:sizeRelV relativeFrom="margin">
-                  <wp14:pctHeight>0</wp14:pctHeight>
-                </wp14:sizeRelV>
-              </wp:anchor>
-            </w:drawing>
-          </mc:Choice>
-          <mc:Fallback>
-            <w:pict>
-              <v:shape w14:anchorId="30BB2878" id="Соединитель: уступ 26" o:spid="_x0000_s1026" type="#_x0000_t34" style="position:absolute;margin-left:-45.55pt;margin-top:143.15pt;width:65pt;height:233.7pt;flip:y;z-index:251109888;visibility:visible;mso-wrap-style:square;mso-width-percent:0;mso-height-percent:0;mso-wrap-distance-left:9pt;mso-wrap-distance-top:0;mso-wrap-distance-right:9pt;mso-wrap-distance-bottom:0;mso-position-horizontal:absolute;mso-position-horizontal-relative:text;mso-position-vertical:absolute;mso-position-vertical-relative:text;mso-width-percent:0;mso-height-percent:0;mso-width-relative:margin;mso-height-relative:margin" o:gfxdata="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" adj="-5400" strokecolor="black [3040]">
-                <v:stroke endarrow="block"/>
-              </v:shape>
-            </w:pict>
-          </mc:Fallback>
-        </mc:AlternateContent>
-      </w:r>
-      <w:r>
-        <w:rPr>
-          <w:rFonts w:ascii="Times New Roman" w:hAnsi="Times New Roman"/>
-          <w:b/>
-          <w:noProof/>
-          <w:sz w:val="28"/>
-          <w:szCs w:val="28"/>
-        </w:rPr>
-        <mc:AlternateContent>
-          <mc:Choice Requires="wps">
-            <w:drawing>
-              <wp:anchor distT="0" distB="0" distL="114300" distR="114300" simplePos="0" relativeHeight="251050496" behindDoc="0" locked="0" layoutInCell="1" allowOverlap="1" wp14:anchorId="37FE9314" wp14:editId="4B7A5D85">
-                <wp:simplePos x="0" y="0"/>
-                <wp:positionH relativeFrom="column">
-                  <wp:posOffset>-584834</wp:posOffset>
-                </wp:positionH>
-                <wp:positionV relativeFrom="paragraph">
-                  <wp:posOffset>1945005</wp:posOffset>
-                </wp:positionV>
-                <wp:extent cx="819150" cy="1701800"/>
-                <wp:effectExtent l="95250" t="76200" r="0" b="31750"/>
-                <wp:wrapNone/>
-                <wp:docPr id="17" name="Соединитель: уступ 17"/>
-                <wp:cNvGraphicFramePr/>
-                <a:graphic xmlns:a="http://schemas.openxmlformats.org/drawingml/2006/main">
-                  <a:graphicData uri="http://schemas.microsoft.com/office/word/2010/wordprocessingShape">
-                    <wps:wsp>
-                      <wps:cNvCnPr/>
-                      <wps:spPr>
-                        <a:xfrm flipV="1">
-                          <a:off x="0" y="0"/>
-                          <a:ext cx="819150" cy="1701800"/>
-                        </a:xfrm>
-                        <a:prstGeom prst="bentConnector3">
-                          <a:avLst>
-                            <a:gd name="adj1" fmla="val -10238"/>
-                          </a:avLst>
-                        </a:prstGeom>
-                        <a:ln>
-                          <a:tailEnd type="triangle"/>
-                        </a:ln>
-                      </wps:spPr>
-                      <wps:style>
-                        <a:lnRef idx="1">
-                          <a:schemeClr val="dk1"/>
-                        </a:lnRef>
-                        <a:fillRef idx="0">
-                          <a:schemeClr val="dk1"/>
-                        </a:fillRef>
-                        <a:effectRef idx="0">
-                          <a:schemeClr val="dk1"/>
-                        </a:effectRef>
-                        <a:fontRef idx="minor">
-                          <a:schemeClr val="tx1"/>
-                        </a:fontRef>
-                      </wps:style>
-                      <wps:bodyPr/>
-                    </wps:wsp>
-                  </a:graphicData>
-                </a:graphic>
-                <wp14:sizeRelH relativeFrom="margin">
-                  <wp14:pctWidth>0</wp14:pctWidth>
-                </wp14:sizeRelH>
-                <wp14:sizeRelV relativeFrom="margin">
-                  <wp14:pctHeight>0</wp14:pctHeight>
-                </wp14:sizeRelV>
-              </wp:anchor>
-            </w:drawing>
-          </mc:Choice>
-          <mc:Fallback>
-            <w:pict>
-              <v:shape w14:anchorId="6E71491F" id="Соединитель: уступ 17" o:spid="_x0000_s1026" type="#_x0000_t34" style="position:absolute;margin-left:-46.05pt;margin-top:153.15pt;width:64.5pt;height:134pt;flip:y;z-index:251050496;visibility:visible;mso-wrap-style:square;mso-width-percent:0;mso-height-percent:0;mso-wrap-distance-left:9pt;mso-wrap-distance-top:0;mso-wrap-distance-right:9pt;mso-wrap-distance-bottom:0;mso-position-horizontal:absolute;mso-position-horizontal-relative:text;mso-position-vertical:absolute;mso-position-vertical-relative:text;mso-width-percent:0;mso-height-percent:0;mso-width-relative:margin;mso-height-relative:margin" o:gfxdata="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" adj="-2211" strokecolor="black [3040]">
-                <v:stroke endarrow="block"/>
-              </v:shape>
-            </w:pict>
-          </mc:Fallback>
-        </mc:AlternateContent>
-      </w:r>
-      <w:r>
-        <w:rPr>
-          <w:rFonts w:ascii="Times New Roman" w:hAnsi="Times New Roman"/>
-          <w:b/>
-          <w:noProof/>
-          <w:sz w:val="28"/>
-          <w:szCs w:val="28"/>
-        </w:rPr>
-        <mc:AlternateContent>
-          <mc:Choice Requires="wps">
-            <w:drawing>
-              <wp:anchor distT="0" distB="0" distL="114300" distR="114300" simplePos="0" relativeHeight="251189760" behindDoc="0" locked="0" layoutInCell="1" allowOverlap="1" wp14:anchorId="41926C7A" wp14:editId="5F069B38">
+              <wp:anchor distT="0" distB="0" distL="114300" distR="114300" simplePos="0" relativeHeight="250963456" behindDoc="0" locked="0" layoutInCell="1" allowOverlap="1" wp14:anchorId="41926C7A" wp14:editId="5F069B38">
                 <wp:simplePos x="0" y="0"/>
                 <wp:positionH relativeFrom="column">
                   <wp:posOffset>-57785</wp:posOffset>
@@ -10844,7 +11632,7 @@
           </mc:Choice>
           <mc:Fallback>
             <w:pict>
-              <v:shape w14:anchorId="5099BE8F" id="Соединитель: уступ 24" o:spid="_x0000_s1026" type="#_x0000_t34" style="position:absolute;margin-left:-4.55pt;margin-top:335.65pt;width:58pt;height:25pt;flip:x;z-index:251189760;visibility:visible;mso-wrap-style:square;mso-width-percent:0;mso-height-percent:0;mso-wrap-distance-left:9pt;mso-wrap-distance-top:0;mso-wrap-distance-right:9pt;mso-wrap-distance-bottom:0;mso-position-horizontal:absolute;mso-position-horizontal-relative:text;mso-position-vertical:absolute;mso-position-vertical-relative:text;mso-width-percent:0;mso-height-percent:0;mso-width-relative:margin;mso-height-relative:margin" o:gfxdata="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" adj="21600" strokecolor="black [3040]">
+              <v:shape w14:anchorId="17E63343" id="Соединитель: уступ 24" o:spid="_x0000_s1026" type="#_x0000_t34" style="position:absolute;margin-left:-4.55pt;margin-top:335.65pt;width:58pt;height:25pt;flip:x;z-index:250963456;visibility:visible;mso-wrap-style:square;mso-width-percent:0;mso-height-percent:0;mso-wrap-distance-left:9pt;mso-wrap-distance-top:0;mso-wrap-distance-right:9pt;mso-wrap-distance-bottom:0;mso-position-horizontal:absolute;mso-position-horizontal-relative:text;mso-position-vertical:absolute;mso-position-vertical-relative:text;mso-width-percent:0;mso-height-percent:0;mso-width-relative:margin;mso-height-relative:margin" o:gfxdata="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" adj="21600" strokecolor="black [3040]">
                 <v:stroke endarrow="block"/>
               </v:shape>
             </w:pict>
@@ -10862,7 +11650,7 @@
         <mc:AlternateContent>
           <mc:Choice Requires="wps">
             <w:drawing>
-              <wp:anchor distT="0" distB="0" distL="114300" distR="114300" simplePos="0" relativeHeight="251180544" behindDoc="0" locked="0" layoutInCell="1" allowOverlap="1" wp14:anchorId="0E5EBBFA" wp14:editId="146E7E8D">
+              <wp:anchor distT="0" distB="0" distL="114300" distR="114300" simplePos="0" relativeHeight="250957312" behindDoc="0" locked="0" layoutInCell="1" allowOverlap="1" wp14:anchorId="0E5EBBFA" wp14:editId="146E7E8D">
                 <wp:simplePos x="0" y="0"/>
                 <wp:positionH relativeFrom="column">
                   <wp:posOffset>-577850</wp:posOffset>
@@ -10949,7 +11737,7 @@
           </mc:Choice>
           <mc:Fallback>
             <w:pict>
-              <v:shape w14:anchorId="0E5EBBFA" id="Блок-схема: процесс 23" o:spid="_x0000_s1053" type="#_x0000_t109" style="position:absolute;margin-left:-45.5pt;margin-top:360.95pt;width:85pt;height:30.5pt;z-index:251180544;visibility:visible;mso-wrap-style:square;mso-width-percent:0;mso-height-percent:0;mso-wrap-distance-left:9pt;mso-wrap-distance-top:0;mso-wrap-distance-right:9pt;mso-wrap-distance-bottom:0;mso-position-horizontal:absolute;mso-position-horizontal-relative:text;mso-position-vertical:absolute;mso-position-vertical-relative:text;mso-width-percent:0;mso-height-percent:0;mso-width-relative:margin;mso-height-relative:margin;v-text-anchor:middle" o:gfxdata="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" fillcolor="white [3201]" strokecolor="black [3200]" strokeweight="2pt">
+              <v:shape w14:anchorId="0E5EBBFA" id="Блок-схема: процесс 23" o:spid="_x0000_s1053" type="#_x0000_t109" style="position:absolute;margin-left:-45.5pt;margin-top:360.95pt;width:85pt;height:30.5pt;z-index:250957312;visibility:visible;mso-wrap-style:square;mso-width-percent:0;mso-height-percent:0;mso-wrap-distance-left:9pt;mso-wrap-distance-top:0;mso-wrap-distance-right:9pt;mso-wrap-distance-bottom:0;mso-position-horizontal:absolute;mso-position-horizontal-relative:text;mso-position-vertical:absolute;mso-position-vertical-relative:text;mso-width-percent:0;mso-height-percent:0;mso-width-relative:margin;mso-height-relative:margin;v-text-anchor:middle" o:gfxdata="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" fillcolor="white [3201]" strokecolor="black [3200]" strokeweight="2pt">
                 <v:textbox>
                   <w:txbxContent>
                     <w:p>
@@ -10993,7 +11781,7 @@
         <mc:AlternateContent>
           <mc:Choice Requires="wps">
             <w:drawing>
-              <wp:anchor distT="0" distB="0" distL="114300" distR="114300" simplePos="0" relativeHeight="251170304" behindDoc="0" locked="0" layoutInCell="1" allowOverlap="1" wp14:anchorId="03E80010" wp14:editId="0D2327A3">
+              <wp:anchor distT="0" distB="0" distL="114300" distR="114300" simplePos="0" relativeHeight="250951168" behindDoc="0" locked="0" layoutInCell="1" allowOverlap="1" wp14:anchorId="03E80010" wp14:editId="0D2327A3">
                 <wp:simplePos x="0" y="0"/>
                 <wp:positionH relativeFrom="column">
                   <wp:posOffset>-591185</wp:posOffset>
@@ -11080,7 +11868,7 @@
           </mc:Choice>
           <mc:Fallback>
             <w:pict>
-              <v:shape w14:anchorId="03E80010" id="Блок-схема: процесс 22" o:spid="_x0000_s1054" type="#_x0000_t109" style="position:absolute;margin-left:-46.55pt;margin-top:268.65pt;width:85pt;height:30.5pt;z-index:251170304;visibility:visible;mso-wrap-style:square;mso-width-percent:0;mso-height-percent:0;mso-wrap-distance-left:9pt;mso-wrap-distance-top:0;mso-wrap-distance-right:9pt;mso-wrap-distance-bottom:0;mso-position-horizontal:absolute;mso-position-horizontal-relative:text;mso-position-vertical:absolute;mso-position-vertical-relative:text;mso-width-percent:0;mso-height-percent:0;mso-width-relative:margin;mso-height-relative:margin;v-text-anchor:middle" o:gfxdata="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" fillcolor="white [3201]" strokecolor="black [3200]" strokeweight="2pt">
+              <v:shape w14:anchorId="03E80010" id="Блок-схема: процесс 22" o:spid="_x0000_s1054" type="#_x0000_t109" style="position:absolute;margin-left:-46.55pt;margin-top:268.65pt;width:85pt;height:30.5pt;z-index:250951168;visibility:visible;mso-wrap-style:square;mso-width-percent:0;mso-height-percent:0;mso-wrap-distance-left:9pt;mso-wrap-distance-top:0;mso-wrap-distance-right:9pt;mso-wrap-distance-bottom:0;mso-position-horizontal:absolute;mso-position-horizontal-relative:text;mso-position-vertical:absolute;mso-position-vertical-relative:text;mso-width-percent:0;mso-height-percent:0;mso-width-relative:margin;mso-height-relative:margin;v-text-anchor:middle" o:gfxdata="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" fillcolor="white [3201]" strokecolor="black [3200]" strokeweight="2pt">
                 <v:textbox>
                   <w:txbxContent>
                     <w:p>
@@ -11124,83 +11912,7 @@
         <mc:AlternateContent>
           <mc:Choice Requires="wps">
             <w:drawing>
-              <wp:anchor distT="0" distB="0" distL="114300" distR="114300" simplePos="0" relativeHeight="250882560" behindDoc="0" locked="0" layoutInCell="1" allowOverlap="1" wp14:anchorId="4467E127" wp14:editId="74C6699A">
-                <wp:simplePos x="0" y="0"/>
-                <wp:positionH relativeFrom="column">
-                  <wp:posOffset>824413</wp:posOffset>
-                </wp:positionH>
-                <wp:positionV relativeFrom="paragraph">
-                  <wp:posOffset>2137390</wp:posOffset>
-                </wp:positionV>
-                <wp:extent cx="45719" cy="279463"/>
-                <wp:effectExtent l="38100" t="0" r="50165" b="63500"/>
-                <wp:wrapNone/>
-                <wp:docPr id="14" name="Прямая со стрелкой 14"/>
-                <wp:cNvGraphicFramePr/>
-                <a:graphic xmlns:a="http://schemas.openxmlformats.org/drawingml/2006/main">
-                  <a:graphicData uri="http://schemas.microsoft.com/office/word/2010/wordprocessingShape">
-                    <wps:wsp>
-                      <wps:cNvCnPr/>
-                      <wps:spPr>
-                        <a:xfrm>
-                          <a:off x="0" y="0"/>
-                          <a:ext cx="45719" cy="279463"/>
-                        </a:xfrm>
-                        <a:prstGeom prst="straightConnector1">
-                          <a:avLst/>
-                        </a:prstGeom>
-                        <a:ln>
-                          <a:tailEnd type="triangle"/>
-                        </a:ln>
-                      </wps:spPr>
-                      <wps:style>
-                        <a:lnRef idx="1">
-                          <a:schemeClr val="dk1"/>
-                        </a:lnRef>
-                        <a:fillRef idx="0">
-                          <a:schemeClr val="dk1"/>
-                        </a:fillRef>
-                        <a:effectRef idx="0">
-                          <a:schemeClr val="dk1"/>
-                        </a:effectRef>
-                        <a:fontRef idx="minor">
-                          <a:schemeClr val="tx1"/>
-                        </a:fontRef>
-                      </wps:style>
-                      <wps:bodyPr/>
-                    </wps:wsp>
-                  </a:graphicData>
-                </a:graphic>
-                <wp14:sizeRelH relativeFrom="margin">
-                  <wp14:pctWidth>0</wp14:pctWidth>
-                </wp14:sizeRelH>
-                <wp14:sizeRelV relativeFrom="margin">
-                  <wp14:pctHeight>0</wp14:pctHeight>
-                </wp14:sizeRelV>
-              </wp:anchor>
-            </w:drawing>
-          </mc:Choice>
-          <mc:Fallback>
-            <w:pict>
-              <v:shape w14:anchorId="44847EE6" id="Прямая со стрелкой 14" o:spid="_x0000_s1026" type="#_x0000_t32" style="position:absolute;margin-left:64.9pt;margin-top:168.3pt;width:3.6pt;height:22pt;z-index:250882560;visibility:visible;mso-wrap-style:square;mso-width-percent:0;mso-height-percent:0;mso-wrap-distance-left:9pt;mso-wrap-distance-top:0;mso-wrap-distance-right:9pt;mso-wrap-distance-bottom:0;mso-position-horizontal:absolute;mso-position-horizontal-relative:text;mso-position-vertical:absolute;mso-position-vertical-relative:text;mso-width-percent:0;mso-height-percent:0;mso-width-relative:margin;mso-height-relative:margin" o:gfxdata="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" strokecolor="black [3040]">
-                <v:stroke endarrow="block"/>
-              </v:shape>
-            </w:pict>
-          </mc:Fallback>
-        </mc:AlternateContent>
-      </w:r>
-      <w:r>
-        <w:rPr>
-          <w:rFonts w:ascii="Times New Roman" w:hAnsi="Times New Roman"/>
-          <w:b/>
-          <w:noProof/>
-          <w:sz w:val="28"/>
-          <w:szCs w:val="28"/>
-        </w:rPr>
-        <mc:AlternateContent>
-          <mc:Choice Requires="wps">
-            <w:drawing>
-              <wp:anchor distT="0" distB="0" distL="114300" distR="114300" simplePos="0" relativeHeight="251130368" behindDoc="0" locked="0" layoutInCell="1" allowOverlap="1" wp14:anchorId="3A207EAB" wp14:editId="2D2A60C5">
+              <wp:anchor distT="0" distB="0" distL="114300" distR="114300" simplePos="0" relativeHeight="250906112" behindDoc="0" locked="0" layoutInCell="1" allowOverlap="1" wp14:anchorId="3A207EAB" wp14:editId="47C234A7">
                 <wp:simplePos x="0" y="0"/>
                 <wp:positionH relativeFrom="column">
                   <wp:posOffset>674259</wp:posOffset>
@@ -11282,7 +11994,7 @@
           </mc:Choice>
           <mc:Fallback>
             <w:pict>
-              <v:shape w14:anchorId="3A207EAB" id="Блок-схема: решение 20" o:spid="_x0000_s1055" type="#_x0000_t110" style="position:absolute;margin-left:53.1pt;margin-top:295.15pt;width:115.5pt;height:81.7pt;z-index:251130368;visibility:visible;mso-wrap-style:square;mso-width-percent:0;mso-height-percent:0;mso-wrap-distance-left:9pt;mso-wrap-distance-top:0;mso-wrap-distance-right:9pt;mso-wrap-distance-bottom:0;mso-position-horizontal:absolute;mso-position-horizontal-relative:text;mso-position-vertical:absolute;mso-position-vertical-relative:text;mso-width-percent:0;mso-height-percent:0;mso-width-relative:margin;mso-height-relative:margin;v-text-anchor:middle" o:gfxdata="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" fillcolor="white [3201]" strokecolor="black [3200]" strokeweight="2pt">
+              <v:shape w14:anchorId="3A207EAB" id="Блок-схема: решение 20" o:spid="_x0000_s1055" type="#_x0000_t110" style="position:absolute;margin-left:53.1pt;margin-top:295.15pt;width:115.5pt;height:81.7pt;z-index:250906112;visibility:visible;mso-wrap-style:square;mso-width-percent:0;mso-height-percent:0;mso-wrap-distance-left:9pt;mso-wrap-distance-top:0;mso-wrap-distance-right:9pt;mso-wrap-distance-bottom:0;mso-position-horizontal:absolute;mso-position-horizontal-relative:text;mso-position-vertical:absolute;mso-position-vertical-relative:text;mso-width-percent:0;mso-height-percent:0;mso-width-relative:margin;mso-height-relative:margin;v-text-anchor:middle" o:gfxdata="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" fillcolor="white [3201]" strokecolor="black [3200]" strokeweight="2pt">
                 <v:textbox>
                   <w:txbxContent>
                     <w:p>
@@ -11321,163 +12033,7 @@
         <mc:AlternateContent>
           <mc:Choice Requires="wps">
             <w:drawing>
-              <wp:anchor distT="0" distB="0" distL="114300" distR="114300" simplePos="0" relativeHeight="251072000" behindDoc="0" locked="0" layoutInCell="1" allowOverlap="1" wp14:anchorId="07DEBCBD" wp14:editId="5ACDC234">
-                <wp:simplePos x="0" y="0"/>
-                <wp:positionH relativeFrom="column">
-                  <wp:posOffset>874269</wp:posOffset>
-                </wp:positionH>
-                <wp:positionV relativeFrom="paragraph">
-                  <wp:posOffset>3128199</wp:posOffset>
-                </wp:positionV>
-                <wp:extent cx="527050" cy="607926"/>
-                <wp:effectExtent l="0" t="0" r="82550" b="59055"/>
-                <wp:wrapNone/>
-                <wp:docPr id="18" name="Соединитель: уступ 18"/>
-                <wp:cNvGraphicFramePr/>
-                <a:graphic xmlns:a="http://schemas.openxmlformats.org/drawingml/2006/main">
-                  <a:graphicData uri="http://schemas.microsoft.com/office/word/2010/wordprocessingShape">
-                    <wps:wsp>
-                      <wps:cNvCnPr/>
-                      <wps:spPr>
-                        <a:xfrm>
-                          <a:off x="0" y="0"/>
-                          <a:ext cx="527050" cy="607926"/>
-                        </a:xfrm>
-                        <a:prstGeom prst="bentConnector3">
-                          <a:avLst>
-                            <a:gd name="adj1" fmla="val 100709"/>
-                          </a:avLst>
-                        </a:prstGeom>
-                        <a:ln>
-                          <a:tailEnd type="triangle"/>
-                        </a:ln>
-                      </wps:spPr>
-                      <wps:style>
-                        <a:lnRef idx="1">
-                          <a:schemeClr val="dk1"/>
-                        </a:lnRef>
-                        <a:fillRef idx="0">
-                          <a:schemeClr val="dk1"/>
-                        </a:fillRef>
-                        <a:effectRef idx="0">
-                          <a:schemeClr val="dk1"/>
-                        </a:effectRef>
-                        <a:fontRef idx="minor">
-                          <a:schemeClr val="tx1"/>
-                        </a:fontRef>
-                      </wps:style>
-                      <wps:bodyPr/>
-                    </wps:wsp>
-                  </a:graphicData>
-                </a:graphic>
-                <wp14:sizeRelH relativeFrom="margin">
-                  <wp14:pctWidth>0</wp14:pctWidth>
-                </wp14:sizeRelH>
-                <wp14:sizeRelV relativeFrom="margin">
-                  <wp14:pctHeight>0</wp14:pctHeight>
-                </wp14:sizeRelV>
-              </wp:anchor>
-            </w:drawing>
-          </mc:Choice>
-          <mc:Fallback>
-            <w:pict>
-              <v:shape w14:anchorId="6BC04685" id="Соединитель: уступ 18" o:spid="_x0000_s1026" type="#_x0000_t34" style="position:absolute;margin-left:68.85pt;margin-top:246.3pt;width:41.5pt;height:47.85pt;z-index:251072000;visibility:visible;mso-wrap-style:square;mso-width-percent:0;mso-height-percent:0;mso-wrap-distance-left:9pt;mso-wrap-distance-top:0;mso-wrap-distance-right:9pt;mso-wrap-distance-bottom:0;mso-position-horizontal:absolute;mso-position-horizontal-relative:text;mso-position-vertical:absolute;mso-position-vertical-relative:text;mso-width-percent:0;mso-height-percent:0;mso-width-relative:margin;mso-height-relative:margin" o:gfxdata="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" adj="21753" strokecolor="black [3040]">
-                <v:stroke endarrow="block"/>
-              </v:shape>
-            </w:pict>
-          </mc:Fallback>
-        </mc:AlternateContent>
-      </w:r>
-      <w:r>
-        <w:rPr>
-          <w:rFonts w:ascii="Times New Roman" w:hAnsi="Times New Roman"/>
-          <w:b/>
-          <w:noProof/>
-          <w:sz w:val="28"/>
-          <w:szCs w:val="28"/>
-        </w:rPr>
-        <mc:AlternateContent>
-          <mc:Choice Requires="wps">
-            <w:drawing>
-              <wp:anchor distT="0" distB="0" distL="114300" distR="114300" simplePos="0" relativeHeight="251026944" behindDoc="0" locked="0" layoutInCell="1" allowOverlap="1" wp14:anchorId="1B5715F3" wp14:editId="4586555A">
-                <wp:simplePos x="0" y="0"/>
-                <wp:positionH relativeFrom="column">
-                  <wp:posOffset>-50267</wp:posOffset>
-                </wp:positionH>
-                <wp:positionV relativeFrom="paragraph">
-                  <wp:posOffset>2771050</wp:posOffset>
-                </wp:positionV>
-                <wp:extent cx="187461" cy="629496"/>
-                <wp:effectExtent l="76200" t="0" r="22225" b="56515"/>
-                <wp:wrapNone/>
-                <wp:docPr id="16" name="Соединитель: уступ 16"/>
-                <wp:cNvGraphicFramePr/>
-                <a:graphic xmlns:a="http://schemas.openxmlformats.org/drawingml/2006/main">
-                  <a:graphicData uri="http://schemas.microsoft.com/office/word/2010/wordprocessingShape">
-                    <wps:wsp>
-                      <wps:cNvCnPr/>
-                      <wps:spPr>
-                        <a:xfrm flipH="1">
-                          <a:off x="0" y="0"/>
-                          <a:ext cx="187461" cy="629496"/>
-                        </a:xfrm>
-                        <a:prstGeom prst="bentConnector3">
-                          <a:avLst>
-                            <a:gd name="adj1" fmla="val 99666"/>
-                          </a:avLst>
-                        </a:prstGeom>
-                        <a:ln>
-                          <a:tailEnd type="triangle"/>
-                        </a:ln>
-                      </wps:spPr>
-                      <wps:style>
-                        <a:lnRef idx="1">
-                          <a:schemeClr val="dk1"/>
-                        </a:lnRef>
-                        <a:fillRef idx="0">
-                          <a:schemeClr val="dk1"/>
-                        </a:fillRef>
-                        <a:effectRef idx="0">
-                          <a:schemeClr val="dk1"/>
-                        </a:effectRef>
-                        <a:fontRef idx="minor">
-                          <a:schemeClr val="tx1"/>
-                        </a:fontRef>
-                      </wps:style>
-                      <wps:bodyPr/>
-                    </wps:wsp>
-                  </a:graphicData>
-                </a:graphic>
-                <wp14:sizeRelH relativeFrom="margin">
-                  <wp14:pctWidth>0</wp14:pctWidth>
-                </wp14:sizeRelH>
-                <wp14:sizeRelV relativeFrom="margin">
-                  <wp14:pctHeight>0</wp14:pctHeight>
-                </wp14:sizeRelV>
-              </wp:anchor>
-            </w:drawing>
-          </mc:Choice>
-          <mc:Fallback>
-            <w:pict>
-              <v:shape w14:anchorId="69AAAEEC" id="Соединитель: уступ 16" o:spid="_x0000_s1026" type="#_x0000_t34" style="position:absolute;margin-left:-3.95pt;margin-top:218.2pt;width:14.75pt;height:49.55pt;flip:x;z-index:251026944;visibility:visible;mso-wrap-style:square;mso-width-percent:0;mso-height-percent:0;mso-wrap-distance-left:9pt;mso-wrap-distance-top:0;mso-wrap-distance-right:9pt;mso-wrap-distance-bottom:0;mso-position-horizontal:absolute;mso-position-horizontal-relative:text;mso-position-vertical:absolute;mso-position-vertical-relative:text;mso-width-percent:0;mso-height-percent:0;mso-width-relative:margin;mso-height-relative:margin" o:gfxdata="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" adj="21528" strokecolor="black [3040]">
-                <v:stroke endarrow="block"/>
-              </v:shape>
-            </w:pict>
-          </mc:Fallback>
-        </mc:AlternateContent>
-      </w:r>
-      <w:r>
-        <w:rPr>
-          <w:rFonts w:ascii="Times New Roman" w:hAnsi="Times New Roman"/>
-          <w:b/>
-          <w:noProof/>
-          <w:sz w:val="28"/>
-          <w:szCs w:val="28"/>
-        </w:rPr>
-        <mc:AlternateContent>
-          <mc:Choice Requires="wps">
-            <w:drawing>
-              <wp:anchor distT="0" distB="0" distL="114300" distR="114300" simplePos="0" relativeHeight="250823168" behindDoc="0" locked="0" layoutInCell="1" allowOverlap="1" wp14:anchorId="03009772" wp14:editId="41D0AB70">
+              <wp:anchor distT="0" distB="0" distL="114300" distR="114300" simplePos="0" relativeHeight="250525184" behindDoc="0" locked="0" layoutInCell="1" allowOverlap="1" wp14:anchorId="03009772" wp14:editId="41D0AB70">
                 <wp:simplePos x="0" y="0"/>
                 <wp:positionH relativeFrom="column">
                   <wp:posOffset>148401</wp:posOffset>
@@ -11559,7 +12115,7 @@
           </mc:Choice>
           <mc:Fallback>
             <w:pict>
-              <v:shape w14:anchorId="03009772" id="Блок-схема: решение 11" o:spid="_x0000_s1056" type="#_x0000_t110" style="position:absolute;margin-left:11.7pt;margin-top:189.35pt;width:115.5pt;height:57pt;z-index:250823168;visibility:visible;mso-wrap-style:square;mso-width-percent:0;mso-height-percent:0;mso-wrap-distance-left:9pt;mso-wrap-distance-top:0;mso-wrap-distance-right:9pt;mso-wrap-distance-bottom:0;mso-position-horizontal:absolute;mso-position-horizontal-relative:text;mso-position-vertical:absolute;mso-position-vertical-relative:text;mso-width-percent:0;mso-height-percent:0;mso-width-relative:margin;mso-height-relative:margin;v-text-anchor:middle" o:gfxdata="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" fillcolor="white [3201]" strokecolor="black [3200]" strokeweight="2pt">
+              <v:shape w14:anchorId="03009772" id="Блок-схема: решение 11" o:spid="_x0000_s1056" type="#_x0000_t110" style="position:absolute;margin-left:11.7pt;margin-top:189.35pt;width:115.5pt;height:57pt;z-index:250525184;visibility:visible;mso-wrap-style:square;mso-width-percent:0;mso-height-percent:0;mso-wrap-distance-left:9pt;mso-wrap-distance-top:0;mso-wrap-distance-right:9pt;mso-wrap-distance-bottom:0;mso-position-horizontal:absolute;mso-position-horizontal-relative:text;mso-position-vertical:absolute;mso-position-vertical-relative:text;mso-width-percent:0;mso-height-percent:0;mso-width-relative:margin;mso-height-relative:margin;v-text-anchor:middle" o:gfxdata="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" fillcolor="white [3201]" strokecolor="black [3200]" strokeweight="2pt">
                 <v:textbox>
                   <w:txbxContent>
                     <w:p>
@@ -11598,276 +12154,7 @@
         <mc:AlternateContent>
           <mc:Choice Requires="wps">
             <w:drawing>
-              <wp:anchor distT="0" distB="0" distL="114300" distR="114300" simplePos="0" relativeHeight="250789376" behindDoc="0" locked="0" layoutInCell="1" allowOverlap="1" wp14:anchorId="43FC3AFA" wp14:editId="673F1C68">
-                <wp:simplePos x="0" y="0"/>
-                <wp:positionH relativeFrom="column">
-                  <wp:posOffset>248539</wp:posOffset>
-                </wp:positionH>
-                <wp:positionV relativeFrom="paragraph">
-                  <wp:posOffset>1431264</wp:posOffset>
-                </wp:positionV>
-                <wp:extent cx="1225550" cy="698500"/>
-                <wp:effectExtent l="0" t="0" r="12700" b="25400"/>
-                <wp:wrapNone/>
-                <wp:docPr id="10" name="Блок-схема: ручной ввод 10"/>
-                <wp:cNvGraphicFramePr/>
-                <a:graphic xmlns:a="http://schemas.openxmlformats.org/drawingml/2006/main">
-                  <a:graphicData uri="http://schemas.microsoft.com/office/word/2010/wordprocessingShape">
-                    <wps:wsp>
-                      <wps:cNvSpPr/>
-                      <wps:spPr>
-                        <a:xfrm>
-                          <a:off x="0" y="0"/>
-                          <a:ext cx="1225550" cy="698500"/>
-                        </a:xfrm>
-                        <a:prstGeom prst="flowChartManualInput">
-                          <a:avLst/>
-                        </a:prstGeom>
-                      </wps:spPr>
-                      <wps:style>
-                        <a:lnRef idx="2">
-                          <a:schemeClr val="dk1"/>
-                        </a:lnRef>
-                        <a:fillRef idx="1">
-                          <a:schemeClr val="lt1"/>
-                        </a:fillRef>
-                        <a:effectRef idx="0">
-                          <a:schemeClr val="dk1"/>
-                        </a:effectRef>
-                        <a:fontRef idx="minor">
-                          <a:schemeClr val="dk1"/>
-                        </a:fontRef>
-                      </wps:style>
-                      <wps:txbx>
-                        <w:txbxContent>
-                          <w:p>
-                            <w:pPr>
-                              <w:jc w:val="center"/>
-                              <w:rPr>
-                                <w:rFonts w:ascii="Times New Roman" w:hAnsi="Times New Roman"/>
-                                <w:sz w:val="16"/>
-                                <w:szCs w:val="16"/>
-                              </w:rPr>
-                            </w:pPr>
-                            <w:r>
-                              <w:rPr>
-                                <w:rFonts w:ascii="Times New Roman" w:hAnsi="Times New Roman"/>
-                                <w:sz w:val="16"/>
-                                <w:szCs w:val="16"/>
-                              </w:rPr>
-                              <w:t xml:space="preserve">Ввод мастер-пароля </w:t>
-                            </w:r>
-                          </w:p>
-                        </w:txbxContent>
-                      </wps:txbx>
-                      <wps:bodyPr rot="0" spcFirstLastPara="0" vertOverflow="overflow" horzOverflow="overflow" vert="horz" wrap="square" lIns="91440" tIns="45720" rIns="91440" bIns="45720" numCol="1" spcCol="0" rtlCol="0" fromWordArt="0" anchor="ctr" anchorCtr="0" forceAA="0" compatLnSpc="1">
-                        <a:prstTxWarp prst="textNoShape">
-                          <a:avLst/>
-                        </a:prstTxWarp>
-                        <a:noAutofit/>
-                      </wps:bodyPr>
-                    </wps:wsp>
-                  </a:graphicData>
-                </a:graphic>
-                <wp14:sizeRelH relativeFrom="margin">
-                  <wp14:pctWidth>0</wp14:pctWidth>
-                </wp14:sizeRelH>
-                <wp14:sizeRelV relativeFrom="margin">
-                  <wp14:pctHeight>0</wp14:pctHeight>
-                </wp14:sizeRelV>
-              </wp:anchor>
-            </w:drawing>
-          </mc:Choice>
-          <mc:Fallback>
-            <w:pict>
-              <v:shape w14:anchorId="43FC3AFA" id="Блок-схема: ручной ввод 10" o:spid="_x0000_s1057" type="#_x0000_t118" style="position:absolute;margin-left:19.55pt;margin-top:112.7pt;width:96.5pt;height:55pt;z-index:250789376;visibility:visible;mso-wrap-style:square;mso-width-percent:0;mso-height-percent:0;mso-wrap-distance-left:9pt;mso-wrap-distance-top:0;mso-wrap-distance-right:9pt;mso-wrap-distance-bottom:0;mso-position-horizontal:absolute;mso-position-horizontal-relative:text;mso-position-vertical:absolute;mso-position-vertical-relative:text;mso-width-percent:0;mso-height-percent:0;mso-width-relative:margin;mso-height-relative:margin;v-text-anchor:middle" o:gfxdata="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" fillcolor="white [3201]" strokecolor="black [3200]" strokeweight="2pt">
-                <v:textbox>
-                  <w:txbxContent>
-                    <w:p>
-                      <w:pPr>
-                        <w:jc w:val="center"/>
-                        <w:rPr>
-                          <w:rFonts w:ascii="Times New Roman" w:hAnsi="Times New Roman"/>
-                          <w:sz w:val="16"/>
-                          <w:szCs w:val="16"/>
-                        </w:rPr>
-                      </w:pPr>
-                      <w:r>
-                        <w:rPr>
-                          <w:rFonts w:ascii="Times New Roman" w:hAnsi="Times New Roman"/>
-                          <w:sz w:val="16"/>
-                          <w:szCs w:val="16"/>
-                        </w:rPr>
-                        <w:t xml:space="preserve">Ввод мастер-пароля </w:t>
-                      </w:r>
-                    </w:p>
-                  </w:txbxContent>
-                </v:textbox>
-              </v:shape>
-            </w:pict>
-          </mc:Fallback>
-        </mc:AlternateContent>
-      </w:r>
-      <w:r>
-        <w:rPr>
-          <w:rFonts w:ascii="Times New Roman" w:hAnsi="Times New Roman"/>
-          <w:b/>
-          <w:noProof/>
-          <w:sz w:val="28"/>
-          <w:szCs w:val="28"/>
-        </w:rPr>
-        <mc:AlternateContent>
-          <mc:Choice Requires="wps">
-            <w:drawing>
-              <wp:anchor distT="0" distB="0" distL="114300" distR="114300" simplePos="0" relativeHeight="250848768" behindDoc="0" locked="0" layoutInCell="1" allowOverlap="1" wp14:anchorId="432F0E7F" wp14:editId="06DDA428">
-                <wp:simplePos x="0" y="0"/>
-                <wp:positionH relativeFrom="column">
-                  <wp:posOffset>865708</wp:posOffset>
-                </wp:positionH>
-                <wp:positionV relativeFrom="paragraph">
-                  <wp:posOffset>1160450</wp:posOffset>
-                </wp:positionV>
-                <wp:extent cx="1312113" cy="343814"/>
-                <wp:effectExtent l="76200" t="0" r="21590" b="56515"/>
-                <wp:wrapNone/>
-                <wp:docPr id="13" name="Соединитель: уступ 13"/>
-                <wp:cNvGraphicFramePr/>
-                <a:graphic xmlns:a="http://schemas.openxmlformats.org/drawingml/2006/main">
-                  <a:graphicData uri="http://schemas.microsoft.com/office/word/2010/wordprocessingShape">
-                    <wps:wsp>
-                      <wps:cNvCnPr/>
-                      <wps:spPr>
-                        <a:xfrm flipH="1">
-                          <a:off x="0" y="0"/>
-                          <a:ext cx="1312113" cy="343814"/>
-                        </a:xfrm>
-                        <a:prstGeom prst="bentConnector3">
-                          <a:avLst>
-                            <a:gd name="adj1" fmla="val 100120"/>
-                          </a:avLst>
-                        </a:prstGeom>
-                        <a:ln>
-                          <a:tailEnd type="triangle"/>
-                        </a:ln>
-                      </wps:spPr>
-                      <wps:style>
-                        <a:lnRef idx="1">
-                          <a:schemeClr val="dk1"/>
-                        </a:lnRef>
-                        <a:fillRef idx="0">
-                          <a:schemeClr val="dk1"/>
-                        </a:fillRef>
-                        <a:effectRef idx="0">
-                          <a:schemeClr val="dk1"/>
-                        </a:effectRef>
-                        <a:fontRef idx="minor">
-                          <a:schemeClr val="tx1"/>
-                        </a:fontRef>
-                      </wps:style>
-                      <wps:bodyPr/>
-                    </wps:wsp>
-                  </a:graphicData>
-                </a:graphic>
-                <wp14:sizeRelH relativeFrom="margin">
-                  <wp14:pctWidth>0</wp14:pctWidth>
-                </wp14:sizeRelH>
-                <wp14:sizeRelV relativeFrom="margin">
-                  <wp14:pctHeight>0</wp14:pctHeight>
-                </wp14:sizeRelV>
-              </wp:anchor>
-            </w:drawing>
-          </mc:Choice>
-          <mc:Fallback>
-            <w:pict>
-              <v:shape w14:anchorId="56D2B258" id="Соединитель: уступ 13" o:spid="_x0000_s1026" type="#_x0000_t34" style="position:absolute;margin-left:68.15pt;margin-top:91.35pt;width:103.3pt;height:27.05pt;flip:x;z-index:250848768;visibility:visible;mso-wrap-style:square;mso-width-percent:0;mso-height-percent:0;mso-wrap-distance-left:9pt;mso-wrap-distance-top:0;mso-wrap-distance-right:9pt;mso-wrap-distance-bottom:0;mso-position-horizontal:absolute;mso-position-horizontal-relative:text;mso-position-vertical:absolute;mso-position-vertical-relative:text;mso-width-percent:0;mso-height-percent:0;mso-width-relative:margin;mso-height-relative:margin" o:gfxdata="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" adj="21626" strokecolor="black [3040]">
-                <v:stroke endarrow="block"/>
-              </v:shape>
-            </w:pict>
-          </mc:Fallback>
-        </mc:AlternateContent>
-      </w:r>
-      <w:r>
-        <w:rPr>
-          <w:rFonts w:ascii="Times New Roman" w:hAnsi="Times New Roman"/>
-          <w:b/>
-          <w:noProof/>
-          <w:sz w:val="28"/>
-          <w:szCs w:val="28"/>
-        </w:rPr>
-        <mc:AlternateContent>
-          <mc:Choice Requires="wps">
-            <w:drawing>
-              <wp:anchor distT="0" distB="0" distL="114300" distR="114300" simplePos="0" relativeHeight="250883584" behindDoc="0" locked="0" layoutInCell="1" allowOverlap="1" wp14:anchorId="1BDDC216" wp14:editId="26AAFB4A">
-                <wp:simplePos x="0" y="0"/>
-                <wp:positionH relativeFrom="column">
-                  <wp:posOffset>2958465</wp:posOffset>
-                </wp:positionH>
-                <wp:positionV relativeFrom="paragraph">
-                  <wp:posOffset>395605</wp:posOffset>
-                </wp:positionV>
-                <wp:extent cx="12700" cy="260350"/>
-                <wp:effectExtent l="57150" t="0" r="63500" b="63500"/>
-                <wp:wrapNone/>
-                <wp:docPr id="8" name="Прямая со стрелкой 8"/>
-                <wp:cNvGraphicFramePr/>
-                <a:graphic xmlns:a="http://schemas.openxmlformats.org/drawingml/2006/main">
-                  <a:graphicData uri="http://schemas.microsoft.com/office/word/2010/wordprocessingShape">
-                    <wps:wsp>
-                      <wps:cNvCnPr/>
-                      <wps:spPr>
-                        <a:xfrm>
-                          <a:off x="0" y="0"/>
-                          <a:ext cx="12700" cy="260350"/>
-                        </a:xfrm>
-                        <a:prstGeom prst="straightConnector1">
-                          <a:avLst/>
-                        </a:prstGeom>
-                        <a:ln>
-                          <a:tailEnd type="triangle"/>
-                        </a:ln>
-                      </wps:spPr>
-                      <wps:style>
-                        <a:lnRef idx="1">
-                          <a:schemeClr val="dk1"/>
-                        </a:lnRef>
-                        <a:fillRef idx="0">
-                          <a:schemeClr val="dk1"/>
-                        </a:fillRef>
-                        <a:effectRef idx="0">
-                          <a:schemeClr val="dk1"/>
-                        </a:effectRef>
-                        <a:fontRef idx="minor">
-                          <a:schemeClr val="tx1"/>
-                        </a:fontRef>
-                      </wps:style>
-                      <wps:bodyPr/>
-                    </wps:wsp>
-                  </a:graphicData>
-                </a:graphic>
-              </wp:anchor>
-            </w:drawing>
-          </mc:Choice>
-          <mc:Fallback>
-            <w:pict>
-              <v:shape w14:anchorId="59EE1E56" id="Прямая со стрелкой 8" o:spid="_x0000_s1026" type="#_x0000_t32" style="position:absolute;margin-left:232.95pt;margin-top:31.15pt;width:1pt;height:20.5pt;z-index:250883584;visibility:visible;mso-wrap-style:square;mso-wrap-distance-left:9pt;mso-wrap-distance-top:0;mso-wrap-distance-right:9pt;mso-wrap-distance-bottom:0;mso-position-horizontal:absolute;mso-position-horizontal-relative:text;mso-position-vertical:absolute;mso-position-vertical-relative:text" o:gfxdata="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" strokecolor="black [3040]">
-                <v:stroke endarrow="block"/>
-              </v:shape>
-            </w:pict>
-          </mc:Fallback>
-        </mc:AlternateContent>
-      </w:r>
-      <w:r>
-        <w:rPr>
-          <w:rFonts w:ascii="Times New Roman" w:hAnsi="Times New Roman"/>
-          <w:b/>
-          <w:noProof/>
-          <w:sz w:val="28"/>
-          <w:szCs w:val="28"/>
-        </w:rPr>
-        <mc:AlternateContent>
-          <mc:Choice Requires="wps">
-            <w:drawing>
-              <wp:anchor distT="0" distB="0" distL="114300" distR="114300" simplePos="0" relativeHeight="250752512" behindDoc="0" locked="0" layoutInCell="1" allowOverlap="1" wp14:anchorId="52C1CCD7" wp14:editId="3C310B66">
+              <wp:anchor distT="0" distB="0" distL="114300" distR="114300" simplePos="0" relativeHeight="250752512" behindDoc="0" locked="0" layoutInCell="1" allowOverlap="1" wp14:anchorId="52C1CCD7" wp14:editId="05F88342">
                 <wp:simplePos x="0" y="0"/>
                 <wp:positionH relativeFrom="column">
                   <wp:posOffset>2171065</wp:posOffset>
@@ -11949,7 +12236,7 @@
           </mc:Choice>
           <mc:Fallback>
             <w:pict>
-              <v:shape w14:anchorId="52C1CCD7" id="Блок-схема: решение 5" o:spid="_x0000_s1058" type="#_x0000_t110" style="position:absolute;margin-left:170.95pt;margin-top:51.15pt;width:125.2pt;height:80pt;z-index:250752512;visibility:visible;mso-wrap-style:square;mso-width-percent:0;mso-height-percent:0;mso-wrap-distance-left:9pt;mso-wrap-distance-top:0;mso-wrap-distance-right:9pt;mso-wrap-distance-bottom:0;mso-position-horizontal:absolute;mso-position-horizontal-relative:text;mso-position-vertical:absolute;mso-position-vertical-relative:text;mso-width-percent:0;mso-height-percent:0;mso-width-relative:margin;mso-height-relative:margin;v-text-anchor:middle" o:gfxdata="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" fillcolor="white [3201]" strokecolor="black [3200]" strokeweight="2pt">
+              <v:shape w14:anchorId="52C1CCD7" id="Блок-схема: решение 5" o:spid="_x0000_s1057" type="#_x0000_t110" style="position:absolute;margin-left:170.95pt;margin-top:51.15pt;width:125.2pt;height:80pt;z-index:250752512;visibility:visible;mso-wrap-style:square;mso-width-percent:0;mso-height-percent:0;mso-wrap-distance-left:9pt;mso-wrap-distance-top:0;mso-wrap-distance-right:9pt;mso-wrap-distance-bottom:0;mso-position-horizontal:absolute;mso-position-horizontal-relative:text;mso-position-vertical:absolute;mso-position-vertical-relative:text;mso-width-percent:0;mso-height-percent:0;mso-width-relative:margin;mso-height-relative:margin;v-text-anchor:middle" o:gfxdata="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" fillcolor="white [3201]" strokecolor="black [3200]" strokeweight="2pt">
                 <v:textbox>
                   <w:txbxContent>
                     <w:p>
@@ -12045,7 +12332,7 @@
                                 <w:sz w:val="16"/>
                                 <w:szCs w:val="16"/>
                               </w:rPr>
-                              <w:t>Запуск программы</w:t>
+                              <w:t>Начало</w:t>
                             </w:r>
                           </w:p>
                         </w:txbxContent>
@@ -12070,7 +12357,7 @@
           </mc:Choice>
           <mc:Fallback>
             <w:pict>
-              <v:shape w14:anchorId="668025AB" id="Блок-схема: знак завершения 4" o:spid="_x0000_s1059" type="#_x0000_t116" style="position:absolute;margin-left:183.55pt;margin-top:3pt;width:98.3pt;height:28.8pt;z-index:250743296;visibility:visible;mso-wrap-style:square;mso-width-percent:0;mso-height-percent:0;mso-wrap-distance-left:9pt;mso-wrap-distance-top:0;mso-wrap-distance-right:9pt;mso-wrap-distance-bottom:0;mso-position-horizontal:absolute;mso-position-horizontal-relative:text;mso-position-vertical:absolute;mso-position-vertical-relative:text;mso-width-percent:0;mso-height-percent:0;mso-width-relative:margin;mso-height-relative:margin;v-text-anchor:middle" o:gfxdata="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" fillcolor="white [3201]" strokecolor="black [3200]" strokeweight="2pt">
+              <v:shape w14:anchorId="668025AB" id="Блок-схема: знак завершения 4" o:spid="_x0000_s1058" type="#_x0000_t116" style="position:absolute;margin-left:183.55pt;margin-top:3pt;width:98.3pt;height:28.8pt;z-index:250743296;visibility:visible;mso-wrap-style:square;mso-width-percent:0;mso-height-percent:0;mso-wrap-distance-left:9pt;mso-wrap-distance-top:0;mso-wrap-distance-right:9pt;mso-wrap-distance-bottom:0;mso-position-horizontal:absolute;mso-position-horizontal-relative:text;mso-position-vertical:absolute;mso-position-vertical-relative:text;mso-width-percent:0;mso-height-percent:0;mso-width-relative:margin;mso-height-relative:margin;v-text-anchor:middle" o:gfxdata="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" fillcolor="white [3201]" strokecolor="black [3200]" strokeweight="2pt">
                 <v:textbox>
                   <w:txbxContent>
                     <w:p>
@@ -12088,7 +12375,7 @@
                           <w:sz w:val="16"/>
                           <w:szCs w:val="16"/>
                         </w:rPr>
-                        <w:t>Запуск программы</w:t>
+                        <w:t>Начало</w:t>
                       </w:r>
                     </w:p>
                   </w:txbxContent>
@@ -12347,7 +12634,25 @@
           <w:sz w:val="28"/>
           <w:szCs w:val="28"/>
         </w:rPr>
-        <w:t>В разработанной версии реализованы регистрация пользователя, проверка мастер-пароля, ограничение числа неудачных попыток входа, шифрование и расшифрование базы данных, а также сохранение хранилища в зашифрованный бинарный файл. Для защиты данных использованы библиотека OpenSSL, PBKDF2-HMAC-SHA256 и алгоритм AES-256-GCM [4–7].</w:t>
+        <w:t xml:space="preserve">В разработанной версии реализованы регистрация пользователя, проверка мастер-пароля, ограничение числа неудачных попыток входа, шифрование и расшифрование базы данных, а также сохранение хранилища в зашифрованный бинарный файл. Для защиты данных использованы библиотека </w:t>
+      </w:r>
+      <w:proofErr w:type="spellStart"/>
+      <w:r>
+        <w:rPr>
+          <w:rFonts w:ascii="Times New Roman" w:hAnsi="Times New Roman"/>
+          <w:sz w:val="28"/>
+          <w:szCs w:val="28"/>
+        </w:rPr>
+        <w:t>OpenSSL</w:t>
+      </w:r>
+      <w:proofErr w:type="spellEnd"/>
+      <w:r>
+        <w:rPr>
+          <w:rFonts w:ascii="Times New Roman" w:hAnsi="Times New Roman"/>
+          <w:sz w:val="28"/>
+          <w:szCs w:val="28"/>
+        </w:rPr>
+        <w:t>, PBKDF2-HMAC-SHA256 и алгоритм AES-256-GCM [4–7].</w:t>
       </w:r>
     </w:p>
     <w:p>
@@ -12443,6 +12748,7 @@
           <w:lang w:val="en-US"/>
         </w:rPr>
       </w:pPr>
+      <w:proofErr w:type="spellStart"/>
       <w:r>
         <w:rPr>
           <w:rFonts w:ascii="Times New Roman" w:hAnsi="Times New Roman"/>
@@ -12450,7 +12756,17 @@
           <w:szCs w:val="28"/>
           <w:lang w:val="en-US"/>
         </w:rPr>
-        <w:t xml:space="preserve">Stroustrup B. </w:t>
+        <w:t>Stroustrup</w:t>
+      </w:r>
+      <w:proofErr w:type="spellEnd"/>
+      <w:r>
+        <w:rPr>
+          <w:rFonts w:ascii="Times New Roman" w:hAnsi="Times New Roman"/>
+          <w:sz w:val="28"/>
+          <w:szCs w:val="28"/>
+          <w:lang w:val="en-US"/>
+        </w:rPr>
+        <w:t xml:space="preserve"> B. </w:t>
       </w:r>
       <w:r>
         <w:rPr>
@@ -12518,13 +12834,41 @@
         </w:rPr>
         <w:t xml:space="preserve">. </w:t>
       </w:r>
-      <w:r>
-        <w:rPr>
-          <w:rFonts w:ascii="Times New Roman" w:hAnsi="Times New Roman"/>
-          <w:sz w:val="28"/>
-          <w:szCs w:val="28"/>
-        </w:rPr>
-        <w:t>Sebastopol: O’Reilly Media, 2014. 336 p. ISBN 978-1491903995.</w:t>
+      <w:proofErr w:type="spellStart"/>
+      <w:r>
+        <w:rPr>
+          <w:rFonts w:ascii="Times New Roman" w:hAnsi="Times New Roman"/>
+          <w:sz w:val="28"/>
+          <w:szCs w:val="28"/>
+        </w:rPr>
+        <w:t>Sebastopol</w:t>
+      </w:r>
+      <w:proofErr w:type="spellEnd"/>
+      <w:r>
+        <w:rPr>
+          <w:rFonts w:ascii="Times New Roman" w:hAnsi="Times New Roman"/>
+          <w:sz w:val="28"/>
+          <w:szCs w:val="28"/>
+        </w:rPr>
+        <w:t xml:space="preserve">: </w:t>
+      </w:r>
+      <w:proofErr w:type="spellStart"/>
+      <w:r>
+        <w:rPr>
+          <w:rFonts w:ascii="Times New Roman" w:hAnsi="Times New Roman"/>
+          <w:sz w:val="28"/>
+          <w:szCs w:val="28"/>
+        </w:rPr>
+        <w:t>O’Reilly</w:t>
+      </w:r>
+      <w:proofErr w:type="spellEnd"/>
+      <w:r>
+        <w:rPr>
+          <w:rFonts w:ascii="Times New Roman" w:hAnsi="Times New Roman"/>
+          <w:sz w:val="28"/>
+          <w:szCs w:val="28"/>
+        </w:rPr>
+        <w:t xml:space="preserve"> Media, 2014. 336 p. ISBN 978-1491903995.</w:t>
       </w:r>
     </w:p>
     <w:p>
@@ -12618,13 +12962,41 @@
         </w:rPr>
         <w:t xml:space="preserve">. </w:t>
       </w:r>
-      <w:r>
-        <w:rPr>
-          <w:rFonts w:ascii="Times New Roman" w:hAnsi="Times New Roman"/>
-          <w:sz w:val="28"/>
-          <w:szCs w:val="28"/>
-        </w:rPr>
-        <w:t xml:space="preserve">Indianapolis: Wiley Publishing, 2010. ISBN 978-0470474242. </w:t>
+      <w:proofErr w:type="spellStart"/>
+      <w:r>
+        <w:rPr>
+          <w:rFonts w:ascii="Times New Roman" w:hAnsi="Times New Roman"/>
+          <w:sz w:val="28"/>
+          <w:szCs w:val="28"/>
+        </w:rPr>
+        <w:t>Indianapolis</w:t>
+      </w:r>
+      <w:proofErr w:type="spellEnd"/>
+      <w:r>
+        <w:rPr>
+          <w:rFonts w:ascii="Times New Roman" w:hAnsi="Times New Roman"/>
+          <w:sz w:val="28"/>
+          <w:szCs w:val="28"/>
+        </w:rPr>
+        <w:t xml:space="preserve">: </w:t>
+      </w:r>
+      <w:proofErr w:type="spellStart"/>
+      <w:r>
+        <w:rPr>
+          <w:rFonts w:ascii="Times New Roman" w:hAnsi="Times New Roman"/>
+          <w:sz w:val="28"/>
+          <w:szCs w:val="28"/>
+        </w:rPr>
+        <w:t>Wiley</w:t>
+      </w:r>
+      <w:proofErr w:type="spellEnd"/>
+      <w:r>
+        <w:rPr>
+          <w:rFonts w:ascii="Times New Roman" w:hAnsi="Times New Roman"/>
+          <w:sz w:val="28"/>
+          <w:szCs w:val="28"/>
+        </w:rPr>
+        <w:t xml:space="preserve"> Publishing, 2010. ISBN 978-0470474242. </w:t>
       </w:r>
     </w:p>
     <w:p>
@@ -12643,6 +13015,7 @@
           <w:lang w:val="en-US"/>
         </w:rPr>
       </w:pPr>
+      <w:proofErr w:type="spellStart"/>
       <w:r>
         <w:rPr>
           <w:rFonts w:ascii="Times New Roman" w:hAnsi="Times New Roman"/>
@@ -12650,7 +13023,37 @@
           <w:szCs w:val="28"/>
           <w:lang w:val="en-US"/>
         </w:rPr>
-        <w:t xml:space="preserve">Paar C., Pelzl J. </w:t>
+        <w:t>Paar</w:t>
+      </w:r>
+      <w:proofErr w:type="spellEnd"/>
+      <w:r>
+        <w:rPr>
+          <w:rFonts w:ascii="Times New Roman" w:hAnsi="Times New Roman"/>
+          <w:sz w:val="28"/>
+          <w:szCs w:val="28"/>
+          <w:lang w:val="en-US"/>
+        </w:rPr>
+        <w:t xml:space="preserve"> C., </w:t>
+      </w:r>
+      <w:proofErr w:type="spellStart"/>
+      <w:r>
+        <w:rPr>
+          <w:rFonts w:ascii="Times New Roman" w:hAnsi="Times New Roman"/>
+          <w:sz w:val="28"/>
+          <w:szCs w:val="28"/>
+          <w:lang w:val="en-US"/>
+        </w:rPr>
+        <w:t>Pelzl</w:t>
+      </w:r>
+      <w:proofErr w:type="spellEnd"/>
+      <w:r>
+        <w:rPr>
+          <w:rFonts w:ascii="Times New Roman" w:hAnsi="Times New Roman"/>
+          <w:sz w:val="28"/>
+          <w:szCs w:val="28"/>
+          <w:lang w:val="en-US"/>
+        </w:rPr>
+        <w:t xml:space="preserve"> J. </w:t>
       </w:r>
       <w:r>
         <w:rPr>
@@ -12678,7 +13081,25 @@
           <w:sz w:val="28"/>
           <w:szCs w:val="28"/>
         </w:rPr>
-        <w:t>Berlin; Heidelberg: Springer, 2010. ISBN 978-3-642-04101-3.</w:t>
+        <w:t xml:space="preserve">Berlin; </w:t>
+      </w:r>
+      <w:proofErr w:type="spellStart"/>
+      <w:r>
+        <w:rPr>
+          <w:rFonts w:ascii="Times New Roman" w:hAnsi="Times New Roman"/>
+          <w:sz w:val="28"/>
+          <w:szCs w:val="28"/>
+        </w:rPr>
+        <w:t>Heidelberg</w:t>
+      </w:r>
+      <w:proofErr w:type="spellEnd"/>
+      <w:r>
+        <w:rPr>
+          <w:rFonts w:ascii="Times New Roman" w:hAnsi="Times New Roman"/>
+          <w:sz w:val="28"/>
+          <w:szCs w:val="28"/>
+        </w:rPr>
+        <w:t>: Springer, 2010. ISBN 978-3-642-04101-3.</w:t>
       </w:r>
     </w:p>
     <w:p>
